--- a/documents/project_concept.docx
+++ b/documents/project_concept.docx
@@ -2206,7 +2206,21 @@
           <w:rFonts w:ascii="Times New Roman" w:hAnsi="Times New Roman" w:cs="Times New Roman"/>
           <w:sz w:val="24"/>
         </w:rPr>
-        <w:t>Создать в течение одного учебного семестра удобный и эффективный веб-ориентированный программный комплекс, который автоматизирует ключевые процессы взаимодействия с клиентами и управления заказами автосервиса, повысив тем самым операционную эффективность компании и удовлетворенность клиентов.</w:t>
+        <w:t xml:space="preserve">Создать в течение одного учебного семестра </w:t>
+      </w:r>
+      <w:r>
+        <w:rPr>
+          <w:rFonts w:ascii="Times New Roman" w:hAnsi="Times New Roman" w:cs="Times New Roman"/>
+          <w:sz w:val="24"/>
+        </w:rPr>
+        <w:t xml:space="preserve">(до 15 декабря 2025 года) </w:t>
+      </w:r>
+      <w:r>
+        <w:rPr>
+          <w:rFonts w:ascii="Times New Roman" w:hAnsi="Times New Roman" w:cs="Times New Roman"/>
+          <w:sz w:val="24"/>
+        </w:rPr>
+        <w:t>удобный и эффективный веб-ориентированный программный комплекс, который автоматизирует ключевые процессы взаимодействия с клиентами и управления заказами автосервиса, повысив тем самым операционную эффективность компании и удовлетворенность клиентов.</w:t>
       </w:r>
     </w:p>
     <w:p>
@@ -2353,6 +2367,47 @@
       </w:r>
     </w:p>
     <w:p>
+      <w:r>
+        <w:t xml:space="preserve">Для Разработчиков: </w:t>
+      </w:r>
+    </w:p>
+    <w:p>
+      <w:pPr>
+        <w:numPr>
+          <w:ilvl w:val="0"/>
+          <w:numId w:val="23"/>
+        </w:numPr>
+      </w:pPr>
+      <w:r>
+        <w:t>Практическое применение теоретических знаний в области объектно-ориентированного анализа и проектирования, веб-разработки и проектирования баз данных.</w:t>
+      </w:r>
+    </w:p>
+    <w:p>
+      <w:pPr>
+        <w:numPr>
+          <w:ilvl w:val="0"/>
+          <w:numId w:val="23"/>
+        </w:numPr>
+      </w:pPr>
+      <w:r>
+        <w:t>Получение опыта работы в полном цикле разработки программного обеспечения.</w:t>
+      </w:r>
+    </w:p>
+    <w:p>
+      <w:pPr>
+        <w:numPr>
+          <w:ilvl w:val="0"/>
+          <w:numId w:val="23"/>
+        </w:numPr>
+      </w:pPr>
+      <w:r>
+        <w:t>Развитие навыков командной работы, проектного планирования</w:t>
+      </w:r>
+      <w:r>
+        <w:t>.</w:t>
+      </w:r>
+    </w:p>
+    <w:p>
       <w:pPr>
         <w:pStyle w:val="1"/>
       </w:pPr>
@@ -2471,6 +2526,7 @@
         <w:ind w:left="360"/>
       </w:pPr>
       <w:r>
+        <w:lastRenderedPageBreak/>
         <w:t>Обеспечение менеджеров эффективными инструментами для управления рабочими процессами</w:t>
       </w:r>
       <w:r>
@@ -2549,8 +2605,754 @@
         <w:ind w:left="723"/>
       </w:pPr>
       <w:r>
+        <w:t>Задача 3.2. Спроектировать и реализовать реляционную БД.</w:t>
+      </w:r>
+    </w:p>
+    <w:p>
+      <w:pPr>
+        <w:pStyle w:val="2"/>
+        <w:rPr>
+          <w:lang w:val="en-US"/>
+        </w:rPr>
+      </w:pPr>
+      <w:bookmarkStart w:id="11" w:name="_Toc147596841"/>
+      <w:r>
+        <w:t>Предположения</w:t>
+      </w:r>
+      <w:r>
+        <w:t xml:space="preserve"> и</w:t>
+      </w:r>
+      <w:r>
+        <w:rPr>
+          <w:lang w:val="en-US"/>
+        </w:rPr>
+        <w:t xml:space="preserve"> </w:t>
+      </w:r>
+      <w:r>
+        <w:t>Ограничения</w:t>
+      </w:r>
+      <w:bookmarkEnd w:id="11"/>
+    </w:p>
+    <w:p>
+      <w:pPr>
+        <w:rPr>
+          <w:lang w:val="en-US"/>
+        </w:rPr>
+      </w:pPr>
+      <w:r>
+        <w:t>Предположения</w:t>
+      </w:r>
+      <w:r>
+        <w:rPr>
+          <w:lang w:val="en-US"/>
+        </w:rPr>
+        <w:t>:</w:t>
+      </w:r>
+    </w:p>
+    <w:p>
+      <w:pPr>
+        <w:numPr>
+          <w:ilvl w:val="0"/>
+          <w:numId w:val="8"/>
+        </w:numPr>
+        <w:ind w:left="723"/>
+      </w:pPr>
+      <w:r>
+        <w:t>У сотрудников и клиентов есть стабильный доступ в Интернет.</w:t>
+      </w:r>
+    </w:p>
+    <w:p>
+      <w:pPr>
+        <w:numPr>
+          <w:ilvl w:val="0"/>
+          <w:numId w:val="8"/>
+        </w:numPr>
+        <w:ind w:left="723"/>
+      </w:pPr>
+      <w:r>
+        <w:t>Клиенты пользуются устройствами с актуальными браузерами</w:t>
+      </w:r>
+      <w:r>
+        <w:t>.</w:t>
+      </w:r>
+    </w:p>
+    <w:p>
+      <w:pPr>
+        <w:rPr>
+          <w:lang w:val="en-US"/>
+        </w:rPr>
+      </w:pPr>
+      <w:r>
+        <w:t>Ограничения</w:t>
+      </w:r>
+      <w:r>
+        <w:rPr>
+          <w:lang w:val="en-US"/>
+        </w:rPr>
+        <w:t xml:space="preserve">: </w:t>
+      </w:r>
+    </w:p>
+    <w:p>
+      <w:pPr>
+        <w:numPr>
+          <w:ilvl w:val="0"/>
+          <w:numId w:val="7"/>
+        </w:numPr>
+      </w:pPr>
+      <w:r>
+        <w:t>Система не будет интегрирована с внешними системами (бухгалтерия, склад, платежные шлюзы).</w:t>
+      </w:r>
+    </w:p>
+    <w:p>
+      <w:pPr>
+        <w:numPr>
+          <w:ilvl w:val="0"/>
+          <w:numId w:val="7"/>
+        </w:numPr>
+      </w:pPr>
+      <w:r>
+        <w:t>Функционал автоматических уведомлений (</w:t>
+      </w:r>
+      <w:r>
+        <w:rPr>
+          <w:lang w:val="en-US"/>
+        </w:rPr>
+        <w:t>email</w:t>
+      </w:r>
+      <w:r>
+        <w:t>/</w:t>
+      </w:r>
+      <w:r>
+        <w:rPr>
+          <w:lang w:val="en-US"/>
+        </w:rPr>
+        <w:t>SMS</w:t>
+      </w:r>
+      <w:r>
+        <w:t>)</w:t>
+      </w:r>
+      <w:r>
+        <w:t xml:space="preserve"> </w:t>
+      </w:r>
+      <w:r>
+        <w:t>не реализуется в рамках базового проекта.</w:t>
+      </w:r>
+    </w:p>
+    <w:p>
+      <w:pPr>
+        <w:numPr>
+          <w:ilvl w:val="0"/>
+          <w:numId w:val="7"/>
+        </w:numPr>
+      </w:pPr>
+      <w:r>
+        <w:t>Ресурсы и время проекта ограничены рамками учебного процесса.</w:t>
+      </w:r>
+    </w:p>
+    <w:p>
+      <w:pPr>
+        <w:pStyle w:val="2"/>
+      </w:pPr>
+      <w:bookmarkStart w:id="12" w:name="_Toc147596842"/>
+      <w:r>
+        <w:t>Анализ использования</w:t>
+      </w:r>
+      <w:bookmarkEnd w:id="12"/>
+    </w:p>
+    <w:p>
+      <w:pPr>
+        <w:pStyle w:val="3"/>
+      </w:pPr>
+      <w:bookmarkStart w:id="13" w:name="_Toc147596843"/>
+      <w:r>
+        <w:t>Пользователи</w:t>
+      </w:r>
+      <w:bookmarkEnd w:id="13"/>
+    </w:p>
+    <w:p>
+      <w:pPr>
+        <w:numPr>
+          <w:ilvl w:val="0"/>
+          <w:numId w:val="6"/>
+        </w:numPr>
+      </w:pPr>
+      <w:r>
+        <w:t>Клиент</w:t>
+      </w:r>
+      <w:r>
+        <w:t xml:space="preserve">: </w:t>
+      </w:r>
+      <w:r>
+        <w:t>автовладелец, желающий записаться на услуги сервиса и отслеживать статус выполнения своего заказа.</w:t>
+      </w:r>
+    </w:p>
+    <w:p>
+      <w:pPr>
+        <w:numPr>
+          <w:ilvl w:val="0"/>
+          <w:numId w:val="6"/>
+        </w:numPr>
+      </w:pPr>
+      <w:r>
+        <w:t>Менеджер</w:t>
+      </w:r>
+      <w:r>
+        <w:t xml:space="preserve">: </w:t>
+      </w:r>
+      <w:r>
+        <w:t xml:space="preserve">сотрудник сервиса, управляющий расписанием, заказами и клиентами. </w:t>
+      </w:r>
+    </w:p>
+    <w:p>
+      <w:pPr>
+        <w:pStyle w:val="3"/>
+      </w:pPr>
+      <w:bookmarkStart w:id="14" w:name="_Toc147596844"/>
+      <w:r>
+        <w:t>Сценарии использования</w:t>
+      </w:r>
+      <w:bookmarkEnd w:id="14"/>
+    </w:p>
+    <w:p>
+      <w:pPr>
+        <w:rPr>
+          <w:lang w:val="en-US"/>
+        </w:rPr>
+      </w:pPr>
+      <w:r>
+        <w:t>Для клиента</w:t>
+      </w:r>
+      <w:r>
+        <w:rPr>
+          <w:lang w:val="en-US"/>
+        </w:rPr>
+        <w:t xml:space="preserve">: </w:t>
+      </w:r>
+    </w:p>
+    <w:p>
+      <w:pPr>
+        <w:pStyle w:val="HTML"/>
+        <w:numPr>
+          <w:ilvl w:val="0"/>
+          <w:numId w:val="24"/>
+        </w:numPr>
+        <w:tabs>
+          <w:tab w:val="clear" w:pos="916"/>
+          <w:tab w:val="left" w:pos="284"/>
+        </w:tabs>
+        <w:wordWrap w:val="0"/>
+        <w:spacing w:after="120" w:line="330" w:lineRule="atLeast"/>
+        <w:ind w:left="284" w:hanging="284"/>
+        <w:jc w:val="both"/>
+        <w:rPr>
+          <w:rFonts w:ascii="Times New Roman" w:hAnsi="Times New Roman" w:cs="Times New Roman"/>
+          <w:sz w:val="24"/>
+        </w:rPr>
+      </w:pPr>
+      <w:r>
+        <w:rPr>
+          <w:rFonts w:ascii="Times New Roman" w:hAnsi="Times New Roman" w:cs="Times New Roman"/>
+          <w:sz w:val="24"/>
+        </w:rPr>
+        <w:t>Регистрация и аутентификация в системе.</w:t>
+      </w:r>
+    </w:p>
+    <w:p>
+      <w:pPr>
+        <w:numPr>
+          <w:ilvl w:val="0"/>
+          <w:numId w:val="25"/>
+        </w:numPr>
+      </w:pPr>
+      <w:r>
+        <w:t>Клиент вводит свои данные (ФИО, email, телефон, пароль) для создания учетной записи.</w:t>
+      </w:r>
+    </w:p>
+    <w:p>
+      <w:pPr>
+        <w:numPr>
+          <w:ilvl w:val="0"/>
+          <w:numId w:val="25"/>
+        </w:numPr>
+      </w:pPr>
+      <w:r>
+        <w:t>Клиент входит в систему, используя email и пароль.</w:t>
+      </w:r>
+    </w:p>
+    <w:p>
+      <w:pPr>
+        <w:pStyle w:val="HTML"/>
+        <w:numPr>
+          <w:ilvl w:val="0"/>
+          <w:numId w:val="24"/>
+        </w:numPr>
+        <w:tabs>
+          <w:tab w:val="clear" w:pos="916"/>
+          <w:tab w:val="left" w:pos="284"/>
+        </w:tabs>
+        <w:wordWrap w:val="0"/>
+        <w:spacing w:after="120" w:line="330" w:lineRule="atLeast"/>
+        <w:ind w:left="284" w:hanging="284"/>
+        <w:jc w:val="both"/>
+        <w:rPr>
+          <w:rFonts w:ascii="Times New Roman" w:hAnsi="Times New Roman" w:cs="Times New Roman"/>
+          <w:sz w:val="24"/>
+        </w:rPr>
+      </w:pPr>
+      <w:r>
+        <w:rPr>
+          <w:rFonts w:ascii="Times New Roman" w:hAnsi="Times New Roman" w:cs="Times New Roman"/>
+          <w:sz w:val="24"/>
+        </w:rPr>
+        <w:t>Просмотр доступных услуг и времени для записи.</w:t>
+      </w:r>
+    </w:p>
+    <w:p>
+      <w:pPr>
+        <w:numPr>
+          <w:ilvl w:val="0"/>
+          <w:numId w:val="26"/>
+        </w:numPr>
+      </w:pPr>
+      <w:r>
+        <w:t>Клиент просматривает каталог услуг автосервиса с описанием и стоимостью.</w:t>
+      </w:r>
+    </w:p>
+    <w:p>
+      <w:pPr>
+        <w:numPr>
+          <w:ilvl w:val="0"/>
+          <w:numId w:val="26"/>
+        </w:numPr>
+      </w:pPr>
+      <w:r>
+        <w:t>Система отображает доступные слоты для записи на выбранную дату.</w:t>
+      </w:r>
+    </w:p>
+    <w:p>
+      <w:pPr>
+        <w:pStyle w:val="HTML"/>
+        <w:numPr>
+          <w:ilvl w:val="0"/>
+          <w:numId w:val="24"/>
+        </w:numPr>
+        <w:tabs>
+          <w:tab w:val="clear" w:pos="916"/>
+          <w:tab w:val="left" w:pos="284"/>
+        </w:tabs>
+        <w:wordWrap w:val="0"/>
+        <w:spacing w:after="120" w:line="330" w:lineRule="atLeast"/>
+        <w:ind w:left="284" w:hanging="284"/>
+        <w:jc w:val="both"/>
+        <w:rPr>
+          <w:rFonts w:ascii="Times New Roman" w:hAnsi="Times New Roman" w:cs="Times New Roman"/>
+          <w:sz w:val="24"/>
+        </w:rPr>
+      </w:pPr>
+      <w:r>
+        <w:rPr>
+          <w:rFonts w:ascii="Times New Roman" w:hAnsi="Times New Roman" w:cs="Times New Roman"/>
+          <w:sz w:val="24"/>
+        </w:rPr>
+        <w:t>Создание нового заказа на услугу (запись).</w:t>
+      </w:r>
+    </w:p>
+    <w:p>
+      <w:pPr>
+        <w:numPr>
+          <w:ilvl w:val="0"/>
+          <w:numId w:val="27"/>
+        </w:numPr>
+      </w:pPr>
+      <w:r>
+        <w:t>Клиент выбирает услугу, желаемую дату и время.</w:t>
+      </w:r>
+    </w:p>
+    <w:p>
+      <w:pPr>
+        <w:numPr>
+          <w:ilvl w:val="0"/>
+          <w:numId w:val="27"/>
+        </w:numPr>
+      </w:pPr>
+      <w:r>
         <w:lastRenderedPageBreak/>
-        <w:t>Задача 3.2. Спроектировать и реализовать реляционную БД.</w:t>
+        <w:t>Клиент подтверждает запись, создается заказ со статусом "В ожидании".</w:t>
+      </w:r>
+    </w:p>
+    <w:p>
+      <w:pPr>
+        <w:pStyle w:val="HTML"/>
+        <w:numPr>
+          <w:ilvl w:val="0"/>
+          <w:numId w:val="24"/>
+        </w:numPr>
+        <w:tabs>
+          <w:tab w:val="clear" w:pos="916"/>
+          <w:tab w:val="left" w:pos="284"/>
+        </w:tabs>
+        <w:wordWrap w:val="0"/>
+        <w:spacing w:after="120" w:line="330" w:lineRule="atLeast"/>
+        <w:ind w:left="284" w:hanging="284"/>
+        <w:jc w:val="both"/>
+        <w:rPr>
+          <w:rFonts w:ascii="Times New Roman" w:hAnsi="Times New Roman" w:cs="Times New Roman"/>
+          <w:sz w:val="24"/>
+        </w:rPr>
+      </w:pPr>
+      <w:r>
+        <w:rPr>
+          <w:rFonts w:ascii="Times New Roman" w:hAnsi="Times New Roman" w:cs="Times New Roman"/>
+          <w:sz w:val="24"/>
+        </w:rPr>
+        <w:t>Просмотр истории своих заказов.</w:t>
+      </w:r>
+    </w:p>
+    <w:p>
+      <w:pPr>
+        <w:numPr>
+          <w:ilvl w:val="0"/>
+          <w:numId w:val="28"/>
+        </w:numPr>
+      </w:pPr>
+      <w:r>
+        <w:t>Клиент видит список всех своих предыдущих и текущих заказов с деталями (дата, услуга, статус, стоимость).</w:t>
+      </w:r>
+    </w:p>
+    <w:p>
+      <w:pPr>
+        <w:pStyle w:val="HTML"/>
+        <w:numPr>
+          <w:ilvl w:val="0"/>
+          <w:numId w:val="24"/>
+        </w:numPr>
+        <w:tabs>
+          <w:tab w:val="clear" w:pos="916"/>
+          <w:tab w:val="left" w:pos="284"/>
+        </w:tabs>
+        <w:wordWrap w:val="0"/>
+        <w:spacing w:after="120" w:line="330" w:lineRule="atLeast"/>
+        <w:ind w:left="284" w:hanging="284"/>
+        <w:jc w:val="both"/>
+        <w:rPr>
+          <w:rFonts w:ascii="Times New Roman" w:hAnsi="Times New Roman" w:cs="Times New Roman"/>
+          <w:sz w:val="24"/>
+        </w:rPr>
+      </w:pPr>
+      <w:r>
+        <w:rPr>
+          <w:rFonts w:ascii="Times New Roman" w:hAnsi="Times New Roman" w:cs="Times New Roman"/>
+          <w:sz w:val="24"/>
+        </w:rPr>
+        <w:t>Отслеживание текущего статуса выполнения заказа</w:t>
+      </w:r>
+      <w:r>
+        <w:rPr>
+          <w:rFonts w:ascii="Times New Roman" w:hAnsi="Times New Roman" w:cs="Times New Roman"/>
+          <w:sz w:val="24"/>
+        </w:rPr>
+        <w:t>.</w:t>
+      </w:r>
+    </w:p>
+    <w:p>
+      <w:pPr>
+        <w:numPr>
+          <w:ilvl w:val="0"/>
+          <w:numId w:val="28"/>
+        </w:numPr>
+      </w:pPr>
+      <w:r>
+        <w:t>Клиент видит актуальный статус своего заказа: "В ожидании", "В работе", "Выполнено".</w:t>
+      </w:r>
+    </w:p>
+    <w:p>
+      <w:pPr>
+        <w:rPr>
+          <w:lang w:val="en-US"/>
+        </w:rPr>
+      </w:pPr>
+      <w:r>
+        <w:t>Для менеджера</w:t>
+      </w:r>
+      <w:r>
+        <w:rPr>
+          <w:lang w:val="en-US"/>
+        </w:rPr>
+        <w:t>:</w:t>
+      </w:r>
+    </w:p>
+    <w:p>
+      <w:pPr>
+        <w:pStyle w:val="HTML"/>
+        <w:numPr>
+          <w:ilvl w:val="0"/>
+          <w:numId w:val="29"/>
+        </w:numPr>
+        <w:tabs>
+          <w:tab w:val="clear" w:pos="916"/>
+          <w:tab w:val="left" w:pos="284"/>
+        </w:tabs>
+        <w:wordWrap w:val="0"/>
+        <w:spacing w:after="120" w:line="330" w:lineRule="atLeast"/>
+        <w:ind w:left="284" w:hanging="284"/>
+        <w:jc w:val="both"/>
+        <w:rPr>
+          <w:rFonts w:ascii="Times New Roman" w:hAnsi="Times New Roman" w:cs="Times New Roman"/>
+          <w:sz w:val="24"/>
+        </w:rPr>
+      </w:pPr>
+      <w:r>
+        <w:rPr>
+          <w:rFonts w:ascii="Times New Roman" w:hAnsi="Times New Roman" w:cs="Times New Roman"/>
+          <w:sz w:val="24"/>
+        </w:rPr>
+        <w:t>Аутентификация в системе.</w:t>
+      </w:r>
+    </w:p>
+    <w:p>
+      <w:pPr>
+        <w:numPr>
+          <w:ilvl w:val="0"/>
+          <w:numId w:val="28"/>
+        </w:numPr>
+      </w:pPr>
+      <w:r>
+        <w:t>Менеджер входит в систему, используя логин и пароль.</w:t>
+      </w:r>
+    </w:p>
+    <w:p>
+      <w:pPr>
+        <w:pStyle w:val="HTML"/>
+        <w:numPr>
+          <w:ilvl w:val="0"/>
+          <w:numId w:val="29"/>
+        </w:numPr>
+        <w:tabs>
+          <w:tab w:val="clear" w:pos="916"/>
+          <w:tab w:val="left" w:pos="284"/>
+        </w:tabs>
+        <w:wordWrap w:val="0"/>
+        <w:spacing w:after="120" w:line="330" w:lineRule="atLeast"/>
+        <w:ind w:left="284" w:hanging="284"/>
+        <w:jc w:val="both"/>
+        <w:rPr>
+          <w:rFonts w:ascii="Times New Roman" w:hAnsi="Times New Roman" w:cs="Times New Roman"/>
+          <w:sz w:val="24"/>
+        </w:rPr>
+      </w:pPr>
+      <w:r>
+        <w:rPr>
+          <w:rFonts w:ascii="Times New Roman" w:hAnsi="Times New Roman" w:cs="Times New Roman"/>
+          <w:sz w:val="24"/>
+        </w:rPr>
+        <w:t>Просмотр и редактирование расписания на день/неделю.</w:t>
+      </w:r>
+    </w:p>
+    <w:p>
+      <w:pPr>
+        <w:numPr>
+          <w:ilvl w:val="0"/>
+          <w:numId w:val="28"/>
+        </w:numPr>
+      </w:pPr>
+      <w:r>
+        <w:t>Менеджер видит сетку расписания с занятыми и свободными слотами.</w:t>
+      </w:r>
+    </w:p>
+    <w:p>
+      <w:pPr>
+        <w:numPr>
+          <w:ilvl w:val="0"/>
+          <w:numId w:val="28"/>
+        </w:numPr>
+      </w:pPr>
+      <w:r>
+        <w:t>Менеджер может вручную заблокировать временные слоты или изменить время существующей записи.</w:t>
+      </w:r>
+    </w:p>
+    <w:p>
+      <w:pPr>
+        <w:pStyle w:val="HTML"/>
+        <w:numPr>
+          <w:ilvl w:val="0"/>
+          <w:numId w:val="29"/>
+        </w:numPr>
+        <w:tabs>
+          <w:tab w:val="clear" w:pos="916"/>
+          <w:tab w:val="left" w:pos="284"/>
+        </w:tabs>
+        <w:wordWrap w:val="0"/>
+        <w:spacing w:after="120" w:line="330" w:lineRule="atLeast"/>
+        <w:ind w:left="284" w:hanging="284"/>
+        <w:jc w:val="both"/>
+        <w:rPr>
+          <w:rFonts w:ascii="Times New Roman" w:hAnsi="Times New Roman" w:cs="Times New Roman"/>
+          <w:sz w:val="24"/>
+        </w:rPr>
+      </w:pPr>
+      <w:r>
+        <w:rPr>
+          <w:rFonts w:ascii="Times New Roman" w:hAnsi="Times New Roman" w:cs="Times New Roman"/>
+          <w:sz w:val="24"/>
+        </w:rPr>
+        <w:t>Просмотр списка всех заказов.</w:t>
+      </w:r>
+    </w:p>
+    <w:p>
+      <w:pPr>
+        <w:numPr>
+          <w:ilvl w:val="0"/>
+          <w:numId w:val="30"/>
+        </w:numPr>
+      </w:pPr>
+      <w:r>
+        <w:t>Менеджер видит таблицу со всеми заказами, с возможностью фильтрации по статусу и дате.</w:t>
+      </w:r>
+    </w:p>
+    <w:p>
+      <w:pPr>
+        <w:pStyle w:val="HTML"/>
+        <w:numPr>
+          <w:ilvl w:val="0"/>
+          <w:numId w:val="29"/>
+        </w:numPr>
+        <w:tabs>
+          <w:tab w:val="clear" w:pos="916"/>
+          <w:tab w:val="left" w:pos="284"/>
+        </w:tabs>
+        <w:wordWrap w:val="0"/>
+        <w:spacing w:after="120" w:line="330" w:lineRule="atLeast"/>
+        <w:ind w:left="284" w:hanging="284"/>
+        <w:jc w:val="both"/>
+        <w:rPr>
+          <w:rFonts w:ascii="Times New Roman" w:hAnsi="Times New Roman" w:cs="Times New Roman"/>
+          <w:sz w:val="24"/>
+        </w:rPr>
+      </w:pPr>
+      <w:r>
+        <w:rPr>
+          <w:rFonts w:ascii="Times New Roman" w:hAnsi="Times New Roman" w:cs="Times New Roman"/>
+          <w:sz w:val="24"/>
+        </w:rPr>
+        <w:t>Изменение статусов заказов.</w:t>
+      </w:r>
+    </w:p>
+    <w:p>
+      <w:pPr>
+        <w:numPr>
+          <w:ilvl w:val="0"/>
+          <w:numId w:val="30"/>
+        </w:numPr>
+      </w:pPr>
+      <w:r>
+        <w:t>Менеджер меняет статус заказа по мере его выполнения ("В ожидании", "В работе", "Выполнено").</w:t>
+      </w:r>
+    </w:p>
+    <w:p>
+      <w:pPr>
+        <w:pStyle w:val="HTML"/>
+        <w:numPr>
+          <w:ilvl w:val="0"/>
+          <w:numId w:val="29"/>
+        </w:numPr>
+        <w:tabs>
+          <w:tab w:val="clear" w:pos="916"/>
+          <w:tab w:val="left" w:pos="284"/>
+        </w:tabs>
+        <w:wordWrap w:val="0"/>
+        <w:spacing w:after="120" w:line="330" w:lineRule="atLeast"/>
+        <w:ind w:left="284" w:hanging="284"/>
+        <w:jc w:val="both"/>
+        <w:rPr>
+          <w:rFonts w:ascii="Times New Roman" w:hAnsi="Times New Roman" w:cs="Times New Roman"/>
+          <w:sz w:val="24"/>
+        </w:rPr>
+      </w:pPr>
+      <w:r>
+        <w:rPr>
+          <w:rFonts w:ascii="Times New Roman" w:hAnsi="Times New Roman" w:cs="Times New Roman"/>
+          <w:sz w:val="24"/>
+        </w:rPr>
+        <w:t>Управление заказами на запчасти</w:t>
+      </w:r>
+      <w:r>
+        <w:rPr>
+          <w:rFonts w:ascii="Times New Roman" w:hAnsi="Times New Roman" w:cs="Times New Roman"/>
+          <w:sz w:val="24"/>
+        </w:rPr>
+        <w:t>.</w:t>
+      </w:r>
+    </w:p>
+    <w:p>
+      <w:pPr>
+        <w:numPr>
+          <w:ilvl w:val="0"/>
+          <w:numId w:val="30"/>
+        </w:numPr>
+      </w:pPr>
+      <w:r>
+        <w:t>Менеджер создает заявку на запчасть, необходимую для заказа.</w:t>
+      </w:r>
+    </w:p>
+    <w:p>
+      <w:pPr>
+        <w:numPr>
+          <w:ilvl w:val="0"/>
+          <w:numId w:val="30"/>
+        </w:numPr>
+      </w:pPr>
+      <w:r>
+        <w:t>Менеджер обновляет статус заявки на запчасть ("Заказано", "Доставлено").</w:t>
+      </w:r>
+    </w:p>
+    <w:p>
+      <w:pPr>
+        <w:pStyle w:val="HTML"/>
+        <w:numPr>
+          <w:ilvl w:val="0"/>
+          <w:numId w:val="29"/>
+        </w:numPr>
+        <w:tabs>
+          <w:tab w:val="clear" w:pos="916"/>
+          <w:tab w:val="left" w:pos="284"/>
+        </w:tabs>
+        <w:wordWrap w:val="0"/>
+        <w:spacing w:after="120" w:line="330" w:lineRule="atLeast"/>
+        <w:ind w:left="284" w:hanging="284"/>
+        <w:jc w:val="both"/>
+        <w:rPr>
+          <w:rFonts w:ascii="Times New Roman" w:hAnsi="Times New Roman" w:cs="Times New Roman"/>
+          <w:sz w:val="24"/>
+        </w:rPr>
+      </w:pPr>
+      <w:r>
+        <w:rPr>
+          <w:rFonts w:ascii="Times New Roman" w:hAnsi="Times New Roman" w:cs="Times New Roman"/>
+          <w:sz w:val="24"/>
+        </w:rPr>
+        <w:t>Просмотр и обновление контактной информации клиентов и заметок по заказу.</w:t>
+      </w:r>
+    </w:p>
+    <w:p>
+      <w:pPr>
+        <w:numPr>
+          <w:ilvl w:val="0"/>
+          <w:numId w:val="31"/>
+        </w:numPr>
+      </w:pPr>
+      <w:r>
+        <w:t>Менеджер может редактировать профиль клиента (телефон, email).</w:t>
+      </w:r>
+    </w:p>
+    <w:p>
+      <w:pPr>
+        <w:numPr>
+          <w:ilvl w:val="0"/>
+          <w:numId w:val="31"/>
+        </w:numPr>
+      </w:pPr>
+      <w:r>
+        <w:t>Менеджер может добавлять текстовые заметки к заказу (например, "клиент просил проверить тормоза").</w:t>
       </w:r>
     </w:p>
     <w:p>
@@ -2560,226 +3362,216 @@
           <w:lang w:val="en-US"/>
         </w:rPr>
       </w:pPr>
-      <w:bookmarkStart w:id="11" w:name="_Toc147596841"/>
-      <w:r>
-        <w:t>Предположения</w:t>
-      </w:r>
-      <w:r>
-        <w:t xml:space="preserve"> и</w:t>
-      </w:r>
-      <w:r>
-        <w:rPr>
-          <w:lang w:val="en-US"/>
-        </w:rPr>
-        <w:t xml:space="preserve"> </w:t>
-      </w:r>
-      <w:r>
-        <w:t>Ограничения</w:t>
-      </w:r>
-      <w:bookmarkEnd w:id="11"/>
-    </w:p>
-    <w:p>
-      <w:pPr>
-        <w:rPr>
-          <w:lang w:val="en-US"/>
-        </w:rPr>
-      </w:pPr>
-      <w:r>
-        <w:t>Предположения</w:t>
-      </w:r>
-      <w:r>
-        <w:rPr>
-          <w:lang w:val="en-US"/>
-        </w:rPr>
-        <w:t>:</w:t>
-      </w:r>
-    </w:p>
-    <w:p>
-      <w:pPr>
-        <w:numPr>
-          <w:ilvl w:val="0"/>
-          <w:numId w:val="8"/>
-        </w:numPr>
-        <w:ind w:left="723"/>
-      </w:pPr>
-      <w:r>
-        <w:t>У сотрудников и клиентов есть стабильный доступ в Интернет.</w:t>
-      </w:r>
-    </w:p>
-    <w:p>
-      <w:pPr>
-        <w:numPr>
-          <w:ilvl w:val="0"/>
-          <w:numId w:val="8"/>
-        </w:numPr>
-        <w:ind w:left="723"/>
-      </w:pPr>
-      <w:r>
-        <w:t>Клиенты пользуются устройствами с актуальными браузерами</w:t>
-      </w:r>
-      <w:r>
-        <w:t>.</w:t>
-      </w:r>
-    </w:p>
-    <w:p>
-      <w:pPr>
-        <w:rPr>
-          <w:lang w:val="en-US"/>
-        </w:rPr>
-      </w:pPr>
-      <w:r>
-        <w:t>Ограничения</w:t>
-      </w:r>
-      <w:r>
-        <w:rPr>
-          <w:lang w:val="en-US"/>
-        </w:rPr>
-        <w:t xml:space="preserve">: </w:t>
-      </w:r>
-    </w:p>
-    <w:p>
-      <w:pPr>
-        <w:numPr>
-          <w:ilvl w:val="0"/>
-          <w:numId w:val="7"/>
-        </w:numPr>
-      </w:pPr>
-      <w:r>
-        <w:t>Система не будет интегрирована с внешними системами (бухгалтерия, склад, платежные шлюзы).</w:t>
-      </w:r>
-    </w:p>
-    <w:p>
-      <w:pPr>
-        <w:numPr>
-          <w:ilvl w:val="0"/>
-          <w:numId w:val="7"/>
-        </w:numPr>
-      </w:pPr>
-      <w:r>
-        <w:t>Функционал автоматических уведомлений (</w:t>
-      </w:r>
-      <w:r>
-        <w:rPr>
-          <w:lang w:val="en-US"/>
-        </w:rPr>
-        <w:t>email</w:t>
-      </w:r>
-      <w:r>
-        <w:t>/</w:t>
-      </w:r>
-      <w:r>
-        <w:rPr>
-          <w:lang w:val="en-US"/>
-        </w:rPr>
-        <w:t>SMS</w:t>
-      </w:r>
-      <w:r>
-        <w:t>)</w:t>
-      </w:r>
-      <w:r>
-        <w:t xml:space="preserve"> </w:t>
-      </w:r>
-      <w:r>
-        <w:t>не реализуется в рамках базового проекта.</w:t>
-      </w:r>
-    </w:p>
-    <w:p>
-      <w:pPr>
-        <w:numPr>
-          <w:ilvl w:val="0"/>
-          <w:numId w:val="7"/>
-        </w:numPr>
-      </w:pPr>
-      <w:r>
-        <w:t>Ресурсы и время проекта ограничены рамками учебного процесса.</w:t>
-      </w:r>
-    </w:p>
-    <w:p>
-      <w:pPr>
-        <w:pStyle w:val="2"/>
-      </w:pPr>
-      <w:bookmarkStart w:id="12" w:name="_Toc147596842"/>
-      <w:r>
-        <w:t>Анализ использования</w:t>
-      </w:r>
-      <w:bookmarkEnd w:id="12"/>
+      <w:bookmarkStart w:id="15" w:name="_Toc147596845"/>
+      <w:r>
+        <w:t>Требования</w:t>
+      </w:r>
+      <w:bookmarkEnd w:id="15"/>
     </w:p>
     <w:p>
       <w:pPr>
         <w:pStyle w:val="3"/>
       </w:pPr>
-      <w:bookmarkStart w:id="13" w:name="_Toc147596843"/>
-      <w:r>
-        <w:t>Пользователи</w:t>
-      </w:r>
-      <w:bookmarkEnd w:id="13"/>
-    </w:p>
-    <w:p>
-      <w:pPr>
-        <w:numPr>
-          <w:ilvl w:val="0"/>
-          <w:numId w:val="6"/>
-        </w:numPr>
-      </w:pPr>
-      <w:r>
-        <w:t>Клиент</w:t>
-      </w:r>
-      <w:r>
-        <w:t xml:space="preserve">: </w:t>
-      </w:r>
-      <w:r>
-        <w:t>автовладелец, желающий записаться на услуги сервиса и отслеживать статус выполнения своего заказа.</w:t>
-      </w:r>
-    </w:p>
-    <w:p>
-      <w:pPr>
-        <w:numPr>
-          <w:ilvl w:val="0"/>
-          <w:numId w:val="6"/>
-        </w:numPr>
-      </w:pPr>
-      <w:r>
-        <w:t>Менеджер</w:t>
-      </w:r>
-      <w:r>
-        <w:t xml:space="preserve">: </w:t>
-      </w:r>
-      <w:r>
-        <w:t xml:space="preserve">сотрудник сервиса, управляющий расписанием, заказами и клиентами. </w:t>
+      <w:bookmarkStart w:id="16" w:name="_Toc147596846"/>
+      <w:r>
+        <w:t>Требования пользователей</w:t>
+      </w:r>
+      <w:bookmarkEnd w:id="16"/>
+    </w:p>
+    <w:p>
+      <w:pPr>
+        <w:pStyle w:val="HTML"/>
+        <w:numPr>
+          <w:ilvl w:val="0"/>
+          <w:numId w:val="32"/>
+        </w:numPr>
+        <w:tabs>
+          <w:tab w:val="clear" w:pos="916"/>
+          <w:tab w:val="left" w:pos="284"/>
+        </w:tabs>
+        <w:wordWrap w:val="0"/>
+        <w:spacing w:after="120" w:line="330" w:lineRule="atLeast"/>
+        <w:ind w:left="284" w:hanging="284"/>
+        <w:jc w:val="both"/>
+        <w:rPr>
+          <w:rFonts w:ascii="Times New Roman" w:hAnsi="Times New Roman" w:cs="Times New Roman"/>
+          <w:sz w:val="24"/>
+        </w:rPr>
+      </w:pPr>
+      <w:r>
+        <w:rPr>
+          <w:rFonts w:ascii="Times New Roman" w:hAnsi="Times New Roman" w:cs="Times New Roman"/>
+          <w:sz w:val="24"/>
+        </w:rPr>
+        <w:t>Для Клиента:</w:t>
+      </w:r>
+    </w:p>
+    <w:p>
+      <w:pPr>
+        <w:numPr>
+          <w:ilvl w:val="0"/>
+          <w:numId w:val="33"/>
+        </w:numPr>
+      </w:pPr>
+      <w:r>
+        <w:t>Система должна предоставлять простую и понятную форму регистрации, требующую минимальный набор данных.</w:t>
+      </w:r>
+    </w:p>
+    <w:p>
+      <w:pPr>
+        <w:numPr>
+          <w:ilvl w:val="0"/>
+          <w:numId w:val="33"/>
+        </w:numPr>
+      </w:pPr>
+      <w:r>
+        <w:t>Система должна предоставлять интуитивно понятный каталог услуг с возможностью просмотра описания и стоимости.</w:t>
+      </w:r>
+    </w:p>
+    <w:p>
+      <w:pPr>
+        <w:numPr>
+          <w:ilvl w:val="0"/>
+          <w:numId w:val="33"/>
+        </w:numPr>
+      </w:pPr>
+      <w:r>
+        <w:t>Система должна отображать доступное для записи время в виде понятного календаря/расписания.</w:t>
+      </w:r>
+    </w:p>
+    <w:p>
+      <w:pPr>
+        <w:numPr>
+          <w:ilvl w:val="0"/>
+          <w:numId w:val="33"/>
+        </w:numPr>
+      </w:pPr>
+      <w:r>
+        <w:lastRenderedPageBreak/>
+        <w:t>Личный кабинет клиента должен всегда отображать актуальный статус всех его заказов в реальном времени.</w:t>
+      </w:r>
+    </w:p>
+    <w:p>
+      <w:pPr>
+        <w:numPr>
+          <w:ilvl w:val="0"/>
+          <w:numId w:val="33"/>
+        </w:numPr>
+      </w:pPr>
+      <w:r>
+        <w:t>Навигация по интерфейсу должна быть простой и не требовать инструкций.</w:t>
+      </w:r>
+    </w:p>
+    <w:p>
+      <w:pPr>
+        <w:pStyle w:val="HTML"/>
+        <w:numPr>
+          <w:ilvl w:val="0"/>
+          <w:numId w:val="32"/>
+        </w:numPr>
+        <w:tabs>
+          <w:tab w:val="clear" w:pos="916"/>
+          <w:tab w:val="left" w:pos="284"/>
+        </w:tabs>
+        <w:wordWrap w:val="0"/>
+        <w:spacing w:after="120" w:line="330" w:lineRule="atLeast"/>
+        <w:ind w:left="284" w:hanging="284"/>
+        <w:jc w:val="both"/>
+        <w:rPr>
+          <w:rFonts w:ascii="Times New Roman" w:hAnsi="Times New Roman" w:cs="Times New Roman"/>
+          <w:sz w:val="24"/>
+        </w:rPr>
+      </w:pPr>
+      <w:r>
+        <w:rPr>
+          <w:rFonts w:ascii="Times New Roman" w:hAnsi="Times New Roman" w:cs="Times New Roman"/>
+          <w:sz w:val="24"/>
+        </w:rPr>
+        <w:t>Для Менеджера:</w:t>
+      </w:r>
+    </w:p>
+    <w:p>
+      <w:pPr>
+        <w:numPr>
+          <w:ilvl w:val="0"/>
+          <w:numId w:val="34"/>
+        </w:numPr>
+      </w:pPr>
+      <w:r>
+        <w:t>Система должна предоставлять единую панель управления с общим обзором на текущий день: количество новых заказов, заказов в работе и т.д.</w:t>
+      </w:r>
+    </w:p>
+    <w:p>
+      <w:pPr>
+        <w:numPr>
+          <w:ilvl w:val="0"/>
+          <w:numId w:val="34"/>
+        </w:numPr>
+      </w:pPr>
+      <w:r>
+        <w:t>Интерфейс управления расписанием должен быть наглядным (календарь/таблица) и позволять быстро вносить изменения.</w:t>
+      </w:r>
+    </w:p>
+    <w:p>
+      <w:pPr>
+        <w:numPr>
+          <w:ilvl w:val="0"/>
+          <w:numId w:val="34"/>
+        </w:numPr>
+      </w:pPr>
+      <w:r>
+        <w:t>Таблица заказов должна поддерживать сортировку по дате, статусу и клиенту, а также фильтрацию для быстрого поиска.</w:t>
+      </w:r>
+    </w:p>
+    <w:p>
+      <w:pPr>
+        <w:numPr>
+          <w:ilvl w:val="0"/>
+          <w:numId w:val="34"/>
+        </w:numPr>
+      </w:pPr>
+      <w:r>
+        <w:t>Изменение статуса заказа должно осуществляться минимальным количеством действий (например, выбор из выпадающего списка в таблице).</w:t>
+      </w:r>
+    </w:p>
+    <w:p>
+      <w:pPr>
+        <w:numPr>
+          <w:ilvl w:val="0"/>
+          <w:numId w:val="34"/>
+        </w:numPr>
+      </w:pPr>
+      <w:r>
+        <w:t>Интерфейс управления заказами на запчасти должен быть интегрирован в карточку заказа, чтобы менеджер видел всю информацию в одном месте.</w:t>
+      </w:r>
+    </w:p>
+    <w:p>
+      <w:pPr>
+        <w:numPr>
+          <w:ilvl w:val="0"/>
+          <w:numId w:val="34"/>
+        </w:numPr>
+      </w:pPr>
+      <w:r>
+        <w:t>Система должна позволять быстро находить карточку клиента по ФИО или номеру телефона.</w:t>
       </w:r>
     </w:p>
     <w:p>
       <w:pPr>
         <w:pStyle w:val="3"/>
       </w:pPr>
-      <w:bookmarkStart w:id="14" w:name="_Toc147596844"/>
-      <w:r>
-        <w:t>Сценарии использования</w:t>
-      </w:r>
-      <w:bookmarkEnd w:id="14"/>
-    </w:p>
-    <w:p>
-      <w:pPr>
-        <w:rPr>
-          <w:lang w:val="en-US"/>
-        </w:rPr>
-      </w:pPr>
-      <w:r>
-        <w:t>Для клиента</w:t>
-      </w:r>
-      <w:r>
-        <w:rPr>
-          <w:lang w:val="en-US"/>
-        </w:rPr>
-        <w:t xml:space="preserve">: </w:t>
-      </w:r>
+      <w:bookmarkStart w:id="17" w:name="_Toc147596847"/>
+      <w:r>
+        <w:t>Системные требования</w:t>
+      </w:r>
+      <w:bookmarkEnd w:id="17"/>
     </w:p>
     <w:p>
       <w:pPr>
         <w:pStyle w:val="HTML"/>
         <w:numPr>
           <w:ilvl w:val="0"/>
-          <w:numId w:val="12"/>
+          <w:numId w:val="15"/>
         </w:numPr>
         <w:tabs>
           <w:tab w:val="clear" w:pos="916"/>
@@ -2798,7 +3590,7 @@
           <w:rFonts w:ascii="Times New Roman" w:hAnsi="Times New Roman" w:cs="Times New Roman"/>
           <w:sz w:val="24"/>
         </w:rPr>
-        <w:t>Регистрация и аутентификация в системе.</w:t>
+        <w:t>Система должна быть реализована как веб-приложение.</w:t>
       </w:r>
     </w:p>
     <w:p>
@@ -2806,7 +3598,7 @@
         <w:pStyle w:val="HTML"/>
         <w:numPr>
           <w:ilvl w:val="0"/>
-          <w:numId w:val="12"/>
+          <w:numId w:val="15"/>
         </w:numPr>
         <w:tabs>
           <w:tab w:val="clear" w:pos="916"/>
@@ -2825,7 +3617,7 @@
           <w:rFonts w:ascii="Times New Roman" w:hAnsi="Times New Roman" w:cs="Times New Roman"/>
           <w:sz w:val="24"/>
         </w:rPr>
-        <w:t>Просмотр доступных услуг и времени для записи.</w:t>
+        <w:t>Система должна использовать реляционную базу данных.</w:t>
       </w:r>
     </w:p>
     <w:p>
@@ -2833,7 +3625,7 @@
         <w:pStyle w:val="HTML"/>
         <w:numPr>
           <w:ilvl w:val="0"/>
-          <w:numId w:val="12"/>
+          <w:numId w:val="15"/>
         </w:numPr>
         <w:tabs>
           <w:tab w:val="clear" w:pos="916"/>
@@ -2852,7 +3644,7 @@
           <w:rFonts w:ascii="Times New Roman" w:hAnsi="Times New Roman" w:cs="Times New Roman"/>
           <w:sz w:val="24"/>
         </w:rPr>
-        <w:t>Создание нового заказа на услугу (запись).</w:t>
+        <w:t>Система должна обеспечивать аутентификацию пользователей и разграничение прав доступа.</w:t>
       </w:r>
     </w:p>
     <w:p>
@@ -2860,7 +3652,7 @@
         <w:pStyle w:val="HTML"/>
         <w:numPr>
           <w:ilvl w:val="0"/>
-          <w:numId w:val="12"/>
+          <w:numId w:val="15"/>
         </w:numPr>
         <w:tabs>
           <w:tab w:val="clear" w:pos="916"/>
@@ -2879,15 +3671,327 @@
           <w:rFonts w:ascii="Times New Roman" w:hAnsi="Times New Roman" w:cs="Times New Roman"/>
           <w:sz w:val="24"/>
         </w:rPr>
-        <w:t>Просмотр истории своих заказов.</w:t>
-      </w:r>
+        <w:t>Система должна быть развернута на доступном сервере.</w:t>
+      </w:r>
+    </w:p>
+    <w:p>
+      <w:pPr>
+        <w:pStyle w:val="1"/>
+      </w:pPr>
+      <w:bookmarkStart w:id="18" w:name="_Toc147596848"/>
+      <w:r>
+        <w:lastRenderedPageBreak/>
+        <w:t>Рамки</w:t>
+      </w:r>
+      <w:bookmarkEnd w:id="18"/>
+    </w:p>
+    <w:p>
+      <w:pPr>
+        <w:pStyle w:val="2"/>
+      </w:pPr>
+      <w:bookmarkStart w:id="19" w:name="_Toc147596849"/>
+      <w:r>
+        <w:t>Функциональность решения</w:t>
+      </w:r>
+      <w:bookmarkEnd w:id="19"/>
+    </w:p>
+    <w:p>
+      <w:pPr>
+        <w:numPr>
+          <w:ilvl w:val="0"/>
+          <w:numId w:val="35"/>
+        </w:numPr>
+        <w:ind w:left="284" w:hanging="284"/>
+      </w:pPr>
+      <w:r>
+        <w:t>Модуль аутентификации решения:</w:t>
+      </w:r>
+    </w:p>
+    <w:p>
+      <w:pPr>
+        <w:numPr>
+          <w:ilvl w:val="0"/>
+          <w:numId w:val="36"/>
+        </w:numPr>
+      </w:pPr>
+      <w:r>
+        <w:t>Регистрация нового клиента (ФИО, email, телефон, пароль).</w:t>
+      </w:r>
+    </w:p>
+    <w:p>
+      <w:pPr>
+        <w:numPr>
+          <w:ilvl w:val="0"/>
+          <w:numId w:val="36"/>
+        </w:numPr>
+      </w:pPr>
+      <w:r>
+        <w:t>Вход в систему для клиентов и менеджеров.</w:t>
+      </w:r>
+    </w:p>
+    <w:p>
+      <w:pPr>
+        <w:numPr>
+          <w:ilvl w:val="0"/>
+          <w:numId w:val="36"/>
+        </w:numPr>
+      </w:pPr>
+      <w:r>
+        <w:t>Разделение сессий и прав доступа на основе роли (Клиент/Менеджер).</w:t>
+      </w:r>
+    </w:p>
+    <w:p>
+      <w:pPr>
+        <w:numPr>
+          <w:ilvl w:val="0"/>
+          <w:numId w:val="36"/>
+        </w:numPr>
+      </w:pPr>
+      <w:r>
+        <w:t>Безопасное хранение паролей (хэширование).</w:t>
+      </w:r>
+    </w:p>
+    <w:p>
+      <w:pPr>
+        <w:numPr>
+          <w:ilvl w:val="0"/>
+          <w:numId w:val="35"/>
+        </w:numPr>
+        <w:ind w:left="284" w:hanging="284"/>
+      </w:pPr>
+      <w:r>
+        <w:t>Клиентский веб-интерфейс (Личный кабинет клиента):</w:t>
+      </w:r>
+    </w:p>
+    <w:p>
+      <w:pPr>
+        <w:numPr>
+          <w:ilvl w:val="0"/>
+          <w:numId w:val="37"/>
+        </w:numPr>
+      </w:pPr>
+      <w:r>
+        <w:t>Просмотр профиля и возможность редактирования контактных данных.</w:t>
+      </w:r>
+    </w:p>
+    <w:p>
+      <w:pPr>
+        <w:numPr>
+          <w:ilvl w:val="0"/>
+          <w:numId w:val="37"/>
+        </w:numPr>
+      </w:pPr>
+      <w:r>
+        <w:t>Просмотр каталога услуг с ценами.</w:t>
+      </w:r>
+    </w:p>
+    <w:p>
+      <w:pPr>
+        <w:numPr>
+          <w:ilvl w:val="0"/>
+          <w:numId w:val="37"/>
+        </w:numPr>
+      </w:pPr>
+      <w:r>
+        <w:t>Выбор даты и времени для записи из доступных слотов.</w:t>
+      </w:r>
+    </w:p>
+    <w:p>
+      <w:pPr>
+        <w:numPr>
+          <w:ilvl w:val="0"/>
+          <w:numId w:val="37"/>
+        </w:numPr>
+      </w:pPr>
+      <w:r>
+        <w:t>Оформление заказа на услугу.</w:t>
+      </w:r>
+    </w:p>
+    <w:p>
+      <w:pPr>
+        <w:numPr>
+          <w:ilvl w:val="0"/>
+          <w:numId w:val="37"/>
+        </w:numPr>
+      </w:pPr>
+      <w:r>
+        <w:t>Просмотр истории заказов в виде списка с детализацией.</w:t>
+      </w:r>
+    </w:p>
+    <w:p>
+      <w:pPr>
+        <w:numPr>
+          <w:ilvl w:val="0"/>
+          <w:numId w:val="37"/>
+        </w:numPr>
+      </w:pPr>
+      <w:r>
+        <w:t>Отслеживание текущего статуса заказа в реальном времени.</w:t>
+      </w:r>
+    </w:p>
+    <w:p>
+      <w:pPr>
+        <w:numPr>
+          <w:ilvl w:val="0"/>
+          <w:numId w:val="37"/>
+        </w:numPr>
+      </w:pPr>
+      <w:r>
+        <w:t>Адаптивный интерфейс для мобильных устройств.</w:t>
+      </w:r>
+    </w:p>
+    <w:p>
+      <w:pPr>
+        <w:numPr>
+          <w:ilvl w:val="0"/>
+          <w:numId w:val="35"/>
+        </w:numPr>
+        <w:ind w:left="284" w:hanging="284"/>
+      </w:pPr>
+      <w:r>
+        <w:t>Веб-интерфейс менеджера (Панель управления):</w:t>
+      </w:r>
+    </w:p>
+    <w:p>
+      <w:pPr>
+        <w:numPr>
+          <w:ilvl w:val="0"/>
+          <w:numId w:val="38"/>
+        </w:numPr>
+      </w:pPr>
+      <w:r>
+        <w:t>Дашборд с ключевыми метками за сегодня.</w:t>
+      </w:r>
+    </w:p>
+    <w:p>
+      <w:pPr>
+        <w:numPr>
+          <w:ilvl w:val="0"/>
+          <w:numId w:val="38"/>
+        </w:numPr>
+      </w:pPr>
+      <w:r>
+        <w:t>Управление расписанием: просмотр в виде календаря/недельной сетки, добавление, редактирование и удаление записей.</w:t>
+      </w:r>
+    </w:p>
+    <w:p>
+      <w:pPr>
+        <w:numPr>
+          <w:ilvl w:val="0"/>
+          <w:numId w:val="38"/>
+        </w:numPr>
+      </w:pPr>
+      <w:r>
+        <w:t>Управление заказами: просмотр списка всех заказов, фильтрация и сортировка, изменение статуса заказа.</w:t>
+      </w:r>
+    </w:p>
+    <w:p>
+      <w:pPr>
+        <w:numPr>
+          <w:ilvl w:val="0"/>
+          <w:numId w:val="38"/>
+        </w:numPr>
+      </w:pPr>
+      <w:r>
+        <w:t>Управление заказами на запчасти: создание заявки на запчасть в рамках заказа, обновление статуса заявки.</w:t>
+      </w:r>
+    </w:p>
+    <w:p>
+      <w:pPr>
+        <w:numPr>
+          <w:ilvl w:val="0"/>
+          <w:numId w:val="38"/>
+        </w:numPr>
+      </w:pPr>
+      <w:r>
+        <w:t>Управление клиентами: просмотр списка клиентов, поиск, просмотр и редактирование профиля клиента, просмотр истории заказов клиента.</w:t>
+      </w:r>
+    </w:p>
+    <w:p>
+      <w:pPr>
+        <w:numPr>
+          <w:ilvl w:val="0"/>
+          <w:numId w:val="35"/>
+        </w:numPr>
+        <w:ind w:left="284" w:hanging="284"/>
+      </w:pPr>
+      <w:r>
+        <w:t>Серверное REST API:</w:t>
+      </w:r>
+    </w:p>
+    <w:p>
+      <w:pPr>
+        <w:numPr>
+          <w:ilvl w:val="0"/>
+          <w:numId w:val="39"/>
+        </w:numPr>
+      </w:pPr>
+      <w:r>
+        <w:t>Конечные точки (endpoints) для всех операций: аутентификация, управление пользователями, услугами, расписанием, заказами, запчастями.</w:t>
+      </w:r>
+    </w:p>
+    <w:p>
+      <w:pPr>
+        <w:numPr>
+          <w:ilvl w:val="0"/>
+          <w:numId w:val="39"/>
+        </w:numPr>
+      </w:pPr>
+      <w:r>
+        <w:t>Валидация входящих данных.</w:t>
+      </w:r>
+    </w:p>
+    <w:p>
+      <w:pPr>
+        <w:numPr>
+          <w:ilvl w:val="0"/>
+          <w:numId w:val="35"/>
+        </w:numPr>
+        <w:ind w:left="284" w:hanging="284"/>
+      </w:pPr>
+      <w:r>
+        <w:t>База данных:</w:t>
+      </w:r>
+    </w:p>
+    <w:p>
+      <w:pPr>
+        <w:numPr>
+          <w:ilvl w:val="0"/>
+          <w:numId w:val="40"/>
+        </w:numPr>
+      </w:pPr>
+      <w:r>
+        <w:t>Хранение информации о: пользователях (клиенты, менеджеры), автомобилях клиентов, услугах, расписании, заказах, статусах заказов, заказах на запчасти.</w:t>
+      </w:r>
+    </w:p>
+    <w:p>
+      <w:pPr>
+        <w:numPr>
+          <w:ilvl w:val="0"/>
+          <w:numId w:val="40"/>
+        </w:numPr>
+      </w:pPr>
+      <w:r>
+        <w:t>Связи между сущностями (например, заказ связан с клиентом, услугой и временным слотом).</w:t>
+      </w:r>
+    </w:p>
+    <w:p>
+      <w:pPr>
+        <w:pStyle w:val="2"/>
+      </w:pPr>
+      <w:bookmarkStart w:id="20" w:name="_Toc147596850"/>
+      <w:r>
+        <w:lastRenderedPageBreak/>
+        <w:t>За рамками решения</w:t>
+      </w:r>
+      <w:bookmarkEnd w:id="20"/>
     </w:p>
     <w:p>
       <w:pPr>
         <w:pStyle w:val="HTML"/>
         <w:numPr>
           <w:ilvl w:val="0"/>
-          <w:numId w:val="12"/>
+          <w:numId w:val="17"/>
         </w:numPr>
         <w:tabs>
           <w:tab w:val="clear" w:pos="916"/>
@@ -2906,23 +4010,7 @@
           <w:rFonts w:ascii="Times New Roman" w:hAnsi="Times New Roman" w:cs="Times New Roman"/>
           <w:sz w:val="24"/>
         </w:rPr>
-        <w:t>Отслеживание текущего статуса выполнения заказа ("В ожидании", "В работе", "Выполнено").</w:t>
-      </w:r>
-    </w:p>
-    <w:p>
-      <w:pPr>
-        <w:rPr>
-          <w:lang w:val="en-US"/>
-        </w:rPr>
-      </w:pPr>
-      <w:r>
-        <w:t>Для менеджера</w:t>
-      </w:r>
-      <w:r>
-        <w:rPr>
-          <w:lang w:val="en-US"/>
-        </w:rPr>
-        <w:t>:</w:t>
+        <w:t>Интеграция с системами онлайн-платежей.</w:t>
       </w:r>
     </w:p>
     <w:p>
@@ -2930,7 +4018,7 @@
         <w:pStyle w:val="HTML"/>
         <w:numPr>
           <w:ilvl w:val="0"/>
-          <w:numId w:val="13"/>
+          <w:numId w:val="17"/>
         </w:numPr>
         <w:tabs>
           <w:tab w:val="clear" w:pos="916"/>
@@ -2949,7 +4037,7 @@
           <w:rFonts w:ascii="Times New Roman" w:hAnsi="Times New Roman" w:cs="Times New Roman"/>
           <w:sz w:val="24"/>
         </w:rPr>
-        <w:t>Аутентификация в системе.</w:t>
+        <w:t>Реализация email/SMS уведомлений для клиентов.</w:t>
       </w:r>
     </w:p>
     <w:p>
@@ -2957,7 +4045,7 @@
         <w:pStyle w:val="HTML"/>
         <w:numPr>
           <w:ilvl w:val="0"/>
-          <w:numId w:val="13"/>
+          <w:numId w:val="17"/>
         </w:numPr>
         <w:tabs>
           <w:tab w:val="clear" w:pos="916"/>
@@ -2976,7 +4064,7 @@
           <w:rFonts w:ascii="Times New Roman" w:hAnsi="Times New Roman" w:cs="Times New Roman"/>
           <w:sz w:val="24"/>
         </w:rPr>
-        <w:t>Просмотр и редактирование расписания на день/неделю.</w:t>
+        <w:t>Интеграция с системами складского учета и бухгалтерии.</w:t>
       </w:r>
     </w:p>
     <w:p>
@@ -2984,7 +4072,7 @@
         <w:pStyle w:val="HTML"/>
         <w:numPr>
           <w:ilvl w:val="0"/>
-          <w:numId w:val="13"/>
+          <w:numId w:val="17"/>
         </w:numPr>
         <w:tabs>
           <w:tab w:val="clear" w:pos="916"/>
@@ -3003,7 +4091,7 @@
           <w:rFonts w:ascii="Times New Roman" w:hAnsi="Times New Roman" w:cs="Times New Roman"/>
           <w:sz w:val="24"/>
         </w:rPr>
-        <w:t>Просмотр списка всех заказов.</w:t>
+        <w:t>Разработка мобильного нативного приложения для клиентов.</w:t>
       </w:r>
     </w:p>
     <w:p>
@@ -3011,7 +4099,7 @@
         <w:pStyle w:val="HTML"/>
         <w:numPr>
           <w:ilvl w:val="0"/>
-          <w:numId w:val="13"/>
+          <w:numId w:val="17"/>
         </w:numPr>
         <w:tabs>
           <w:tab w:val="clear" w:pos="916"/>
@@ -3030,7 +4118,7 @@
           <w:rFonts w:ascii="Times New Roman" w:hAnsi="Times New Roman" w:cs="Times New Roman"/>
           <w:sz w:val="24"/>
         </w:rPr>
-        <w:t>Изменение статусов заказов.</w:t>
+        <w:t>Личный кабинет для автомехаников.</w:t>
       </w:r>
     </w:p>
     <w:p>
@@ -3038,7 +4126,7 @@
         <w:pStyle w:val="HTML"/>
         <w:numPr>
           <w:ilvl w:val="0"/>
-          <w:numId w:val="13"/>
+          <w:numId w:val="17"/>
         </w:numPr>
         <w:tabs>
           <w:tab w:val="clear" w:pos="916"/>
@@ -3057,15 +4145,55 @@
           <w:rFonts w:ascii="Times New Roman" w:hAnsi="Times New Roman" w:cs="Times New Roman"/>
           <w:sz w:val="24"/>
         </w:rPr>
-        <w:t>Управление заказами на запчасти (создание, обновление статуса "заказано", "доставлено").</w:t>
-      </w:r>
+        <w:t>Система автоматического формирования и печати счетов-заказов.</w:t>
+      </w:r>
+    </w:p>
+    <w:p>
+      <w:r>
+        <w:t>Причины</w:t>
+      </w:r>
+      <w:r>
+        <w:t xml:space="preserve">: </w:t>
+      </w:r>
+      <w:r>
+        <w:t>ограниченность ресурсов и времени учебного проекта. Данный функционал является ценным, но не критичным для достижения основных целей проекта на первом этапе. Может быть рассмотрен в будущих версиях.</w:t>
+      </w:r>
+    </w:p>
+    <w:p>
+      <w:pPr>
+        <w:pStyle w:val="2"/>
+      </w:pPr>
+      <w:bookmarkStart w:id="21" w:name="_Toc147596851"/>
+      <w:r>
+        <w:t>Критерии одобрения решения</w:t>
+      </w:r>
+      <w:bookmarkEnd w:id="21"/>
     </w:p>
     <w:p>
       <w:pPr>
         <w:pStyle w:val="HTML"/>
-        <w:numPr>
-          <w:ilvl w:val="0"/>
-          <w:numId w:val="13"/>
+        <w:wordWrap w:val="0"/>
+        <w:spacing w:after="120" w:line="330" w:lineRule="atLeast"/>
+        <w:jc w:val="both"/>
+        <w:rPr>
+          <w:rFonts w:ascii="Times New Roman" w:hAnsi="Times New Roman" w:cs="Times New Roman"/>
+          <w:sz w:val="24"/>
+        </w:rPr>
+      </w:pPr>
+      <w:r>
+        <w:rPr>
+          <w:rFonts w:ascii="Times New Roman" w:hAnsi="Times New Roman" w:cs="Times New Roman"/>
+          <w:sz w:val="24"/>
+        </w:rPr>
+        <w:t>Проект считается успешным и готовым к сдаче, если:</w:t>
+      </w:r>
+    </w:p>
+    <w:p>
+      <w:pPr>
+        <w:pStyle w:val="HTML"/>
+        <w:numPr>
+          <w:ilvl w:val="0"/>
+          <w:numId w:val="18"/>
         </w:numPr>
         <w:tabs>
           <w:tab w:val="clear" w:pos="916"/>
@@ -3084,39 +4212,15 @@
           <w:rFonts w:ascii="Times New Roman" w:hAnsi="Times New Roman" w:cs="Times New Roman"/>
           <w:sz w:val="24"/>
         </w:rPr>
-        <w:t>Просмотр и обновление контактной информации клиентов и заметок по заказу.</w:t>
-      </w:r>
-    </w:p>
-    <w:p>
-      <w:pPr>
-        <w:pStyle w:val="2"/>
-        <w:rPr>
-          <w:lang w:val="en-US"/>
-        </w:rPr>
-      </w:pPr>
-      <w:bookmarkStart w:id="15" w:name="_Toc147596845"/>
-      <w:r>
-        <w:lastRenderedPageBreak/>
-        <w:t>Требования</w:t>
-      </w:r>
-      <w:bookmarkEnd w:id="15"/>
-    </w:p>
-    <w:p>
-      <w:pPr>
-        <w:pStyle w:val="3"/>
-      </w:pPr>
-      <w:bookmarkStart w:id="16" w:name="_Toc147596846"/>
-      <w:r>
-        <w:t>Требования пользователей</w:t>
-      </w:r>
-      <w:bookmarkEnd w:id="16"/>
+        <w:t>Реализована вся заявленная функциональность.</w:t>
+      </w:r>
     </w:p>
     <w:p>
       <w:pPr>
         <w:pStyle w:val="HTML"/>
         <w:numPr>
           <w:ilvl w:val="0"/>
-          <w:numId w:val="14"/>
+          <w:numId w:val="18"/>
         </w:numPr>
         <w:tabs>
           <w:tab w:val="clear" w:pos="916"/>
@@ -3135,7 +4239,7 @@
           <w:rFonts w:ascii="Times New Roman" w:hAnsi="Times New Roman" w:cs="Times New Roman"/>
           <w:sz w:val="24"/>
         </w:rPr>
-        <w:t>Система должна позволять Клиенту легко записываться на услуги и видеть статус своего заказа.</w:t>
+        <w:t>Система развернута на доступном сервере и может быть продемонстрирована в работе.</w:t>
       </w:r>
     </w:p>
     <w:p>
@@ -3143,7 +4247,7 @@
         <w:pStyle w:val="HTML"/>
         <w:numPr>
           <w:ilvl w:val="0"/>
-          <w:numId w:val="14"/>
+          <w:numId w:val="18"/>
         </w:numPr>
         <w:tabs>
           <w:tab w:val="clear" w:pos="916"/>
@@ -3162,7 +4266,7 @@
           <w:rFonts w:ascii="Times New Roman" w:hAnsi="Times New Roman" w:cs="Times New Roman"/>
           <w:sz w:val="24"/>
         </w:rPr>
-        <w:t>Система должна предоставлять Менеджеру единую панель для управления всеми заказами и расписанием.</w:t>
+        <w:t>Пользовательские интерфейсы стабильны, не имеют критических ошибок и соответствуют требованиям к удобству использования.</w:t>
       </w:r>
     </w:p>
     <w:p>
@@ -3170,7 +4274,7 @@
         <w:pStyle w:val="HTML"/>
         <w:numPr>
           <w:ilvl w:val="0"/>
-          <w:numId w:val="14"/>
+          <w:numId w:val="18"/>
         </w:numPr>
         <w:tabs>
           <w:tab w:val="clear" w:pos="916"/>
@@ -3189,25 +4293,15 @@
           <w:rFonts w:ascii="Times New Roman" w:hAnsi="Times New Roman" w:cs="Times New Roman"/>
           <w:sz w:val="24"/>
         </w:rPr>
-        <w:t>Интерфейсы должны быть интуитивно понятными и не требовать специальных знаний.</w:t>
-      </w:r>
-    </w:p>
-    <w:p>
-      <w:pPr>
-        <w:pStyle w:val="3"/>
-      </w:pPr>
-      <w:bookmarkStart w:id="17" w:name="_Toc147596847"/>
-      <w:r>
-        <w:t>Системные требования</w:t>
-      </w:r>
-      <w:bookmarkEnd w:id="17"/>
+        <w:t>Архитектура системы документирована (как минимум, диаграмма компонентов и диаграмма классов).</w:t>
+      </w:r>
     </w:p>
     <w:p>
       <w:pPr>
         <w:pStyle w:val="HTML"/>
         <w:numPr>
           <w:ilvl w:val="0"/>
-          <w:numId w:val="15"/>
+          <w:numId w:val="18"/>
         </w:numPr>
         <w:tabs>
           <w:tab w:val="clear" w:pos="916"/>
@@ -3226,7 +4320,70 @@
           <w:rFonts w:ascii="Times New Roman" w:hAnsi="Times New Roman" w:cs="Times New Roman"/>
           <w:sz w:val="24"/>
         </w:rPr>
-        <w:t>Система должна быть реализована как веб-приложение.</w:t>
+        <w:t>Код проекта находится в системе контроля версий (Git) и сопровождается инструкцией для запуска.</w:t>
+      </w:r>
+    </w:p>
+    <w:p>
+      <w:pPr>
+        <w:pStyle w:val="1"/>
+        <w:rPr>
+          <w:lang w:val="en-US"/>
+        </w:rPr>
+      </w:pPr>
+      <w:bookmarkStart w:id="22" w:name="_Toc147596852"/>
+      <w:r>
+        <w:t>Стратегии дизайна решения</w:t>
+      </w:r>
+      <w:bookmarkEnd w:id="22"/>
+    </w:p>
+    <w:p>
+      <w:pPr>
+        <w:pStyle w:val="2"/>
+        <w:rPr>
+          <w:lang w:val="en-US"/>
+        </w:rPr>
+      </w:pPr>
+      <w:bookmarkStart w:id="23" w:name="_Toc147596853"/>
+      <w:r>
+        <w:t>Стр</w:t>
+      </w:r>
+      <w:r>
+        <w:t>атегия</w:t>
+      </w:r>
+      <w:r>
+        <w:rPr>
+          <w:lang w:val="en-US"/>
+        </w:rPr>
+        <w:t xml:space="preserve"> </w:t>
+      </w:r>
+      <w:r>
+        <w:t>архитектурного</w:t>
+      </w:r>
+      <w:r>
+        <w:rPr>
+          <w:lang w:val="en-US"/>
+        </w:rPr>
+        <w:t xml:space="preserve"> </w:t>
+      </w:r>
+      <w:r>
+        <w:t>дизайна</w:t>
+      </w:r>
+      <w:bookmarkEnd w:id="23"/>
+    </w:p>
+    <w:p>
+      <w:pPr>
+        <w:rPr>
+          <w:lang w:val="en-US"/>
+        </w:rPr>
+      </w:pPr>
+      <w:r>
+        <w:t>Будет использована многоуровневая архитектура</w:t>
+      </w:r>
+      <w:r>
+        <w:rPr>
+          <w:lang w:val="en-US"/>
+        </w:rPr>
+        <w:t>:</w:t>
       </w:r>
     </w:p>
     <w:p>
@@ -3234,7 +4391,7 @@
         <w:pStyle w:val="HTML"/>
         <w:numPr>
           <w:ilvl w:val="0"/>
-          <w:numId w:val="15"/>
+          <w:numId w:val="19"/>
         </w:numPr>
         <w:tabs>
           <w:tab w:val="clear" w:pos="916"/>
@@ -3242,7 +4399,6 @@
         </w:tabs>
         <w:wordWrap w:val="0"/>
         <w:spacing w:after="120" w:line="330" w:lineRule="atLeast"/>
-        <w:jc w:val="both"/>
         <w:rPr>
           <w:rFonts w:ascii="Times New Roman" w:hAnsi="Times New Roman" w:cs="Times New Roman"/>
           <w:sz w:val="24"/>
@@ -3253,7 +4409,7 @@
           <w:rFonts w:ascii="Times New Roman" w:hAnsi="Times New Roman" w:cs="Times New Roman"/>
           <w:sz w:val="24"/>
         </w:rPr>
-        <w:t>Система должна использовать реляционную базу данных.</w:t>
+        <w:t>Презентационный уровень (Presentation Layer): Два веб-интерфейса (Frontend), реализованных с использованием фреймворка React или Vue.js. Интерфейс для клиентов будет адаптирован для мобильных устройств.</w:t>
       </w:r>
     </w:p>
     <w:p>
@@ -3261,7 +4417,7 @@
         <w:pStyle w:val="HTML"/>
         <w:numPr>
           <w:ilvl w:val="0"/>
-          <w:numId w:val="15"/>
+          <w:numId w:val="19"/>
         </w:numPr>
         <w:tabs>
           <w:tab w:val="clear" w:pos="916"/>
@@ -3269,7 +4425,6 @@
         </w:tabs>
         <w:wordWrap w:val="0"/>
         <w:spacing w:after="120" w:line="330" w:lineRule="atLeast"/>
-        <w:jc w:val="both"/>
         <w:rPr>
           <w:rFonts w:ascii="Times New Roman" w:hAnsi="Times New Roman" w:cs="Times New Roman"/>
           <w:sz w:val="24"/>
@@ -3280,7 +4435,7 @@
           <w:rFonts w:ascii="Times New Roman" w:hAnsi="Times New Roman" w:cs="Times New Roman"/>
           <w:sz w:val="24"/>
         </w:rPr>
-        <w:t>Система должна обеспечивать аутентификацию пользователей и разграничение прав доступа.</w:t>
+        <w:t>Уровень бизнес-логики (Business Logic Layer): Серверное приложение (Backend) на Python с использованием фреймворка Django и Django REST Framework (DRF), предоставляющее REST API для фронтенда.</w:t>
       </w:r>
     </w:p>
     <w:p>
@@ -3288,7 +4443,7 @@
         <w:pStyle w:val="HTML"/>
         <w:numPr>
           <w:ilvl w:val="0"/>
-          <w:numId w:val="15"/>
+          <w:numId w:val="19"/>
         </w:numPr>
         <w:tabs>
           <w:tab w:val="clear" w:pos="916"/>
@@ -3296,7 +4451,6 @@
         </w:tabs>
         <w:wordWrap w:val="0"/>
         <w:spacing w:after="120" w:line="330" w:lineRule="atLeast"/>
-        <w:jc w:val="both"/>
         <w:rPr>
           <w:rFonts w:ascii="Times New Roman" w:hAnsi="Times New Roman" w:cs="Times New Roman"/>
           <w:sz w:val="24"/>
@@ -3307,677 +4461,7 @@
           <w:rFonts w:ascii="Times New Roman" w:hAnsi="Times New Roman" w:cs="Times New Roman"/>
           <w:sz w:val="24"/>
         </w:rPr>
-        <w:t>Система должна быть развернута на доступном сервере.</w:t>
-      </w:r>
-    </w:p>
-    <w:p>
-      <w:pPr>
-        <w:pStyle w:val="1"/>
-      </w:pPr>
-      <w:bookmarkStart w:id="18" w:name="_Toc147596848"/>
-      <w:r>
-        <w:t>Рамки</w:t>
-      </w:r>
-      <w:bookmarkEnd w:id="18"/>
-    </w:p>
-    <w:p>
-      <w:pPr>
-        <w:pStyle w:val="2"/>
-      </w:pPr>
-      <w:bookmarkStart w:id="19" w:name="_Toc147596849"/>
-      <w:r>
-        <w:t>Функциональность решения</w:t>
-      </w:r>
-      <w:bookmarkEnd w:id="19"/>
-    </w:p>
-    <w:p>
-      <w:pPr>
-        <w:pStyle w:val="HTML"/>
-        <w:numPr>
-          <w:ilvl w:val="0"/>
-          <w:numId w:val="16"/>
-        </w:numPr>
-        <w:tabs>
-          <w:tab w:val="clear" w:pos="916"/>
-          <w:tab w:val="left" w:pos="709"/>
-        </w:tabs>
-        <w:wordWrap w:val="0"/>
-        <w:spacing w:after="120" w:line="330" w:lineRule="atLeast"/>
-        <w:jc w:val="both"/>
-        <w:rPr>
-          <w:rFonts w:ascii="Times New Roman" w:hAnsi="Times New Roman" w:cs="Times New Roman"/>
-          <w:sz w:val="24"/>
-        </w:rPr>
-      </w:pPr>
-      <w:r>
-        <w:rPr>
-          <w:rFonts w:ascii="Times New Roman" w:hAnsi="Times New Roman" w:cs="Times New Roman"/>
-          <w:sz w:val="24"/>
-        </w:rPr>
-        <w:t>Раздельные веб-интерфейсы для Клиента и Менеджера.</w:t>
-      </w:r>
-    </w:p>
-    <w:p>
-      <w:pPr>
-        <w:pStyle w:val="HTML"/>
-        <w:numPr>
-          <w:ilvl w:val="0"/>
-          <w:numId w:val="16"/>
-        </w:numPr>
-        <w:tabs>
-          <w:tab w:val="clear" w:pos="916"/>
-          <w:tab w:val="left" w:pos="709"/>
-        </w:tabs>
-        <w:wordWrap w:val="0"/>
-        <w:spacing w:after="120" w:line="330" w:lineRule="atLeast"/>
-        <w:jc w:val="both"/>
-        <w:rPr>
-          <w:rFonts w:ascii="Times New Roman" w:hAnsi="Times New Roman" w:cs="Times New Roman"/>
-          <w:sz w:val="24"/>
-        </w:rPr>
-      </w:pPr>
-      <w:r>
-        <w:rPr>
-          <w:rFonts w:ascii="Times New Roman" w:hAnsi="Times New Roman" w:cs="Times New Roman"/>
-          <w:sz w:val="24"/>
-        </w:rPr>
-        <w:t>Функционал аутентификации и авторизации.</w:t>
-      </w:r>
-    </w:p>
-    <w:p>
-      <w:pPr>
-        <w:pStyle w:val="HTML"/>
-        <w:numPr>
-          <w:ilvl w:val="0"/>
-          <w:numId w:val="16"/>
-        </w:numPr>
-        <w:tabs>
-          <w:tab w:val="clear" w:pos="916"/>
-          <w:tab w:val="left" w:pos="709"/>
-        </w:tabs>
-        <w:wordWrap w:val="0"/>
-        <w:spacing w:after="120" w:line="330" w:lineRule="atLeast"/>
-        <w:jc w:val="both"/>
-        <w:rPr>
-          <w:rFonts w:ascii="Times New Roman" w:hAnsi="Times New Roman" w:cs="Times New Roman"/>
-          <w:sz w:val="24"/>
-        </w:rPr>
-      </w:pPr>
-      <w:r>
-        <w:rPr>
-          <w:rFonts w:ascii="Times New Roman" w:hAnsi="Times New Roman" w:cs="Times New Roman"/>
-          <w:sz w:val="24"/>
-        </w:rPr>
-        <w:t>Для Клиента: запись на услуги, просмотр истории и статусов заказов.</w:t>
-      </w:r>
-    </w:p>
-    <w:p>
-      <w:pPr>
-        <w:pStyle w:val="HTML"/>
-        <w:numPr>
-          <w:ilvl w:val="0"/>
-          <w:numId w:val="16"/>
-        </w:numPr>
-        <w:tabs>
-          <w:tab w:val="clear" w:pos="916"/>
-          <w:tab w:val="left" w:pos="709"/>
-        </w:tabs>
-        <w:wordWrap w:val="0"/>
-        <w:spacing w:after="120" w:line="330" w:lineRule="atLeast"/>
-        <w:jc w:val="both"/>
-        <w:rPr>
-          <w:rFonts w:ascii="Times New Roman" w:hAnsi="Times New Roman" w:cs="Times New Roman"/>
-          <w:sz w:val="24"/>
-        </w:rPr>
-      </w:pPr>
-      <w:r>
-        <w:rPr>
-          <w:rFonts w:ascii="Times New Roman" w:hAnsi="Times New Roman" w:cs="Times New Roman"/>
-          <w:sz w:val="24"/>
-        </w:rPr>
-        <w:t>Для Менеджера: управление расписанием, просмотр и изменение статусов заказов, управление заказами на запчасти.</w:t>
-      </w:r>
-    </w:p>
-    <w:p>
-      <w:pPr>
-        <w:pStyle w:val="HTML"/>
-        <w:numPr>
-          <w:ilvl w:val="0"/>
-          <w:numId w:val="16"/>
-        </w:numPr>
-        <w:tabs>
-          <w:tab w:val="clear" w:pos="916"/>
-          <w:tab w:val="left" w:pos="709"/>
-        </w:tabs>
-        <w:wordWrap w:val="0"/>
-        <w:spacing w:after="120" w:line="330" w:lineRule="atLeast"/>
-        <w:jc w:val="both"/>
-        <w:rPr>
-          <w:rFonts w:ascii="Times New Roman" w:hAnsi="Times New Roman" w:cs="Times New Roman"/>
-          <w:sz w:val="24"/>
-        </w:rPr>
-      </w:pPr>
-      <w:r>
-        <w:rPr>
-          <w:rFonts w:ascii="Times New Roman" w:hAnsi="Times New Roman" w:cs="Times New Roman"/>
-          <w:sz w:val="24"/>
-        </w:rPr>
-        <w:t>REST API для взаимодействия фронтенда и бэкенда.</w:t>
-      </w:r>
-    </w:p>
-    <w:p>
-      <w:pPr>
-        <w:pStyle w:val="HTML"/>
-        <w:numPr>
-          <w:ilvl w:val="0"/>
-          <w:numId w:val="16"/>
-        </w:numPr>
-        <w:tabs>
-          <w:tab w:val="clear" w:pos="916"/>
-          <w:tab w:val="left" w:pos="709"/>
-        </w:tabs>
-        <w:wordWrap w:val="0"/>
-        <w:spacing w:after="120" w:line="330" w:lineRule="atLeast"/>
-        <w:jc w:val="both"/>
-        <w:rPr>
-          <w:rFonts w:ascii="Times New Roman" w:hAnsi="Times New Roman" w:cs="Times New Roman"/>
-          <w:sz w:val="24"/>
-        </w:rPr>
-      </w:pPr>
-      <w:r>
-        <w:rPr>
-          <w:rFonts w:ascii="Times New Roman" w:hAnsi="Times New Roman" w:cs="Times New Roman"/>
-          <w:sz w:val="24"/>
-        </w:rPr>
-        <w:t>Реляционная база данных для хранения информации о пользователях, автомобилях, услугах и заказах.</w:t>
-      </w:r>
-    </w:p>
-    <w:p>
-      <w:pPr>
-        <w:pStyle w:val="2"/>
-      </w:pPr>
-      <w:bookmarkStart w:id="20" w:name="_Toc147596850"/>
-      <w:r>
-        <w:t>За рамками решения</w:t>
-      </w:r>
-      <w:bookmarkEnd w:id="20"/>
-    </w:p>
-    <w:p>
-      <w:pPr>
-        <w:pStyle w:val="HTML"/>
-        <w:numPr>
-          <w:ilvl w:val="0"/>
-          <w:numId w:val="17"/>
-        </w:numPr>
-        <w:tabs>
-          <w:tab w:val="clear" w:pos="916"/>
-          <w:tab w:val="left" w:pos="709"/>
-        </w:tabs>
-        <w:wordWrap w:val="0"/>
-        <w:spacing w:after="120" w:line="330" w:lineRule="atLeast"/>
-        <w:jc w:val="both"/>
-        <w:rPr>
-          <w:rFonts w:ascii="Times New Roman" w:hAnsi="Times New Roman" w:cs="Times New Roman"/>
-          <w:sz w:val="24"/>
-        </w:rPr>
-      </w:pPr>
-      <w:r>
-        <w:rPr>
-          <w:rFonts w:ascii="Times New Roman" w:hAnsi="Times New Roman" w:cs="Times New Roman"/>
-          <w:sz w:val="24"/>
-        </w:rPr>
-        <w:t>Интеграция с системами онлайн-платежей.</w:t>
-      </w:r>
-    </w:p>
-    <w:p>
-      <w:pPr>
-        <w:pStyle w:val="HTML"/>
-        <w:numPr>
-          <w:ilvl w:val="0"/>
-          <w:numId w:val="17"/>
-        </w:numPr>
-        <w:tabs>
-          <w:tab w:val="clear" w:pos="916"/>
-          <w:tab w:val="left" w:pos="709"/>
-        </w:tabs>
-        <w:wordWrap w:val="0"/>
-        <w:spacing w:after="120" w:line="330" w:lineRule="atLeast"/>
-        <w:jc w:val="both"/>
-        <w:rPr>
-          <w:rFonts w:ascii="Times New Roman" w:hAnsi="Times New Roman" w:cs="Times New Roman"/>
-          <w:sz w:val="24"/>
-        </w:rPr>
-      </w:pPr>
-      <w:r>
-        <w:rPr>
-          <w:rFonts w:ascii="Times New Roman" w:hAnsi="Times New Roman" w:cs="Times New Roman"/>
-          <w:sz w:val="24"/>
-        </w:rPr>
-        <w:t>Реализация email/SMS уведомлений для клиентов.</w:t>
-      </w:r>
-    </w:p>
-    <w:p>
-      <w:pPr>
-        <w:pStyle w:val="HTML"/>
-        <w:numPr>
-          <w:ilvl w:val="0"/>
-          <w:numId w:val="17"/>
-        </w:numPr>
-        <w:tabs>
-          <w:tab w:val="clear" w:pos="916"/>
-          <w:tab w:val="left" w:pos="709"/>
-        </w:tabs>
-        <w:wordWrap w:val="0"/>
-        <w:spacing w:after="120" w:line="330" w:lineRule="atLeast"/>
-        <w:jc w:val="both"/>
-        <w:rPr>
-          <w:rFonts w:ascii="Times New Roman" w:hAnsi="Times New Roman" w:cs="Times New Roman"/>
-          <w:sz w:val="24"/>
-        </w:rPr>
-      </w:pPr>
-      <w:r>
-        <w:rPr>
-          <w:rFonts w:ascii="Times New Roman" w:hAnsi="Times New Roman" w:cs="Times New Roman"/>
-          <w:sz w:val="24"/>
-        </w:rPr>
-        <w:t>Интеграция с системами складского учета и бухгалтерии.</w:t>
-      </w:r>
-    </w:p>
-    <w:p>
-      <w:pPr>
-        <w:pStyle w:val="HTML"/>
-        <w:numPr>
-          <w:ilvl w:val="0"/>
-          <w:numId w:val="17"/>
-        </w:numPr>
-        <w:tabs>
-          <w:tab w:val="clear" w:pos="916"/>
-          <w:tab w:val="left" w:pos="709"/>
-        </w:tabs>
-        <w:wordWrap w:val="0"/>
-        <w:spacing w:after="120" w:line="330" w:lineRule="atLeast"/>
-        <w:jc w:val="both"/>
-        <w:rPr>
-          <w:rFonts w:ascii="Times New Roman" w:hAnsi="Times New Roman" w:cs="Times New Roman"/>
-          <w:sz w:val="24"/>
-        </w:rPr>
-      </w:pPr>
-      <w:r>
-        <w:rPr>
-          <w:rFonts w:ascii="Times New Roman" w:hAnsi="Times New Roman" w:cs="Times New Roman"/>
-          <w:sz w:val="24"/>
-        </w:rPr>
-        <w:t>Разработка мобильного нативного приложения для клиентов.</w:t>
-      </w:r>
-    </w:p>
-    <w:p>
-      <w:pPr>
-        <w:pStyle w:val="HTML"/>
-        <w:numPr>
-          <w:ilvl w:val="0"/>
-          <w:numId w:val="17"/>
-        </w:numPr>
-        <w:tabs>
-          <w:tab w:val="clear" w:pos="916"/>
-          <w:tab w:val="left" w:pos="709"/>
-        </w:tabs>
-        <w:wordWrap w:val="0"/>
-        <w:spacing w:after="120" w:line="330" w:lineRule="atLeast"/>
-        <w:jc w:val="both"/>
-        <w:rPr>
-          <w:rFonts w:ascii="Times New Roman" w:hAnsi="Times New Roman" w:cs="Times New Roman"/>
-          <w:sz w:val="24"/>
-        </w:rPr>
-      </w:pPr>
-      <w:r>
-        <w:rPr>
-          <w:rFonts w:ascii="Times New Roman" w:hAnsi="Times New Roman" w:cs="Times New Roman"/>
-          <w:sz w:val="24"/>
-        </w:rPr>
-        <w:t>Личный кабинет для автомехаников.</w:t>
-      </w:r>
-    </w:p>
-    <w:p>
-      <w:pPr>
-        <w:pStyle w:val="HTML"/>
-        <w:numPr>
-          <w:ilvl w:val="0"/>
-          <w:numId w:val="17"/>
-        </w:numPr>
-        <w:tabs>
-          <w:tab w:val="clear" w:pos="916"/>
-          <w:tab w:val="left" w:pos="709"/>
-        </w:tabs>
-        <w:wordWrap w:val="0"/>
-        <w:spacing w:after="120" w:line="330" w:lineRule="atLeast"/>
-        <w:jc w:val="both"/>
-        <w:rPr>
-          <w:rFonts w:ascii="Times New Roman" w:hAnsi="Times New Roman" w:cs="Times New Roman"/>
-          <w:sz w:val="24"/>
-        </w:rPr>
-      </w:pPr>
-      <w:r>
-        <w:rPr>
-          <w:rFonts w:ascii="Times New Roman" w:hAnsi="Times New Roman" w:cs="Times New Roman"/>
-          <w:sz w:val="24"/>
-        </w:rPr>
         <w:lastRenderedPageBreak/>
-        <w:t>Система автоматического формирования и печати счетов-заказов.</w:t>
-      </w:r>
-    </w:p>
-    <w:p>
-      <w:r>
-        <w:t>Причины</w:t>
-      </w:r>
-      <w:r>
-        <w:t xml:space="preserve">: </w:t>
-      </w:r>
-      <w:r>
-        <w:t>ограниченность ресурсов и времени учебного проекта. Данный функционал является ценным, но не критичным для достижения основных целей проекта на первом этапе. Может быть рассмотрен в будущих версиях.</w:t>
-      </w:r>
-    </w:p>
-    <w:p>
-      <w:pPr>
-        <w:pStyle w:val="2"/>
-      </w:pPr>
-      <w:bookmarkStart w:id="21" w:name="_Toc147596851"/>
-      <w:r>
-        <w:t>Критерии одобрения решения</w:t>
-      </w:r>
-      <w:bookmarkEnd w:id="21"/>
-    </w:p>
-    <w:p>
-      <w:pPr>
-        <w:pStyle w:val="HTML"/>
-        <w:wordWrap w:val="0"/>
-        <w:spacing w:line="330" w:lineRule="atLeast"/>
-        <w:jc w:val="both"/>
-        <w:rPr>
-          <w:rFonts w:ascii="Times New Roman" w:hAnsi="Times New Roman" w:cs="Times New Roman"/>
-          <w:sz w:val="24"/>
-        </w:rPr>
-      </w:pPr>
-      <w:r>
-        <w:rPr>
-          <w:rFonts w:ascii="Times New Roman" w:hAnsi="Times New Roman" w:cs="Times New Roman"/>
-          <w:sz w:val="24"/>
-        </w:rPr>
-        <w:t>Проект считается успешным и готовым к сдаче, если:</w:t>
-      </w:r>
-    </w:p>
-    <w:p>
-      <w:pPr>
-        <w:pStyle w:val="HTML"/>
-        <w:numPr>
-          <w:ilvl w:val="0"/>
-          <w:numId w:val="18"/>
-        </w:numPr>
-        <w:tabs>
-          <w:tab w:val="clear" w:pos="916"/>
-          <w:tab w:val="left" w:pos="709"/>
-        </w:tabs>
-        <w:wordWrap w:val="0"/>
-        <w:spacing w:after="120" w:line="330" w:lineRule="atLeast"/>
-        <w:jc w:val="both"/>
-        <w:rPr>
-          <w:rFonts w:ascii="Times New Roman" w:hAnsi="Times New Roman" w:cs="Times New Roman"/>
-          <w:sz w:val="24"/>
-        </w:rPr>
-      </w:pPr>
-      <w:r>
-        <w:rPr>
-          <w:rFonts w:ascii="Times New Roman" w:hAnsi="Times New Roman" w:cs="Times New Roman"/>
-          <w:sz w:val="24"/>
-        </w:rPr>
-        <w:t>Реализована вся заявленная функциональность.</w:t>
-      </w:r>
-    </w:p>
-    <w:p>
-      <w:pPr>
-        <w:pStyle w:val="HTML"/>
-        <w:numPr>
-          <w:ilvl w:val="0"/>
-          <w:numId w:val="18"/>
-        </w:numPr>
-        <w:tabs>
-          <w:tab w:val="clear" w:pos="916"/>
-          <w:tab w:val="left" w:pos="709"/>
-        </w:tabs>
-        <w:wordWrap w:val="0"/>
-        <w:spacing w:after="120" w:line="330" w:lineRule="atLeast"/>
-        <w:jc w:val="both"/>
-        <w:rPr>
-          <w:rFonts w:ascii="Times New Roman" w:hAnsi="Times New Roman" w:cs="Times New Roman"/>
-          <w:sz w:val="24"/>
-        </w:rPr>
-      </w:pPr>
-      <w:r>
-        <w:rPr>
-          <w:rFonts w:ascii="Times New Roman" w:hAnsi="Times New Roman" w:cs="Times New Roman"/>
-          <w:sz w:val="24"/>
-        </w:rPr>
-        <w:t>Система развернута на доступном сервере и может быть продемонстрирована в работе.</w:t>
-      </w:r>
-    </w:p>
-    <w:p>
-      <w:pPr>
-        <w:pStyle w:val="HTML"/>
-        <w:numPr>
-          <w:ilvl w:val="0"/>
-          <w:numId w:val="18"/>
-        </w:numPr>
-        <w:tabs>
-          <w:tab w:val="clear" w:pos="916"/>
-          <w:tab w:val="left" w:pos="709"/>
-        </w:tabs>
-        <w:wordWrap w:val="0"/>
-        <w:spacing w:after="120" w:line="330" w:lineRule="atLeast"/>
-        <w:jc w:val="both"/>
-        <w:rPr>
-          <w:rFonts w:ascii="Times New Roman" w:hAnsi="Times New Roman" w:cs="Times New Roman"/>
-          <w:sz w:val="24"/>
-        </w:rPr>
-      </w:pPr>
-      <w:r>
-        <w:rPr>
-          <w:rFonts w:ascii="Times New Roman" w:hAnsi="Times New Roman" w:cs="Times New Roman"/>
-          <w:sz w:val="24"/>
-        </w:rPr>
-        <w:t>Пользовательские интерфейсы стабильны, не имеют критических ошибок и соответствуют требованиям к удобству использования.</w:t>
-      </w:r>
-    </w:p>
-    <w:p>
-      <w:pPr>
-        <w:pStyle w:val="HTML"/>
-        <w:numPr>
-          <w:ilvl w:val="0"/>
-          <w:numId w:val="18"/>
-        </w:numPr>
-        <w:tabs>
-          <w:tab w:val="clear" w:pos="916"/>
-          <w:tab w:val="left" w:pos="709"/>
-        </w:tabs>
-        <w:wordWrap w:val="0"/>
-        <w:spacing w:after="120" w:line="330" w:lineRule="atLeast"/>
-        <w:jc w:val="both"/>
-        <w:rPr>
-          <w:rFonts w:ascii="Times New Roman" w:hAnsi="Times New Roman" w:cs="Times New Roman"/>
-          <w:sz w:val="24"/>
-        </w:rPr>
-      </w:pPr>
-      <w:r>
-        <w:rPr>
-          <w:rFonts w:ascii="Times New Roman" w:hAnsi="Times New Roman" w:cs="Times New Roman"/>
-          <w:sz w:val="24"/>
-        </w:rPr>
-        <w:t>Архитектура системы документирована (как минимум, диаграмма компонентов и диаграмма классов).</w:t>
-      </w:r>
-    </w:p>
-    <w:p>
-      <w:pPr>
-        <w:pStyle w:val="HTML"/>
-        <w:numPr>
-          <w:ilvl w:val="0"/>
-          <w:numId w:val="18"/>
-        </w:numPr>
-        <w:tabs>
-          <w:tab w:val="clear" w:pos="916"/>
-          <w:tab w:val="left" w:pos="709"/>
-        </w:tabs>
-        <w:wordWrap w:val="0"/>
-        <w:spacing w:after="120" w:line="330" w:lineRule="atLeast"/>
-        <w:jc w:val="both"/>
-        <w:rPr>
-          <w:rFonts w:ascii="Times New Roman" w:hAnsi="Times New Roman" w:cs="Times New Roman"/>
-          <w:sz w:val="24"/>
-        </w:rPr>
-      </w:pPr>
-      <w:r>
-        <w:rPr>
-          <w:rFonts w:ascii="Times New Roman" w:hAnsi="Times New Roman" w:cs="Times New Roman"/>
-          <w:sz w:val="24"/>
-        </w:rPr>
-        <w:t>Код проекта находится в системе контроля версий (Git) и сопровождается инструкцией для запуска.</w:t>
-      </w:r>
-    </w:p>
-    <w:p>
-      <w:pPr>
-        <w:pStyle w:val="1"/>
-        <w:rPr>
-          <w:lang w:val="en-US"/>
-        </w:rPr>
-      </w:pPr>
-      <w:bookmarkStart w:id="22" w:name="_Toc147596852"/>
-      <w:r>
-        <w:t>Стратегии дизайна решения</w:t>
-      </w:r>
-      <w:bookmarkEnd w:id="22"/>
-    </w:p>
-    <w:p>
-      <w:pPr>
-        <w:pStyle w:val="2"/>
-        <w:rPr>
-          <w:lang w:val="en-US"/>
-        </w:rPr>
-      </w:pPr>
-      <w:bookmarkStart w:id="23" w:name="_Toc147596853"/>
-      <w:r>
-        <w:t>Стр</w:t>
-      </w:r>
-      <w:r>
-        <w:t>атегия</w:t>
-      </w:r>
-      <w:r>
-        <w:rPr>
-          <w:lang w:val="en-US"/>
-        </w:rPr>
-        <w:t xml:space="preserve"> </w:t>
-      </w:r>
-      <w:r>
-        <w:t>архитектурного</w:t>
-      </w:r>
-      <w:r>
-        <w:rPr>
-          <w:lang w:val="en-US"/>
-        </w:rPr>
-        <w:t xml:space="preserve"> </w:t>
-      </w:r>
-      <w:r>
-        <w:t>дизайна</w:t>
-      </w:r>
-      <w:bookmarkEnd w:id="23"/>
-    </w:p>
-    <w:p>
-      <w:pPr>
-        <w:rPr>
-          <w:lang w:val="en-US"/>
-        </w:rPr>
-      </w:pPr>
-      <w:r>
-        <w:t>Будет использована многоуровневая архитектура</w:t>
-      </w:r>
-      <w:r>
-        <w:rPr>
-          <w:lang w:val="en-US"/>
-        </w:rPr>
-        <w:t>:</w:t>
-      </w:r>
-    </w:p>
-    <w:p>
-      <w:pPr>
-        <w:pStyle w:val="HTML"/>
-        <w:numPr>
-          <w:ilvl w:val="0"/>
-          <w:numId w:val="19"/>
-        </w:numPr>
-        <w:tabs>
-          <w:tab w:val="clear" w:pos="916"/>
-          <w:tab w:val="left" w:pos="709"/>
-        </w:tabs>
-        <w:wordWrap w:val="0"/>
-        <w:spacing w:after="120" w:line="330" w:lineRule="atLeast"/>
-        <w:rPr>
-          <w:rFonts w:ascii="Times New Roman" w:hAnsi="Times New Roman" w:cs="Times New Roman"/>
-          <w:sz w:val="24"/>
-        </w:rPr>
-      </w:pPr>
-      <w:r>
-        <w:rPr>
-          <w:rFonts w:ascii="Times New Roman" w:hAnsi="Times New Roman" w:cs="Times New Roman"/>
-          <w:sz w:val="24"/>
-        </w:rPr>
-        <w:t>Презентационный уровень (Presentation Layer): Два веб-интерфейса (Frontend), реализованных с использованием фреймворка React или Vue.js. Интерфейс для клиентов будет адаптирован для мобильных устройств.</w:t>
-      </w:r>
-    </w:p>
-    <w:p>
-      <w:pPr>
-        <w:pStyle w:val="HTML"/>
-        <w:numPr>
-          <w:ilvl w:val="0"/>
-          <w:numId w:val="19"/>
-        </w:numPr>
-        <w:tabs>
-          <w:tab w:val="clear" w:pos="916"/>
-          <w:tab w:val="left" w:pos="709"/>
-        </w:tabs>
-        <w:wordWrap w:val="0"/>
-        <w:spacing w:after="120" w:line="330" w:lineRule="atLeast"/>
-        <w:rPr>
-          <w:rFonts w:ascii="Times New Roman" w:hAnsi="Times New Roman" w:cs="Times New Roman"/>
-          <w:sz w:val="24"/>
-        </w:rPr>
-      </w:pPr>
-      <w:r>
-        <w:rPr>
-          <w:rFonts w:ascii="Times New Roman" w:hAnsi="Times New Roman" w:cs="Times New Roman"/>
-          <w:sz w:val="24"/>
-        </w:rPr>
-        <w:t>Уровень бизнес-логики (Business Logic Layer): Серверное приложение (Backend) на Python с использованием фреймворка Django и Django REST Framework (DRF), предоставляющее REST API для фронтенда.</w:t>
-      </w:r>
-    </w:p>
-    <w:p>
-      <w:pPr>
-        <w:pStyle w:val="HTML"/>
-        <w:numPr>
-          <w:ilvl w:val="0"/>
-          <w:numId w:val="19"/>
-        </w:numPr>
-        <w:tabs>
-          <w:tab w:val="clear" w:pos="916"/>
-          <w:tab w:val="left" w:pos="709"/>
-        </w:tabs>
-        <w:wordWrap w:val="0"/>
-        <w:spacing w:after="120" w:line="330" w:lineRule="atLeast"/>
-        <w:rPr>
-          <w:rFonts w:ascii="Times New Roman" w:hAnsi="Times New Roman" w:cs="Times New Roman"/>
-          <w:sz w:val="24"/>
-        </w:rPr>
-      </w:pPr>
-      <w:r>
-        <w:rPr>
-          <w:rFonts w:ascii="Times New Roman" w:hAnsi="Times New Roman" w:cs="Times New Roman"/>
-          <w:sz w:val="24"/>
-        </w:rPr>
         <w:t>Уровень данных (Data Access Layer): Реляционная база данных SQLite (для разработки и демонстрации) с возможностью миграции на PostgreSQL. Доступ к данным осуществляется через Django ORM.</w:t>
       </w:r>
     </w:p>
@@ -4085,7 +4569,6 @@
           <w:rFonts w:ascii="Times New Roman" w:hAnsi="Times New Roman" w:cs="Times New Roman"/>
           <w:sz w:val="24"/>
         </w:rPr>
-        <w:lastRenderedPageBreak/>
         <w:t>Язык: JavaScript</w:t>
       </w:r>
       <w:r>
@@ -4828,6 +5311,571 @@
     </w:lvl>
   </w:abstractNum>
   <w:abstractNum w:abstractNumId="3" w15:restartNumberingAfterBreak="0">
+    <w:nsid w:val="0E701843"/>
+    <w:multiLevelType w:val="hybridMultilevel"/>
+    <w:tmpl w:val="CAB40A7E"/>
+    <w:lvl w:ilvl="0" w:tplc="04190005">
+      <w:start w:val="1"/>
+      <w:numFmt w:val="bullet"/>
+      <w:lvlText w:val=""/>
+      <w:lvlJc w:val="left"/>
+      <w:pPr>
+        <w:ind w:left="720" w:hanging="360"/>
+      </w:pPr>
+      <w:rPr>
+        <w:rFonts w:ascii="Wingdings" w:hAnsi="Wingdings" w:hint="default"/>
+      </w:rPr>
+    </w:lvl>
+    <w:lvl w:ilvl="1" w:tplc="04190003" w:tentative="1">
+      <w:start w:val="1"/>
+      <w:numFmt w:val="bullet"/>
+      <w:lvlText w:val="o"/>
+      <w:lvlJc w:val="left"/>
+      <w:pPr>
+        <w:ind w:left="1440" w:hanging="360"/>
+      </w:pPr>
+      <w:rPr>
+        <w:rFonts w:ascii="Courier New" w:hAnsi="Courier New" w:cs="Courier New" w:hint="default"/>
+      </w:rPr>
+    </w:lvl>
+    <w:lvl w:ilvl="2" w:tplc="04190005" w:tentative="1">
+      <w:start w:val="1"/>
+      <w:numFmt w:val="bullet"/>
+      <w:lvlText w:val=""/>
+      <w:lvlJc w:val="left"/>
+      <w:pPr>
+        <w:ind w:left="2160" w:hanging="360"/>
+      </w:pPr>
+      <w:rPr>
+        <w:rFonts w:ascii="Wingdings" w:hAnsi="Wingdings" w:hint="default"/>
+      </w:rPr>
+    </w:lvl>
+    <w:lvl w:ilvl="3" w:tplc="04190001" w:tentative="1">
+      <w:start w:val="1"/>
+      <w:numFmt w:val="bullet"/>
+      <w:lvlText w:val=""/>
+      <w:lvlJc w:val="left"/>
+      <w:pPr>
+        <w:ind w:left="2880" w:hanging="360"/>
+      </w:pPr>
+      <w:rPr>
+        <w:rFonts w:ascii="Symbol" w:hAnsi="Symbol" w:hint="default"/>
+      </w:rPr>
+    </w:lvl>
+    <w:lvl w:ilvl="4" w:tplc="04190003" w:tentative="1">
+      <w:start w:val="1"/>
+      <w:numFmt w:val="bullet"/>
+      <w:lvlText w:val="o"/>
+      <w:lvlJc w:val="left"/>
+      <w:pPr>
+        <w:ind w:left="3600" w:hanging="360"/>
+      </w:pPr>
+      <w:rPr>
+        <w:rFonts w:ascii="Courier New" w:hAnsi="Courier New" w:cs="Courier New" w:hint="default"/>
+      </w:rPr>
+    </w:lvl>
+    <w:lvl w:ilvl="5" w:tplc="04190005" w:tentative="1">
+      <w:start w:val="1"/>
+      <w:numFmt w:val="bullet"/>
+      <w:lvlText w:val=""/>
+      <w:lvlJc w:val="left"/>
+      <w:pPr>
+        <w:ind w:left="4320" w:hanging="360"/>
+      </w:pPr>
+      <w:rPr>
+        <w:rFonts w:ascii="Wingdings" w:hAnsi="Wingdings" w:hint="default"/>
+      </w:rPr>
+    </w:lvl>
+    <w:lvl w:ilvl="6" w:tplc="04190001" w:tentative="1">
+      <w:start w:val="1"/>
+      <w:numFmt w:val="bullet"/>
+      <w:lvlText w:val=""/>
+      <w:lvlJc w:val="left"/>
+      <w:pPr>
+        <w:ind w:left="5040" w:hanging="360"/>
+      </w:pPr>
+      <w:rPr>
+        <w:rFonts w:ascii="Symbol" w:hAnsi="Symbol" w:hint="default"/>
+      </w:rPr>
+    </w:lvl>
+    <w:lvl w:ilvl="7" w:tplc="04190003" w:tentative="1">
+      <w:start w:val="1"/>
+      <w:numFmt w:val="bullet"/>
+      <w:lvlText w:val="o"/>
+      <w:lvlJc w:val="left"/>
+      <w:pPr>
+        <w:ind w:left="5760" w:hanging="360"/>
+      </w:pPr>
+      <w:rPr>
+        <w:rFonts w:ascii="Courier New" w:hAnsi="Courier New" w:cs="Courier New" w:hint="default"/>
+      </w:rPr>
+    </w:lvl>
+    <w:lvl w:ilvl="8" w:tplc="04190005" w:tentative="1">
+      <w:start w:val="1"/>
+      <w:numFmt w:val="bullet"/>
+      <w:lvlText w:val=""/>
+      <w:lvlJc w:val="left"/>
+      <w:pPr>
+        <w:ind w:left="6480" w:hanging="360"/>
+      </w:pPr>
+      <w:rPr>
+        <w:rFonts w:ascii="Wingdings" w:hAnsi="Wingdings" w:hint="default"/>
+      </w:rPr>
+    </w:lvl>
+  </w:abstractNum>
+  <w:abstractNum w:abstractNumId="4" w15:restartNumberingAfterBreak="0">
+    <w:nsid w:val="10BC2C5E"/>
+    <w:multiLevelType w:val="hybridMultilevel"/>
+    <w:tmpl w:val="C0E258A8"/>
+    <w:lvl w:ilvl="0" w:tplc="04190005">
+      <w:start w:val="1"/>
+      <w:numFmt w:val="bullet"/>
+      <w:lvlText w:val=""/>
+      <w:lvlJc w:val="left"/>
+      <w:pPr>
+        <w:ind w:left="720" w:hanging="360"/>
+      </w:pPr>
+      <w:rPr>
+        <w:rFonts w:ascii="Wingdings" w:hAnsi="Wingdings" w:hint="default"/>
+      </w:rPr>
+    </w:lvl>
+    <w:lvl w:ilvl="1" w:tplc="04190003" w:tentative="1">
+      <w:start w:val="1"/>
+      <w:numFmt w:val="bullet"/>
+      <w:lvlText w:val="o"/>
+      <w:lvlJc w:val="left"/>
+      <w:pPr>
+        <w:ind w:left="1440" w:hanging="360"/>
+      </w:pPr>
+      <w:rPr>
+        <w:rFonts w:ascii="Courier New" w:hAnsi="Courier New" w:cs="Courier New" w:hint="default"/>
+      </w:rPr>
+    </w:lvl>
+    <w:lvl w:ilvl="2" w:tplc="04190005" w:tentative="1">
+      <w:start w:val="1"/>
+      <w:numFmt w:val="bullet"/>
+      <w:lvlText w:val=""/>
+      <w:lvlJc w:val="left"/>
+      <w:pPr>
+        <w:ind w:left="2160" w:hanging="360"/>
+      </w:pPr>
+      <w:rPr>
+        <w:rFonts w:ascii="Wingdings" w:hAnsi="Wingdings" w:hint="default"/>
+      </w:rPr>
+    </w:lvl>
+    <w:lvl w:ilvl="3" w:tplc="04190001" w:tentative="1">
+      <w:start w:val="1"/>
+      <w:numFmt w:val="bullet"/>
+      <w:lvlText w:val=""/>
+      <w:lvlJc w:val="left"/>
+      <w:pPr>
+        <w:ind w:left="2880" w:hanging="360"/>
+      </w:pPr>
+      <w:rPr>
+        <w:rFonts w:ascii="Symbol" w:hAnsi="Symbol" w:hint="default"/>
+      </w:rPr>
+    </w:lvl>
+    <w:lvl w:ilvl="4" w:tplc="04190003" w:tentative="1">
+      <w:start w:val="1"/>
+      <w:numFmt w:val="bullet"/>
+      <w:lvlText w:val="o"/>
+      <w:lvlJc w:val="left"/>
+      <w:pPr>
+        <w:ind w:left="3600" w:hanging="360"/>
+      </w:pPr>
+      <w:rPr>
+        <w:rFonts w:ascii="Courier New" w:hAnsi="Courier New" w:cs="Courier New" w:hint="default"/>
+      </w:rPr>
+    </w:lvl>
+    <w:lvl w:ilvl="5" w:tplc="04190005" w:tentative="1">
+      <w:start w:val="1"/>
+      <w:numFmt w:val="bullet"/>
+      <w:lvlText w:val=""/>
+      <w:lvlJc w:val="left"/>
+      <w:pPr>
+        <w:ind w:left="4320" w:hanging="360"/>
+      </w:pPr>
+      <w:rPr>
+        <w:rFonts w:ascii="Wingdings" w:hAnsi="Wingdings" w:hint="default"/>
+      </w:rPr>
+    </w:lvl>
+    <w:lvl w:ilvl="6" w:tplc="04190001" w:tentative="1">
+      <w:start w:val="1"/>
+      <w:numFmt w:val="bullet"/>
+      <w:lvlText w:val=""/>
+      <w:lvlJc w:val="left"/>
+      <w:pPr>
+        <w:ind w:left="5040" w:hanging="360"/>
+      </w:pPr>
+      <w:rPr>
+        <w:rFonts w:ascii="Symbol" w:hAnsi="Symbol" w:hint="default"/>
+      </w:rPr>
+    </w:lvl>
+    <w:lvl w:ilvl="7" w:tplc="04190003" w:tentative="1">
+      <w:start w:val="1"/>
+      <w:numFmt w:val="bullet"/>
+      <w:lvlText w:val="o"/>
+      <w:lvlJc w:val="left"/>
+      <w:pPr>
+        <w:ind w:left="5760" w:hanging="360"/>
+      </w:pPr>
+      <w:rPr>
+        <w:rFonts w:ascii="Courier New" w:hAnsi="Courier New" w:cs="Courier New" w:hint="default"/>
+      </w:rPr>
+    </w:lvl>
+    <w:lvl w:ilvl="8" w:tplc="04190005" w:tentative="1">
+      <w:start w:val="1"/>
+      <w:numFmt w:val="bullet"/>
+      <w:lvlText w:val=""/>
+      <w:lvlJc w:val="left"/>
+      <w:pPr>
+        <w:ind w:left="6480" w:hanging="360"/>
+      </w:pPr>
+      <w:rPr>
+        <w:rFonts w:ascii="Wingdings" w:hAnsi="Wingdings" w:hint="default"/>
+      </w:rPr>
+    </w:lvl>
+  </w:abstractNum>
+  <w:abstractNum w:abstractNumId="5" w15:restartNumberingAfterBreak="0">
+    <w:nsid w:val="135C5DC4"/>
+    <w:multiLevelType w:val="hybridMultilevel"/>
+    <w:tmpl w:val="CE682AC4"/>
+    <w:lvl w:ilvl="0" w:tplc="04190005">
+      <w:start w:val="1"/>
+      <w:numFmt w:val="bullet"/>
+      <w:lvlText w:val=""/>
+      <w:lvlJc w:val="left"/>
+      <w:pPr>
+        <w:ind w:left="720" w:hanging="360"/>
+      </w:pPr>
+      <w:rPr>
+        <w:rFonts w:ascii="Wingdings" w:hAnsi="Wingdings" w:hint="default"/>
+      </w:rPr>
+    </w:lvl>
+    <w:lvl w:ilvl="1" w:tplc="04190003" w:tentative="1">
+      <w:start w:val="1"/>
+      <w:numFmt w:val="bullet"/>
+      <w:lvlText w:val="o"/>
+      <w:lvlJc w:val="left"/>
+      <w:pPr>
+        <w:ind w:left="1440" w:hanging="360"/>
+      </w:pPr>
+      <w:rPr>
+        <w:rFonts w:ascii="Courier New" w:hAnsi="Courier New" w:cs="Courier New" w:hint="default"/>
+      </w:rPr>
+    </w:lvl>
+    <w:lvl w:ilvl="2" w:tplc="04190005" w:tentative="1">
+      <w:start w:val="1"/>
+      <w:numFmt w:val="bullet"/>
+      <w:lvlText w:val=""/>
+      <w:lvlJc w:val="left"/>
+      <w:pPr>
+        <w:ind w:left="2160" w:hanging="360"/>
+      </w:pPr>
+      <w:rPr>
+        <w:rFonts w:ascii="Wingdings" w:hAnsi="Wingdings" w:hint="default"/>
+      </w:rPr>
+    </w:lvl>
+    <w:lvl w:ilvl="3" w:tplc="04190001" w:tentative="1">
+      <w:start w:val="1"/>
+      <w:numFmt w:val="bullet"/>
+      <w:lvlText w:val=""/>
+      <w:lvlJc w:val="left"/>
+      <w:pPr>
+        <w:ind w:left="2880" w:hanging="360"/>
+      </w:pPr>
+      <w:rPr>
+        <w:rFonts w:ascii="Symbol" w:hAnsi="Symbol" w:hint="default"/>
+      </w:rPr>
+    </w:lvl>
+    <w:lvl w:ilvl="4" w:tplc="04190003" w:tentative="1">
+      <w:start w:val="1"/>
+      <w:numFmt w:val="bullet"/>
+      <w:lvlText w:val="o"/>
+      <w:lvlJc w:val="left"/>
+      <w:pPr>
+        <w:ind w:left="3600" w:hanging="360"/>
+      </w:pPr>
+      <w:rPr>
+        <w:rFonts w:ascii="Courier New" w:hAnsi="Courier New" w:cs="Courier New" w:hint="default"/>
+      </w:rPr>
+    </w:lvl>
+    <w:lvl w:ilvl="5" w:tplc="04190005" w:tentative="1">
+      <w:start w:val="1"/>
+      <w:numFmt w:val="bullet"/>
+      <w:lvlText w:val=""/>
+      <w:lvlJc w:val="left"/>
+      <w:pPr>
+        <w:ind w:left="4320" w:hanging="360"/>
+      </w:pPr>
+      <w:rPr>
+        <w:rFonts w:ascii="Wingdings" w:hAnsi="Wingdings" w:hint="default"/>
+      </w:rPr>
+    </w:lvl>
+    <w:lvl w:ilvl="6" w:tplc="04190001" w:tentative="1">
+      <w:start w:val="1"/>
+      <w:numFmt w:val="bullet"/>
+      <w:lvlText w:val=""/>
+      <w:lvlJc w:val="left"/>
+      <w:pPr>
+        <w:ind w:left="5040" w:hanging="360"/>
+      </w:pPr>
+      <w:rPr>
+        <w:rFonts w:ascii="Symbol" w:hAnsi="Symbol" w:hint="default"/>
+      </w:rPr>
+    </w:lvl>
+    <w:lvl w:ilvl="7" w:tplc="04190003" w:tentative="1">
+      <w:start w:val="1"/>
+      <w:numFmt w:val="bullet"/>
+      <w:lvlText w:val="o"/>
+      <w:lvlJc w:val="left"/>
+      <w:pPr>
+        <w:ind w:left="5760" w:hanging="360"/>
+      </w:pPr>
+      <w:rPr>
+        <w:rFonts w:ascii="Courier New" w:hAnsi="Courier New" w:cs="Courier New" w:hint="default"/>
+      </w:rPr>
+    </w:lvl>
+    <w:lvl w:ilvl="8" w:tplc="04190005" w:tentative="1">
+      <w:start w:val="1"/>
+      <w:numFmt w:val="bullet"/>
+      <w:lvlText w:val=""/>
+      <w:lvlJc w:val="left"/>
+      <w:pPr>
+        <w:ind w:left="6480" w:hanging="360"/>
+      </w:pPr>
+      <w:rPr>
+        <w:rFonts w:ascii="Wingdings" w:hAnsi="Wingdings" w:hint="default"/>
+      </w:rPr>
+    </w:lvl>
+  </w:abstractNum>
+  <w:abstractNum w:abstractNumId="6" w15:restartNumberingAfterBreak="0">
+    <w:nsid w:val="1B3508ED"/>
+    <w:multiLevelType w:val="hybridMultilevel"/>
+    <w:tmpl w:val="4D66AC20"/>
+    <w:lvl w:ilvl="0" w:tplc="04190005">
+      <w:start w:val="1"/>
+      <w:numFmt w:val="bullet"/>
+      <w:lvlText w:val=""/>
+      <w:lvlJc w:val="left"/>
+      <w:pPr>
+        <w:ind w:left="720" w:hanging="360"/>
+      </w:pPr>
+      <w:rPr>
+        <w:rFonts w:ascii="Wingdings" w:hAnsi="Wingdings" w:hint="default"/>
+      </w:rPr>
+    </w:lvl>
+    <w:lvl w:ilvl="1" w:tplc="04190003" w:tentative="1">
+      <w:start w:val="1"/>
+      <w:numFmt w:val="bullet"/>
+      <w:lvlText w:val="o"/>
+      <w:lvlJc w:val="left"/>
+      <w:pPr>
+        <w:ind w:left="1440" w:hanging="360"/>
+      </w:pPr>
+      <w:rPr>
+        <w:rFonts w:ascii="Courier New" w:hAnsi="Courier New" w:cs="Courier New" w:hint="default"/>
+      </w:rPr>
+    </w:lvl>
+    <w:lvl w:ilvl="2" w:tplc="04190005" w:tentative="1">
+      <w:start w:val="1"/>
+      <w:numFmt w:val="bullet"/>
+      <w:lvlText w:val=""/>
+      <w:lvlJc w:val="left"/>
+      <w:pPr>
+        <w:ind w:left="2160" w:hanging="360"/>
+      </w:pPr>
+      <w:rPr>
+        <w:rFonts w:ascii="Wingdings" w:hAnsi="Wingdings" w:hint="default"/>
+      </w:rPr>
+    </w:lvl>
+    <w:lvl w:ilvl="3" w:tplc="04190001" w:tentative="1">
+      <w:start w:val="1"/>
+      <w:numFmt w:val="bullet"/>
+      <w:lvlText w:val=""/>
+      <w:lvlJc w:val="left"/>
+      <w:pPr>
+        <w:ind w:left="2880" w:hanging="360"/>
+      </w:pPr>
+      <w:rPr>
+        <w:rFonts w:ascii="Symbol" w:hAnsi="Symbol" w:hint="default"/>
+      </w:rPr>
+    </w:lvl>
+    <w:lvl w:ilvl="4" w:tplc="04190003" w:tentative="1">
+      <w:start w:val="1"/>
+      <w:numFmt w:val="bullet"/>
+      <w:lvlText w:val="o"/>
+      <w:lvlJc w:val="left"/>
+      <w:pPr>
+        <w:ind w:left="3600" w:hanging="360"/>
+      </w:pPr>
+      <w:rPr>
+        <w:rFonts w:ascii="Courier New" w:hAnsi="Courier New" w:cs="Courier New" w:hint="default"/>
+      </w:rPr>
+    </w:lvl>
+    <w:lvl w:ilvl="5" w:tplc="04190005" w:tentative="1">
+      <w:start w:val="1"/>
+      <w:numFmt w:val="bullet"/>
+      <w:lvlText w:val=""/>
+      <w:lvlJc w:val="left"/>
+      <w:pPr>
+        <w:ind w:left="4320" w:hanging="360"/>
+      </w:pPr>
+      <w:rPr>
+        <w:rFonts w:ascii="Wingdings" w:hAnsi="Wingdings" w:hint="default"/>
+      </w:rPr>
+    </w:lvl>
+    <w:lvl w:ilvl="6" w:tplc="04190001" w:tentative="1">
+      <w:start w:val="1"/>
+      <w:numFmt w:val="bullet"/>
+      <w:lvlText w:val=""/>
+      <w:lvlJc w:val="left"/>
+      <w:pPr>
+        <w:ind w:left="5040" w:hanging="360"/>
+      </w:pPr>
+      <w:rPr>
+        <w:rFonts w:ascii="Symbol" w:hAnsi="Symbol" w:hint="default"/>
+      </w:rPr>
+    </w:lvl>
+    <w:lvl w:ilvl="7" w:tplc="04190003" w:tentative="1">
+      <w:start w:val="1"/>
+      <w:numFmt w:val="bullet"/>
+      <w:lvlText w:val="o"/>
+      <w:lvlJc w:val="left"/>
+      <w:pPr>
+        <w:ind w:left="5760" w:hanging="360"/>
+      </w:pPr>
+      <w:rPr>
+        <w:rFonts w:ascii="Courier New" w:hAnsi="Courier New" w:cs="Courier New" w:hint="default"/>
+      </w:rPr>
+    </w:lvl>
+    <w:lvl w:ilvl="8" w:tplc="04190005" w:tentative="1">
+      <w:start w:val="1"/>
+      <w:numFmt w:val="bullet"/>
+      <w:lvlText w:val=""/>
+      <w:lvlJc w:val="left"/>
+      <w:pPr>
+        <w:ind w:left="6480" w:hanging="360"/>
+      </w:pPr>
+      <w:rPr>
+        <w:rFonts w:ascii="Wingdings" w:hAnsi="Wingdings" w:hint="default"/>
+      </w:rPr>
+    </w:lvl>
+  </w:abstractNum>
+  <w:abstractNum w:abstractNumId="7" w15:restartNumberingAfterBreak="0">
+    <w:nsid w:val="21516420"/>
+    <w:multiLevelType w:val="hybridMultilevel"/>
+    <w:tmpl w:val="CEA40142"/>
+    <w:lvl w:ilvl="0" w:tplc="04190005">
+      <w:start w:val="1"/>
+      <w:numFmt w:val="bullet"/>
+      <w:lvlText w:val=""/>
+      <w:lvlJc w:val="left"/>
+      <w:pPr>
+        <w:ind w:left="720" w:hanging="360"/>
+      </w:pPr>
+      <w:rPr>
+        <w:rFonts w:ascii="Wingdings" w:hAnsi="Wingdings" w:hint="default"/>
+      </w:rPr>
+    </w:lvl>
+    <w:lvl w:ilvl="1" w:tplc="04190003" w:tentative="1">
+      <w:start w:val="1"/>
+      <w:numFmt w:val="bullet"/>
+      <w:lvlText w:val="o"/>
+      <w:lvlJc w:val="left"/>
+      <w:pPr>
+        <w:ind w:left="1440" w:hanging="360"/>
+      </w:pPr>
+      <w:rPr>
+        <w:rFonts w:ascii="Courier New" w:hAnsi="Courier New" w:cs="Courier New" w:hint="default"/>
+      </w:rPr>
+    </w:lvl>
+    <w:lvl w:ilvl="2" w:tplc="04190005" w:tentative="1">
+      <w:start w:val="1"/>
+      <w:numFmt w:val="bullet"/>
+      <w:lvlText w:val=""/>
+      <w:lvlJc w:val="left"/>
+      <w:pPr>
+        <w:ind w:left="2160" w:hanging="360"/>
+      </w:pPr>
+      <w:rPr>
+        <w:rFonts w:ascii="Wingdings" w:hAnsi="Wingdings" w:hint="default"/>
+      </w:rPr>
+    </w:lvl>
+    <w:lvl w:ilvl="3" w:tplc="04190001" w:tentative="1">
+      <w:start w:val="1"/>
+      <w:numFmt w:val="bullet"/>
+      <w:lvlText w:val=""/>
+      <w:lvlJc w:val="left"/>
+      <w:pPr>
+        <w:ind w:left="2880" w:hanging="360"/>
+      </w:pPr>
+      <w:rPr>
+        <w:rFonts w:ascii="Symbol" w:hAnsi="Symbol" w:hint="default"/>
+      </w:rPr>
+    </w:lvl>
+    <w:lvl w:ilvl="4" w:tplc="04190003" w:tentative="1">
+      <w:start w:val="1"/>
+      <w:numFmt w:val="bullet"/>
+      <w:lvlText w:val="o"/>
+      <w:lvlJc w:val="left"/>
+      <w:pPr>
+        <w:ind w:left="3600" w:hanging="360"/>
+      </w:pPr>
+      <w:rPr>
+        <w:rFonts w:ascii="Courier New" w:hAnsi="Courier New" w:cs="Courier New" w:hint="default"/>
+      </w:rPr>
+    </w:lvl>
+    <w:lvl w:ilvl="5" w:tplc="04190005" w:tentative="1">
+      <w:start w:val="1"/>
+      <w:numFmt w:val="bullet"/>
+      <w:lvlText w:val=""/>
+      <w:lvlJc w:val="left"/>
+      <w:pPr>
+        <w:ind w:left="4320" w:hanging="360"/>
+      </w:pPr>
+      <w:rPr>
+        <w:rFonts w:ascii="Wingdings" w:hAnsi="Wingdings" w:hint="default"/>
+      </w:rPr>
+    </w:lvl>
+    <w:lvl w:ilvl="6" w:tplc="04190001" w:tentative="1">
+      <w:start w:val="1"/>
+      <w:numFmt w:val="bullet"/>
+      <w:lvlText w:val=""/>
+      <w:lvlJc w:val="left"/>
+      <w:pPr>
+        <w:ind w:left="5040" w:hanging="360"/>
+      </w:pPr>
+      <w:rPr>
+        <w:rFonts w:ascii="Symbol" w:hAnsi="Symbol" w:hint="default"/>
+      </w:rPr>
+    </w:lvl>
+    <w:lvl w:ilvl="7" w:tplc="04190003" w:tentative="1">
+      <w:start w:val="1"/>
+      <w:numFmt w:val="bullet"/>
+      <w:lvlText w:val="o"/>
+      <w:lvlJc w:val="left"/>
+      <w:pPr>
+        <w:ind w:left="5760" w:hanging="360"/>
+      </w:pPr>
+      <w:rPr>
+        <w:rFonts w:ascii="Courier New" w:hAnsi="Courier New" w:cs="Courier New" w:hint="default"/>
+      </w:rPr>
+    </w:lvl>
+    <w:lvl w:ilvl="8" w:tplc="04190005" w:tentative="1">
+      <w:start w:val="1"/>
+      <w:numFmt w:val="bullet"/>
+      <w:lvlText w:val=""/>
+      <w:lvlJc w:val="left"/>
+      <w:pPr>
+        <w:ind w:left="6480" w:hanging="360"/>
+      </w:pPr>
+      <w:rPr>
+        <w:rFonts w:ascii="Wingdings" w:hAnsi="Wingdings" w:hint="default"/>
+      </w:rPr>
+    </w:lvl>
+  </w:abstractNum>
+  <w:abstractNum w:abstractNumId="8" w15:restartNumberingAfterBreak="0">
     <w:nsid w:val="25AD1B05"/>
     <w:multiLevelType w:val="hybridMultilevel"/>
     <w:tmpl w:val="90C8B230"/>
@@ -4940,7 +5988,120 @@
       </w:rPr>
     </w:lvl>
   </w:abstractNum>
-  <w:abstractNum w:abstractNumId="4" w15:restartNumberingAfterBreak="0">
+  <w:abstractNum w:abstractNumId="9" w15:restartNumberingAfterBreak="0">
+    <w:nsid w:val="25F15144"/>
+    <w:multiLevelType w:val="hybridMultilevel"/>
+    <w:tmpl w:val="E2348058"/>
+    <w:lvl w:ilvl="0" w:tplc="04190005">
+      <w:start w:val="1"/>
+      <w:numFmt w:val="bullet"/>
+      <w:lvlText w:val=""/>
+      <w:lvlJc w:val="left"/>
+      <w:pPr>
+        <w:ind w:left="720" w:hanging="360"/>
+      </w:pPr>
+      <w:rPr>
+        <w:rFonts w:ascii="Wingdings" w:hAnsi="Wingdings" w:hint="default"/>
+      </w:rPr>
+    </w:lvl>
+    <w:lvl w:ilvl="1" w:tplc="04190003" w:tentative="1">
+      <w:start w:val="1"/>
+      <w:numFmt w:val="bullet"/>
+      <w:lvlText w:val="o"/>
+      <w:lvlJc w:val="left"/>
+      <w:pPr>
+        <w:ind w:left="1440" w:hanging="360"/>
+      </w:pPr>
+      <w:rPr>
+        <w:rFonts w:ascii="Courier New" w:hAnsi="Courier New" w:cs="Courier New" w:hint="default"/>
+      </w:rPr>
+    </w:lvl>
+    <w:lvl w:ilvl="2" w:tplc="04190005" w:tentative="1">
+      <w:start w:val="1"/>
+      <w:numFmt w:val="bullet"/>
+      <w:lvlText w:val=""/>
+      <w:lvlJc w:val="left"/>
+      <w:pPr>
+        <w:ind w:left="2160" w:hanging="360"/>
+      </w:pPr>
+      <w:rPr>
+        <w:rFonts w:ascii="Wingdings" w:hAnsi="Wingdings" w:hint="default"/>
+      </w:rPr>
+    </w:lvl>
+    <w:lvl w:ilvl="3" w:tplc="04190001" w:tentative="1">
+      <w:start w:val="1"/>
+      <w:numFmt w:val="bullet"/>
+      <w:lvlText w:val=""/>
+      <w:lvlJc w:val="left"/>
+      <w:pPr>
+        <w:ind w:left="2880" w:hanging="360"/>
+      </w:pPr>
+      <w:rPr>
+        <w:rFonts w:ascii="Symbol" w:hAnsi="Symbol" w:hint="default"/>
+      </w:rPr>
+    </w:lvl>
+    <w:lvl w:ilvl="4" w:tplc="04190003" w:tentative="1">
+      <w:start w:val="1"/>
+      <w:numFmt w:val="bullet"/>
+      <w:lvlText w:val="o"/>
+      <w:lvlJc w:val="left"/>
+      <w:pPr>
+        <w:ind w:left="3600" w:hanging="360"/>
+      </w:pPr>
+      <w:rPr>
+        <w:rFonts w:ascii="Courier New" w:hAnsi="Courier New" w:cs="Courier New" w:hint="default"/>
+      </w:rPr>
+    </w:lvl>
+    <w:lvl w:ilvl="5" w:tplc="04190005" w:tentative="1">
+      <w:start w:val="1"/>
+      <w:numFmt w:val="bullet"/>
+      <w:lvlText w:val=""/>
+      <w:lvlJc w:val="left"/>
+      <w:pPr>
+        <w:ind w:left="4320" w:hanging="360"/>
+      </w:pPr>
+      <w:rPr>
+        <w:rFonts w:ascii="Wingdings" w:hAnsi="Wingdings" w:hint="default"/>
+      </w:rPr>
+    </w:lvl>
+    <w:lvl w:ilvl="6" w:tplc="04190001" w:tentative="1">
+      <w:start w:val="1"/>
+      <w:numFmt w:val="bullet"/>
+      <w:lvlText w:val=""/>
+      <w:lvlJc w:val="left"/>
+      <w:pPr>
+        <w:ind w:left="5040" w:hanging="360"/>
+      </w:pPr>
+      <w:rPr>
+        <w:rFonts w:ascii="Symbol" w:hAnsi="Symbol" w:hint="default"/>
+      </w:rPr>
+    </w:lvl>
+    <w:lvl w:ilvl="7" w:tplc="04190003" w:tentative="1">
+      <w:start w:val="1"/>
+      <w:numFmt w:val="bullet"/>
+      <w:lvlText w:val="o"/>
+      <w:lvlJc w:val="left"/>
+      <w:pPr>
+        <w:ind w:left="5760" w:hanging="360"/>
+      </w:pPr>
+      <w:rPr>
+        <w:rFonts w:ascii="Courier New" w:hAnsi="Courier New" w:cs="Courier New" w:hint="default"/>
+      </w:rPr>
+    </w:lvl>
+    <w:lvl w:ilvl="8" w:tplc="04190005" w:tentative="1">
+      <w:start w:val="1"/>
+      <w:numFmt w:val="bullet"/>
+      <w:lvlText w:val=""/>
+      <w:lvlJc w:val="left"/>
+      <w:pPr>
+        <w:ind w:left="6480" w:hanging="360"/>
+      </w:pPr>
+      <w:rPr>
+        <w:rFonts w:ascii="Wingdings" w:hAnsi="Wingdings" w:hint="default"/>
+      </w:rPr>
+    </w:lvl>
+  </w:abstractNum>
+  <w:abstractNum w:abstractNumId="10" w15:restartNumberingAfterBreak="0">
     <w:nsid w:val="286F6DD9"/>
     <w:multiLevelType w:val="hybridMultilevel"/>
     <w:tmpl w:val="FEFA4B0C"/>
@@ -5053,7 +6214,7 @@
       </w:rPr>
     </w:lvl>
   </w:abstractNum>
-  <w:abstractNum w:abstractNumId="5" w15:restartNumberingAfterBreak="0">
+  <w:abstractNum w:abstractNumId="11" w15:restartNumberingAfterBreak="0">
     <w:nsid w:val="30A26CBB"/>
     <w:multiLevelType w:val="hybridMultilevel"/>
     <w:tmpl w:val="23E8CBC2"/>
@@ -5166,7 +6327,7 @@
       </w:rPr>
     </w:lvl>
   </w:abstractNum>
-  <w:abstractNum w:abstractNumId="6" w15:restartNumberingAfterBreak="0">
+  <w:abstractNum w:abstractNumId="12" w15:restartNumberingAfterBreak="0">
     <w:nsid w:val="31A117CC"/>
     <w:multiLevelType w:val="hybridMultilevel"/>
     <w:tmpl w:val="43825304"/>
@@ -5279,7 +6440,7 @@
       </w:rPr>
     </w:lvl>
   </w:abstractNum>
-  <w:abstractNum w:abstractNumId="7" w15:restartNumberingAfterBreak="0">
+  <w:abstractNum w:abstractNumId="13" w15:restartNumberingAfterBreak="0">
     <w:nsid w:val="38A37307"/>
     <w:multiLevelType w:val="multilevel"/>
     <w:tmpl w:val="2A7A0E64"/>
@@ -5426,7 +6587,7 @@
       </w:rPr>
     </w:lvl>
   </w:abstractNum>
-  <w:abstractNum w:abstractNumId="8" w15:restartNumberingAfterBreak="0">
+  <w:abstractNum w:abstractNumId="14" w15:restartNumberingAfterBreak="0">
     <w:nsid w:val="3B4D2E41"/>
     <w:multiLevelType w:val="hybridMultilevel"/>
     <w:tmpl w:val="7EE8EF1C"/>
@@ -5539,7 +6700,233 @@
       </w:rPr>
     </w:lvl>
   </w:abstractNum>
-  <w:abstractNum w:abstractNumId="9" w15:restartNumberingAfterBreak="0">
+  <w:abstractNum w:abstractNumId="15" w15:restartNumberingAfterBreak="0">
+    <w:nsid w:val="3B7408CB"/>
+    <w:multiLevelType w:val="hybridMultilevel"/>
+    <w:tmpl w:val="0B60D8D0"/>
+    <w:lvl w:ilvl="0" w:tplc="04190005">
+      <w:start w:val="1"/>
+      <w:numFmt w:val="bullet"/>
+      <w:lvlText w:val=""/>
+      <w:lvlJc w:val="left"/>
+      <w:pPr>
+        <w:ind w:left="720" w:hanging="360"/>
+      </w:pPr>
+      <w:rPr>
+        <w:rFonts w:ascii="Wingdings" w:hAnsi="Wingdings" w:hint="default"/>
+      </w:rPr>
+    </w:lvl>
+    <w:lvl w:ilvl="1" w:tplc="04190003" w:tentative="1">
+      <w:start w:val="1"/>
+      <w:numFmt w:val="bullet"/>
+      <w:lvlText w:val="o"/>
+      <w:lvlJc w:val="left"/>
+      <w:pPr>
+        <w:ind w:left="1440" w:hanging="360"/>
+      </w:pPr>
+      <w:rPr>
+        <w:rFonts w:ascii="Courier New" w:hAnsi="Courier New" w:cs="Courier New" w:hint="default"/>
+      </w:rPr>
+    </w:lvl>
+    <w:lvl w:ilvl="2" w:tplc="04190005" w:tentative="1">
+      <w:start w:val="1"/>
+      <w:numFmt w:val="bullet"/>
+      <w:lvlText w:val=""/>
+      <w:lvlJc w:val="left"/>
+      <w:pPr>
+        <w:ind w:left="2160" w:hanging="360"/>
+      </w:pPr>
+      <w:rPr>
+        <w:rFonts w:ascii="Wingdings" w:hAnsi="Wingdings" w:hint="default"/>
+      </w:rPr>
+    </w:lvl>
+    <w:lvl w:ilvl="3" w:tplc="04190001" w:tentative="1">
+      <w:start w:val="1"/>
+      <w:numFmt w:val="bullet"/>
+      <w:lvlText w:val=""/>
+      <w:lvlJc w:val="left"/>
+      <w:pPr>
+        <w:ind w:left="2880" w:hanging="360"/>
+      </w:pPr>
+      <w:rPr>
+        <w:rFonts w:ascii="Symbol" w:hAnsi="Symbol" w:hint="default"/>
+      </w:rPr>
+    </w:lvl>
+    <w:lvl w:ilvl="4" w:tplc="04190003" w:tentative="1">
+      <w:start w:val="1"/>
+      <w:numFmt w:val="bullet"/>
+      <w:lvlText w:val="o"/>
+      <w:lvlJc w:val="left"/>
+      <w:pPr>
+        <w:ind w:left="3600" w:hanging="360"/>
+      </w:pPr>
+      <w:rPr>
+        <w:rFonts w:ascii="Courier New" w:hAnsi="Courier New" w:cs="Courier New" w:hint="default"/>
+      </w:rPr>
+    </w:lvl>
+    <w:lvl w:ilvl="5" w:tplc="04190005" w:tentative="1">
+      <w:start w:val="1"/>
+      <w:numFmt w:val="bullet"/>
+      <w:lvlText w:val=""/>
+      <w:lvlJc w:val="left"/>
+      <w:pPr>
+        <w:ind w:left="4320" w:hanging="360"/>
+      </w:pPr>
+      <w:rPr>
+        <w:rFonts w:ascii="Wingdings" w:hAnsi="Wingdings" w:hint="default"/>
+      </w:rPr>
+    </w:lvl>
+    <w:lvl w:ilvl="6" w:tplc="04190001" w:tentative="1">
+      <w:start w:val="1"/>
+      <w:numFmt w:val="bullet"/>
+      <w:lvlText w:val=""/>
+      <w:lvlJc w:val="left"/>
+      <w:pPr>
+        <w:ind w:left="5040" w:hanging="360"/>
+      </w:pPr>
+      <w:rPr>
+        <w:rFonts w:ascii="Symbol" w:hAnsi="Symbol" w:hint="default"/>
+      </w:rPr>
+    </w:lvl>
+    <w:lvl w:ilvl="7" w:tplc="04190003" w:tentative="1">
+      <w:start w:val="1"/>
+      <w:numFmt w:val="bullet"/>
+      <w:lvlText w:val="o"/>
+      <w:lvlJc w:val="left"/>
+      <w:pPr>
+        <w:ind w:left="5760" w:hanging="360"/>
+      </w:pPr>
+      <w:rPr>
+        <w:rFonts w:ascii="Courier New" w:hAnsi="Courier New" w:cs="Courier New" w:hint="default"/>
+      </w:rPr>
+    </w:lvl>
+    <w:lvl w:ilvl="8" w:tplc="04190005" w:tentative="1">
+      <w:start w:val="1"/>
+      <w:numFmt w:val="bullet"/>
+      <w:lvlText w:val=""/>
+      <w:lvlJc w:val="left"/>
+      <w:pPr>
+        <w:ind w:left="6480" w:hanging="360"/>
+      </w:pPr>
+      <w:rPr>
+        <w:rFonts w:ascii="Wingdings" w:hAnsi="Wingdings" w:hint="default"/>
+      </w:rPr>
+    </w:lvl>
+  </w:abstractNum>
+  <w:abstractNum w:abstractNumId="16" w15:restartNumberingAfterBreak="0">
+    <w:nsid w:val="40F77E4F"/>
+    <w:multiLevelType w:val="hybridMultilevel"/>
+    <w:tmpl w:val="F14C8B30"/>
+    <w:lvl w:ilvl="0" w:tplc="0419000F">
+      <w:start w:val="1"/>
+      <w:numFmt w:val="decimal"/>
+      <w:lvlText w:val="%1."/>
+      <w:lvlJc w:val="left"/>
+      <w:pPr>
+        <w:ind w:left="720" w:hanging="360"/>
+      </w:pPr>
+      <w:rPr>
+        <w:rFonts w:hint="default"/>
+      </w:rPr>
+    </w:lvl>
+    <w:lvl w:ilvl="1" w:tplc="04190003" w:tentative="1">
+      <w:start w:val="1"/>
+      <w:numFmt w:val="bullet"/>
+      <w:lvlText w:val="o"/>
+      <w:lvlJc w:val="left"/>
+      <w:pPr>
+        <w:ind w:left="1440" w:hanging="360"/>
+      </w:pPr>
+      <w:rPr>
+        <w:rFonts w:ascii="Courier New" w:hAnsi="Courier New" w:cs="Courier New" w:hint="default"/>
+      </w:rPr>
+    </w:lvl>
+    <w:lvl w:ilvl="2" w:tplc="04190005" w:tentative="1">
+      <w:start w:val="1"/>
+      <w:numFmt w:val="bullet"/>
+      <w:lvlText w:val=""/>
+      <w:lvlJc w:val="left"/>
+      <w:pPr>
+        <w:ind w:left="2160" w:hanging="360"/>
+      </w:pPr>
+      <w:rPr>
+        <w:rFonts w:ascii="Wingdings" w:hAnsi="Wingdings" w:hint="default"/>
+      </w:rPr>
+    </w:lvl>
+    <w:lvl w:ilvl="3" w:tplc="04190001" w:tentative="1">
+      <w:start w:val="1"/>
+      <w:numFmt w:val="bullet"/>
+      <w:lvlText w:val=""/>
+      <w:lvlJc w:val="left"/>
+      <w:pPr>
+        <w:ind w:left="2880" w:hanging="360"/>
+      </w:pPr>
+      <w:rPr>
+        <w:rFonts w:ascii="Symbol" w:hAnsi="Symbol" w:hint="default"/>
+      </w:rPr>
+    </w:lvl>
+    <w:lvl w:ilvl="4" w:tplc="04190003" w:tentative="1">
+      <w:start w:val="1"/>
+      <w:numFmt w:val="bullet"/>
+      <w:lvlText w:val="o"/>
+      <w:lvlJc w:val="left"/>
+      <w:pPr>
+        <w:ind w:left="3600" w:hanging="360"/>
+      </w:pPr>
+      <w:rPr>
+        <w:rFonts w:ascii="Courier New" w:hAnsi="Courier New" w:cs="Courier New" w:hint="default"/>
+      </w:rPr>
+    </w:lvl>
+    <w:lvl w:ilvl="5" w:tplc="04190005" w:tentative="1">
+      <w:start w:val="1"/>
+      <w:numFmt w:val="bullet"/>
+      <w:lvlText w:val=""/>
+      <w:lvlJc w:val="left"/>
+      <w:pPr>
+        <w:ind w:left="4320" w:hanging="360"/>
+      </w:pPr>
+      <w:rPr>
+        <w:rFonts w:ascii="Wingdings" w:hAnsi="Wingdings" w:hint="default"/>
+      </w:rPr>
+    </w:lvl>
+    <w:lvl w:ilvl="6" w:tplc="04190001" w:tentative="1">
+      <w:start w:val="1"/>
+      <w:numFmt w:val="bullet"/>
+      <w:lvlText w:val=""/>
+      <w:lvlJc w:val="left"/>
+      <w:pPr>
+        <w:ind w:left="5040" w:hanging="360"/>
+      </w:pPr>
+      <w:rPr>
+        <w:rFonts w:ascii="Symbol" w:hAnsi="Symbol" w:hint="default"/>
+      </w:rPr>
+    </w:lvl>
+    <w:lvl w:ilvl="7" w:tplc="04190003" w:tentative="1">
+      <w:start w:val="1"/>
+      <w:numFmt w:val="bullet"/>
+      <w:lvlText w:val="o"/>
+      <w:lvlJc w:val="left"/>
+      <w:pPr>
+        <w:ind w:left="5760" w:hanging="360"/>
+      </w:pPr>
+      <w:rPr>
+        <w:rFonts w:ascii="Courier New" w:hAnsi="Courier New" w:cs="Courier New" w:hint="default"/>
+      </w:rPr>
+    </w:lvl>
+    <w:lvl w:ilvl="8" w:tplc="04190005" w:tentative="1">
+      <w:start w:val="1"/>
+      <w:numFmt w:val="bullet"/>
+      <w:lvlText w:val=""/>
+      <w:lvlJc w:val="left"/>
+      <w:pPr>
+        <w:ind w:left="6480" w:hanging="360"/>
+      </w:pPr>
+      <w:rPr>
+        <w:rFonts w:ascii="Wingdings" w:hAnsi="Wingdings" w:hint="default"/>
+      </w:rPr>
+    </w:lvl>
+  </w:abstractNum>
+  <w:abstractNum w:abstractNumId="17" w15:restartNumberingAfterBreak="0">
     <w:nsid w:val="423B1F6C"/>
     <w:multiLevelType w:val="hybridMultilevel"/>
     <w:tmpl w:val="4DF8ADC8"/>
@@ -5652,7 +7039,120 @@
       </w:rPr>
     </w:lvl>
   </w:abstractNum>
-  <w:abstractNum w:abstractNumId="10" w15:restartNumberingAfterBreak="0">
+  <w:abstractNum w:abstractNumId="18" w15:restartNumberingAfterBreak="0">
+    <w:nsid w:val="42737BBA"/>
+    <w:multiLevelType w:val="hybridMultilevel"/>
+    <w:tmpl w:val="C00E4B5E"/>
+    <w:lvl w:ilvl="0" w:tplc="0419000F">
+      <w:start w:val="1"/>
+      <w:numFmt w:val="decimal"/>
+      <w:lvlText w:val="%1."/>
+      <w:lvlJc w:val="left"/>
+      <w:pPr>
+        <w:ind w:left="720" w:hanging="360"/>
+      </w:pPr>
+      <w:rPr>
+        <w:rFonts w:hint="default"/>
+      </w:rPr>
+    </w:lvl>
+    <w:lvl w:ilvl="1" w:tplc="04190003" w:tentative="1">
+      <w:start w:val="1"/>
+      <w:numFmt w:val="bullet"/>
+      <w:lvlText w:val="o"/>
+      <w:lvlJc w:val="left"/>
+      <w:pPr>
+        <w:ind w:left="1440" w:hanging="360"/>
+      </w:pPr>
+      <w:rPr>
+        <w:rFonts w:ascii="Courier New" w:hAnsi="Courier New" w:cs="Courier New" w:hint="default"/>
+      </w:rPr>
+    </w:lvl>
+    <w:lvl w:ilvl="2" w:tplc="04190005" w:tentative="1">
+      <w:start w:val="1"/>
+      <w:numFmt w:val="bullet"/>
+      <w:lvlText w:val=""/>
+      <w:lvlJc w:val="left"/>
+      <w:pPr>
+        <w:ind w:left="2160" w:hanging="360"/>
+      </w:pPr>
+      <w:rPr>
+        <w:rFonts w:ascii="Wingdings" w:hAnsi="Wingdings" w:hint="default"/>
+      </w:rPr>
+    </w:lvl>
+    <w:lvl w:ilvl="3" w:tplc="04190001" w:tentative="1">
+      <w:start w:val="1"/>
+      <w:numFmt w:val="bullet"/>
+      <w:lvlText w:val=""/>
+      <w:lvlJc w:val="left"/>
+      <w:pPr>
+        <w:ind w:left="2880" w:hanging="360"/>
+      </w:pPr>
+      <w:rPr>
+        <w:rFonts w:ascii="Symbol" w:hAnsi="Symbol" w:hint="default"/>
+      </w:rPr>
+    </w:lvl>
+    <w:lvl w:ilvl="4" w:tplc="04190003" w:tentative="1">
+      <w:start w:val="1"/>
+      <w:numFmt w:val="bullet"/>
+      <w:lvlText w:val="o"/>
+      <w:lvlJc w:val="left"/>
+      <w:pPr>
+        <w:ind w:left="3600" w:hanging="360"/>
+      </w:pPr>
+      <w:rPr>
+        <w:rFonts w:ascii="Courier New" w:hAnsi="Courier New" w:cs="Courier New" w:hint="default"/>
+      </w:rPr>
+    </w:lvl>
+    <w:lvl w:ilvl="5" w:tplc="04190005" w:tentative="1">
+      <w:start w:val="1"/>
+      <w:numFmt w:val="bullet"/>
+      <w:lvlText w:val=""/>
+      <w:lvlJc w:val="left"/>
+      <w:pPr>
+        <w:ind w:left="4320" w:hanging="360"/>
+      </w:pPr>
+      <w:rPr>
+        <w:rFonts w:ascii="Wingdings" w:hAnsi="Wingdings" w:hint="default"/>
+      </w:rPr>
+    </w:lvl>
+    <w:lvl w:ilvl="6" w:tplc="04190001" w:tentative="1">
+      <w:start w:val="1"/>
+      <w:numFmt w:val="bullet"/>
+      <w:lvlText w:val=""/>
+      <w:lvlJc w:val="left"/>
+      <w:pPr>
+        <w:ind w:left="5040" w:hanging="360"/>
+      </w:pPr>
+      <w:rPr>
+        <w:rFonts w:ascii="Symbol" w:hAnsi="Symbol" w:hint="default"/>
+      </w:rPr>
+    </w:lvl>
+    <w:lvl w:ilvl="7" w:tplc="04190003" w:tentative="1">
+      <w:start w:val="1"/>
+      <w:numFmt w:val="bullet"/>
+      <w:lvlText w:val="o"/>
+      <w:lvlJc w:val="left"/>
+      <w:pPr>
+        <w:ind w:left="5760" w:hanging="360"/>
+      </w:pPr>
+      <w:rPr>
+        <w:rFonts w:ascii="Courier New" w:hAnsi="Courier New" w:cs="Courier New" w:hint="default"/>
+      </w:rPr>
+    </w:lvl>
+    <w:lvl w:ilvl="8" w:tplc="04190005" w:tentative="1">
+      <w:start w:val="1"/>
+      <w:numFmt w:val="bullet"/>
+      <w:lvlText w:val=""/>
+      <w:lvlJc w:val="left"/>
+      <w:pPr>
+        <w:ind w:left="6480" w:hanging="360"/>
+      </w:pPr>
+      <w:rPr>
+        <w:rFonts w:ascii="Wingdings" w:hAnsi="Wingdings" w:hint="default"/>
+      </w:rPr>
+    </w:lvl>
+  </w:abstractNum>
+  <w:abstractNum w:abstractNumId="19" w15:restartNumberingAfterBreak="0">
     <w:nsid w:val="43997FF7"/>
     <w:multiLevelType w:val="hybridMultilevel"/>
     <w:tmpl w:val="E4DEDD7C"/>
@@ -5765,7 +7265,93 @@
       </w:rPr>
     </w:lvl>
   </w:abstractNum>
-  <w:abstractNum w:abstractNumId="11" w15:restartNumberingAfterBreak="0">
+  <w:abstractNum w:abstractNumId="20" w15:restartNumberingAfterBreak="0">
+    <w:nsid w:val="446F2068"/>
+    <w:multiLevelType w:val="hybridMultilevel"/>
+    <w:tmpl w:val="C06EE04E"/>
+    <w:lvl w:ilvl="0" w:tplc="0419000F">
+      <w:start w:val="1"/>
+      <w:numFmt w:val="decimal"/>
+      <w:lvlText w:val="%1."/>
+      <w:lvlJc w:val="left"/>
+      <w:pPr>
+        <w:ind w:left="720" w:hanging="360"/>
+      </w:pPr>
+    </w:lvl>
+    <w:lvl w:ilvl="1" w:tplc="04190019" w:tentative="1">
+      <w:start w:val="1"/>
+      <w:numFmt w:val="lowerLetter"/>
+      <w:lvlText w:val="%2."/>
+      <w:lvlJc w:val="left"/>
+      <w:pPr>
+        <w:ind w:left="1440" w:hanging="360"/>
+      </w:pPr>
+    </w:lvl>
+    <w:lvl w:ilvl="2" w:tplc="0419001B" w:tentative="1">
+      <w:start w:val="1"/>
+      <w:numFmt w:val="lowerRoman"/>
+      <w:lvlText w:val="%3."/>
+      <w:lvlJc w:val="right"/>
+      <w:pPr>
+        <w:ind w:left="2160" w:hanging="180"/>
+      </w:pPr>
+    </w:lvl>
+    <w:lvl w:ilvl="3" w:tplc="0419000F" w:tentative="1">
+      <w:start w:val="1"/>
+      <w:numFmt w:val="decimal"/>
+      <w:lvlText w:val="%4."/>
+      <w:lvlJc w:val="left"/>
+      <w:pPr>
+        <w:ind w:left="2880" w:hanging="360"/>
+      </w:pPr>
+    </w:lvl>
+    <w:lvl w:ilvl="4" w:tplc="04190019" w:tentative="1">
+      <w:start w:val="1"/>
+      <w:numFmt w:val="lowerLetter"/>
+      <w:lvlText w:val="%5."/>
+      <w:lvlJc w:val="left"/>
+      <w:pPr>
+        <w:ind w:left="3600" w:hanging="360"/>
+      </w:pPr>
+    </w:lvl>
+    <w:lvl w:ilvl="5" w:tplc="0419001B" w:tentative="1">
+      <w:start w:val="1"/>
+      <w:numFmt w:val="lowerRoman"/>
+      <w:lvlText w:val="%6."/>
+      <w:lvlJc w:val="right"/>
+      <w:pPr>
+        <w:ind w:left="4320" w:hanging="180"/>
+      </w:pPr>
+    </w:lvl>
+    <w:lvl w:ilvl="6" w:tplc="0419000F" w:tentative="1">
+      <w:start w:val="1"/>
+      <w:numFmt w:val="decimal"/>
+      <w:lvlText w:val="%7."/>
+      <w:lvlJc w:val="left"/>
+      <w:pPr>
+        <w:ind w:left="5040" w:hanging="360"/>
+      </w:pPr>
+    </w:lvl>
+    <w:lvl w:ilvl="7" w:tplc="04190019" w:tentative="1">
+      <w:start w:val="1"/>
+      <w:numFmt w:val="lowerLetter"/>
+      <w:lvlText w:val="%8."/>
+      <w:lvlJc w:val="left"/>
+      <w:pPr>
+        <w:ind w:left="5760" w:hanging="360"/>
+      </w:pPr>
+    </w:lvl>
+    <w:lvl w:ilvl="8" w:tplc="0419001B" w:tentative="1">
+      <w:start w:val="1"/>
+      <w:numFmt w:val="lowerRoman"/>
+      <w:lvlText w:val="%9."/>
+      <w:lvlJc w:val="right"/>
+      <w:pPr>
+        <w:ind w:left="6480" w:hanging="180"/>
+      </w:pPr>
+    </w:lvl>
+  </w:abstractNum>
+  <w:abstractNum w:abstractNumId="21" w15:restartNumberingAfterBreak="0">
     <w:nsid w:val="4583682C"/>
     <w:multiLevelType w:val="hybridMultilevel"/>
     <w:tmpl w:val="4F56EA9C"/>
@@ -5851,7 +7437,120 @@
       </w:pPr>
     </w:lvl>
   </w:abstractNum>
-  <w:abstractNum w:abstractNumId="12" w15:restartNumberingAfterBreak="0">
+  <w:abstractNum w:abstractNumId="22" w15:restartNumberingAfterBreak="0">
+    <w:nsid w:val="4DA334AC"/>
+    <w:multiLevelType w:val="hybridMultilevel"/>
+    <w:tmpl w:val="C8C6F39E"/>
+    <w:lvl w:ilvl="0" w:tplc="04190005">
+      <w:start w:val="1"/>
+      <w:numFmt w:val="bullet"/>
+      <w:lvlText w:val=""/>
+      <w:lvlJc w:val="left"/>
+      <w:pPr>
+        <w:ind w:left="720" w:hanging="360"/>
+      </w:pPr>
+      <w:rPr>
+        <w:rFonts w:ascii="Wingdings" w:hAnsi="Wingdings" w:hint="default"/>
+      </w:rPr>
+    </w:lvl>
+    <w:lvl w:ilvl="1" w:tplc="04190003" w:tentative="1">
+      <w:start w:val="1"/>
+      <w:numFmt w:val="bullet"/>
+      <w:lvlText w:val="o"/>
+      <w:lvlJc w:val="left"/>
+      <w:pPr>
+        <w:ind w:left="1440" w:hanging="360"/>
+      </w:pPr>
+      <w:rPr>
+        <w:rFonts w:ascii="Courier New" w:hAnsi="Courier New" w:cs="Courier New" w:hint="default"/>
+      </w:rPr>
+    </w:lvl>
+    <w:lvl w:ilvl="2" w:tplc="04190005" w:tentative="1">
+      <w:start w:val="1"/>
+      <w:numFmt w:val="bullet"/>
+      <w:lvlText w:val=""/>
+      <w:lvlJc w:val="left"/>
+      <w:pPr>
+        <w:ind w:left="2160" w:hanging="360"/>
+      </w:pPr>
+      <w:rPr>
+        <w:rFonts w:ascii="Wingdings" w:hAnsi="Wingdings" w:hint="default"/>
+      </w:rPr>
+    </w:lvl>
+    <w:lvl w:ilvl="3" w:tplc="04190001" w:tentative="1">
+      <w:start w:val="1"/>
+      <w:numFmt w:val="bullet"/>
+      <w:lvlText w:val=""/>
+      <w:lvlJc w:val="left"/>
+      <w:pPr>
+        <w:ind w:left="2880" w:hanging="360"/>
+      </w:pPr>
+      <w:rPr>
+        <w:rFonts w:ascii="Symbol" w:hAnsi="Symbol" w:hint="default"/>
+      </w:rPr>
+    </w:lvl>
+    <w:lvl w:ilvl="4" w:tplc="04190003" w:tentative="1">
+      <w:start w:val="1"/>
+      <w:numFmt w:val="bullet"/>
+      <w:lvlText w:val="o"/>
+      <w:lvlJc w:val="left"/>
+      <w:pPr>
+        <w:ind w:left="3600" w:hanging="360"/>
+      </w:pPr>
+      <w:rPr>
+        <w:rFonts w:ascii="Courier New" w:hAnsi="Courier New" w:cs="Courier New" w:hint="default"/>
+      </w:rPr>
+    </w:lvl>
+    <w:lvl w:ilvl="5" w:tplc="04190005" w:tentative="1">
+      <w:start w:val="1"/>
+      <w:numFmt w:val="bullet"/>
+      <w:lvlText w:val=""/>
+      <w:lvlJc w:val="left"/>
+      <w:pPr>
+        <w:ind w:left="4320" w:hanging="360"/>
+      </w:pPr>
+      <w:rPr>
+        <w:rFonts w:ascii="Wingdings" w:hAnsi="Wingdings" w:hint="default"/>
+      </w:rPr>
+    </w:lvl>
+    <w:lvl w:ilvl="6" w:tplc="04190001" w:tentative="1">
+      <w:start w:val="1"/>
+      <w:numFmt w:val="bullet"/>
+      <w:lvlText w:val=""/>
+      <w:lvlJc w:val="left"/>
+      <w:pPr>
+        <w:ind w:left="5040" w:hanging="360"/>
+      </w:pPr>
+      <w:rPr>
+        <w:rFonts w:ascii="Symbol" w:hAnsi="Symbol" w:hint="default"/>
+      </w:rPr>
+    </w:lvl>
+    <w:lvl w:ilvl="7" w:tplc="04190003" w:tentative="1">
+      <w:start w:val="1"/>
+      <w:numFmt w:val="bullet"/>
+      <w:lvlText w:val="o"/>
+      <w:lvlJc w:val="left"/>
+      <w:pPr>
+        <w:ind w:left="5760" w:hanging="360"/>
+      </w:pPr>
+      <w:rPr>
+        <w:rFonts w:ascii="Courier New" w:hAnsi="Courier New" w:cs="Courier New" w:hint="default"/>
+      </w:rPr>
+    </w:lvl>
+    <w:lvl w:ilvl="8" w:tplc="04190005" w:tentative="1">
+      <w:start w:val="1"/>
+      <w:numFmt w:val="bullet"/>
+      <w:lvlText w:val=""/>
+      <w:lvlJc w:val="left"/>
+      <w:pPr>
+        <w:ind w:left="6480" w:hanging="360"/>
+      </w:pPr>
+      <w:rPr>
+        <w:rFonts w:ascii="Wingdings" w:hAnsi="Wingdings" w:hint="default"/>
+      </w:rPr>
+    </w:lvl>
+  </w:abstractNum>
+  <w:abstractNum w:abstractNumId="23" w15:restartNumberingAfterBreak="0">
     <w:nsid w:val="4E886B4B"/>
     <w:multiLevelType w:val="hybridMultilevel"/>
     <w:tmpl w:val="C73CF13E"/>
@@ -5964,7 +7663,7 @@
       </w:rPr>
     </w:lvl>
   </w:abstractNum>
-  <w:abstractNum w:abstractNumId="13" w15:restartNumberingAfterBreak="0">
+  <w:abstractNum w:abstractNumId="24" w15:restartNumberingAfterBreak="0">
     <w:nsid w:val="4FFF3961"/>
     <w:multiLevelType w:val="hybridMultilevel"/>
     <w:tmpl w:val="1D70AEC4"/>
@@ -6077,7 +7776,233 @@
       </w:rPr>
     </w:lvl>
   </w:abstractNum>
-  <w:abstractNum w:abstractNumId="14" w15:restartNumberingAfterBreak="0">
+  <w:abstractNum w:abstractNumId="25" w15:restartNumberingAfterBreak="0">
+    <w:nsid w:val="538D13B8"/>
+    <w:multiLevelType w:val="hybridMultilevel"/>
+    <w:tmpl w:val="4DFC4950"/>
+    <w:lvl w:ilvl="0" w:tplc="04190005">
+      <w:start w:val="1"/>
+      <w:numFmt w:val="bullet"/>
+      <w:lvlText w:val=""/>
+      <w:lvlJc w:val="left"/>
+      <w:pPr>
+        <w:ind w:left="720" w:hanging="360"/>
+      </w:pPr>
+      <w:rPr>
+        <w:rFonts w:ascii="Wingdings" w:hAnsi="Wingdings" w:hint="default"/>
+      </w:rPr>
+    </w:lvl>
+    <w:lvl w:ilvl="1" w:tplc="04190003" w:tentative="1">
+      <w:start w:val="1"/>
+      <w:numFmt w:val="bullet"/>
+      <w:lvlText w:val="o"/>
+      <w:lvlJc w:val="left"/>
+      <w:pPr>
+        <w:ind w:left="1440" w:hanging="360"/>
+      </w:pPr>
+      <w:rPr>
+        <w:rFonts w:ascii="Courier New" w:hAnsi="Courier New" w:cs="Courier New" w:hint="default"/>
+      </w:rPr>
+    </w:lvl>
+    <w:lvl w:ilvl="2" w:tplc="04190005" w:tentative="1">
+      <w:start w:val="1"/>
+      <w:numFmt w:val="bullet"/>
+      <w:lvlText w:val=""/>
+      <w:lvlJc w:val="left"/>
+      <w:pPr>
+        <w:ind w:left="2160" w:hanging="360"/>
+      </w:pPr>
+      <w:rPr>
+        <w:rFonts w:ascii="Wingdings" w:hAnsi="Wingdings" w:hint="default"/>
+      </w:rPr>
+    </w:lvl>
+    <w:lvl w:ilvl="3" w:tplc="04190001" w:tentative="1">
+      <w:start w:val="1"/>
+      <w:numFmt w:val="bullet"/>
+      <w:lvlText w:val=""/>
+      <w:lvlJc w:val="left"/>
+      <w:pPr>
+        <w:ind w:left="2880" w:hanging="360"/>
+      </w:pPr>
+      <w:rPr>
+        <w:rFonts w:ascii="Symbol" w:hAnsi="Symbol" w:hint="default"/>
+      </w:rPr>
+    </w:lvl>
+    <w:lvl w:ilvl="4" w:tplc="04190003" w:tentative="1">
+      <w:start w:val="1"/>
+      <w:numFmt w:val="bullet"/>
+      <w:lvlText w:val="o"/>
+      <w:lvlJc w:val="left"/>
+      <w:pPr>
+        <w:ind w:left="3600" w:hanging="360"/>
+      </w:pPr>
+      <w:rPr>
+        <w:rFonts w:ascii="Courier New" w:hAnsi="Courier New" w:cs="Courier New" w:hint="default"/>
+      </w:rPr>
+    </w:lvl>
+    <w:lvl w:ilvl="5" w:tplc="04190005" w:tentative="1">
+      <w:start w:val="1"/>
+      <w:numFmt w:val="bullet"/>
+      <w:lvlText w:val=""/>
+      <w:lvlJc w:val="left"/>
+      <w:pPr>
+        <w:ind w:left="4320" w:hanging="360"/>
+      </w:pPr>
+      <w:rPr>
+        <w:rFonts w:ascii="Wingdings" w:hAnsi="Wingdings" w:hint="default"/>
+      </w:rPr>
+    </w:lvl>
+    <w:lvl w:ilvl="6" w:tplc="04190001" w:tentative="1">
+      <w:start w:val="1"/>
+      <w:numFmt w:val="bullet"/>
+      <w:lvlText w:val=""/>
+      <w:lvlJc w:val="left"/>
+      <w:pPr>
+        <w:ind w:left="5040" w:hanging="360"/>
+      </w:pPr>
+      <w:rPr>
+        <w:rFonts w:ascii="Symbol" w:hAnsi="Symbol" w:hint="default"/>
+      </w:rPr>
+    </w:lvl>
+    <w:lvl w:ilvl="7" w:tplc="04190003" w:tentative="1">
+      <w:start w:val="1"/>
+      <w:numFmt w:val="bullet"/>
+      <w:lvlText w:val="o"/>
+      <w:lvlJc w:val="left"/>
+      <w:pPr>
+        <w:ind w:left="5760" w:hanging="360"/>
+      </w:pPr>
+      <w:rPr>
+        <w:rFonts w:ascii="Courier New" w:hAnsi="Courier New" w:cs="Courier New" w:hint="default"/>
+      </w:rPr>
+    </w:lvl>
+    <w:lvl w:ilvl="8" w:tplc="04190005" w:tentative="1">
+      <w:start w:val="1"/>
+      <w:numFmt w:val="bullet"/>
+      <w:lvlText w:val=""/>
+      <w:lvlJc w:val="left"/>
+      <w:pPr>
+        <w:ind w:left="6480" w:hanging="360"/>
+      </w:pPr>
+      <w:rPr>
+        <w:rFonts w:ascii="Wingdings" w:hAnsi="Wingdings" w:hint="default"/>
+      </w:rPr>
+    </w:lvl>
+  </w:abstractNum>
+  <w:abstractNum w:abstractNumId="26" w15:restartNumberingAfterBreak="0">
+    <w:nsid w:val="554B67FC"/>
+    <w:multiLevelType w:val="hybridMultilevel"/>
+    <w:tmpl w:val="EA82FA7C"/>
+    <w:lvl w:ilvl="0" w:tplc="04190005">
+      <w:start w:val="1"/>
+      <w:numFmt w:val="bullet"/>
+      <w:lvlText w:val=""/>
+      <w:lvlJc w:val="left"/>
+      <w:pPr>
+        <w:ind w:left="720" w:hanging="360"/>
+      </w:pPr>
+      <w:rPr>
+        <w:rFonts w:ascii="Wingdings" w:hAnsi="Wingdings" w:hint="default"/>
+      </w:rPr>
+    </w:lvl>
+    <w:lvl w:ilvl="1" w:tplc="04190003" w:tentative="1">
+      <w:start w:val="1"/>
+      <w:numFmt w:val="bullet"/>
+      <w:lvlText w:val="o"/>
+      <w:lvlJc w:val="left"/>
+      <w:pPr>
+        <w:ind w:left="1440" w:hanging="360"/>
+      </w:pPr>
+      <w:rPr>
+        <w:rFonts w:ascii="Courier New" w:hAnsi="Courier New" w:cs="Courier New" w:hint="default"/>
+      </w:rPr>
+    </w:lvl>
+    <w:lvl w:ilvl="2" w:tplc="04190005" w:tentative="1">
+      <w:start w:val="1"/>
+      <w:numFmt w:val="bullet"/>
+      <w:lvlText w:val=""/>
+      <w:lvlJc w:val="left"/>
+      <w:pPr>
+        <w:ind w:left="2160" w:hanging="360"/>
+      </w:pPr>
+      <w:rPr>
+        <w:rFonts w:ascii="Wingdings" w:hAnsi="Wingdings" w:hint="default"/>
+      </w:rPr>
+    </w:lvl>
+    <w:lvl w:ilvl="3" w:tplc="04190001" w:tentative="1">
+      <w:start w:val="1"/>
+      <w:numFmt w:val="bullet"/>
+      <w:lvlText w:val=""/>
+      <w:lvlJc w:val="left"/>
+      <w:pPr>
+        <w:ind w:left="2880" w:hanging="360"/>
+      </w:pPr>
+      <w:rPr>
+        <w:rFonts w:ascii="Symbol" w:hAnsi="Symbol" w:hint="default"/>
+      </w:rPr>
+    </w:lvl>
+    <w:lvl w:ilvl="4" w:tplc="04190003" w:tentative="1">
+      <w:start w:val="1"/>
+      <w:numFmt w:val="bullet"/>
+      <w:lvlText w:val="o"/>
+      <w:lvlJc w:val="left"/>
+      <w:pPr>
+        <w:ind w:left="3600" w:hanging="360"/>
+      </w:pPr>
+      <w:rPr>
+        <w:rFonts w:ascii="Courier New" w:hAnsi="Courier New" w:cs="Courier New" w:hint="default"/>
+      </w:rPr>
+    </w:lvl>
+    <w:lvl w:ilvl="5" w:tplc="04190005" w:tentative="1">
+      <w:start w:val="1"/>
+      <w:numFmt w:val="bullet"/>
+      <w:lvlText w:val=""/>
+      <w:lvlJc w:val="left"/>
+      <w:pPr>
+        <w:ind w:left="4320" w:hanging="360"/>
+      </w:pPr>
+      <w:rPr>
+        <w:rFonts w:ascii="Wingdings" w:hAnsi="Wingdings" w:hint="default"/>
+      </w:rPr>
+    </w:lvl>
+    <w:lvl w:ilvl="6" w:tplc="04190001" w:tentative="1">
+      <w:start w:val="1"/>
+      <w:numFmt w:val="bullet"/>
+      <w:lvlText w:val=""/>
+      <w:lvlJc w:val="left"/>
+      <w:pPr>
+        <w:ind w:left="5040" w:hanging="360"/>
+      </w:pPr>
+      <w:rPr>
+        <w:rFonts w:ascii="Symbol" w:hAnsi="Symbol" w:hint="default"/>
+      </w:rPr>
+    </w:lvl>
+    <w:lvl w:ilvl="7" w:tplc="04190003" w:tentative="1">
+      <w:start w:val="1"/>
+      <w:numFmt w:val="bullet"/>
+      <w:lvlText w:val="o"/>
+      <w:lvlJc w:val="left"/>
+      <w:pPr>
+        <w:ind w:left="5760" w:hanging="360"/>
+      </w:pPr>
+      <w:rPr>
+        <w:rFonts w:ascii="Courier New" w:hAnsi="Courier New" w:cs="Courier New" w:hint="default"/>
+      </w:rPr>
+    </w:lvl>
+    <w:lvl w:ilvl="8" w:tplc="04190005" w:tentative="1">
+      <w:start w:val="1"/>
+      <w:numFmt w:val="bullet"/>
+      <w:lvlText w:val=""/>
+      <w:lvlJc w:val="left"/>
+      <w:pPr>
+        <w:ind w:left="6480" w:hanging="360"/>
+      </w:pPr>
+      <w:rPr>
+        <w:rFonts w:ascii="Wingdings" w:hAnsi="Wingdings" w:hint="default"/>
+      </w:rPr>
+    </w:lvl>
+  </w:abstractNum>
+  <w:abstractNum w:abstractNumId="27" w15:restartNumberingAfterBreak="0">
     <w:nsid w:val="5C7537C8"/>
     <w:multiLevelType w:val="hybridMultilevel"/>
     <w:tmpl w:val="8536D692"/>
@@ -6190,7 +8115,206 @@
       </w:rPr>
     </w:lvl>
   </w:abstractNum>
-  <w:abstractNum w:abstractNumId="15" w15:restartNumberingAfterBreak="0">
+  <w:abstractNum w:abstractNumId="28" w15:restartNumberingAfterBreak="0">
+    <w:nsid w:val="5D585622"/>
+    <w:multiLevelType w:val="hybridMultilevel"/>
+    <w:tmpl w:val="4744757A"/>
+    <w:lvl w:ilvl="0" w:tplc="04190005">
+      <w:start w:val="1"/>
+      <w:numFmt w:val="bullet"/>
+      <w:lvlText w:val=""/>
+      <w:lvlJc w:val="left"/>
+      <w:pPr>
+        <w:ind w:left="720" w:hanging="360"/>
+      </w:pPr>
+      <w:rPr>
+        <w:rFonts w:ascii="Wingdings" w:hAnsi="Wingdings" w:hint="default"/>
+      </w:rPr>
+    </w:lvl>
+    <w:lvl w:ilvl="1" w:tplc="04190003" w:tentative="1">
+      <w:start w:val="1"/>
+      <w:numFmt w:val="bullet"/>
+      <w:lvlText w:val="o"/>
+      <w:lvlJc w:val="left"/>
+      <w:pPr>
+        <w:ind w:left="1440" w:hanging="360"/>
+      </w:pPr>
+      <w:rPr>
+        <w:rFonts w:ascii="Courier New" w:hAnsi="Courier New" w:cs="Courier New" w:hint="default"/>
+      </w:rPr>
+    </w:lvl>
+    <w:lvl w:ilvl="2" w:tplc="04190005" w:tentative="1">
+      <w:start w:val="1"/>
+      <w:numFmt w:val="bullet"/>
+      <w:lvlText w:val=""/>
+      <w:lvlJc w:val="left"/>
+      <w:pPr>
+        <w:ind w:left="2160" w:hanging="360"/>
+      </w:pPr>
+      <w:rPr>
+        <w:rFonts w:ascii="Wingdings" w:hAnsi="Wingdings" w:hint="default"/>
+      </w:rPr>
+    </w:lvl>
+    <w:lvl w:ilvl="3" w:tplc="04190001" w:tentative="1">
+      <w:start w:val="1"/>
+      <w:numFmt w:val="bullet"/>
+      <w:lvlText w:val=""/>
+      <w:lvlJc w:val="left"/>
+      <w:pPr>
+        <w:ind w:left="2880" w:hanging="360"/>
+      </w:pPr>
+      <w:rPr>
+        <w:rFonts w:ascii="Symbol" w:hAnsi="Symbol" w:hint="default"/>
+      </w:rPr>
+    </w:lvl>
+    <w:lvl w:ilvl="4" w:tplc="04190003" w:tentative="1">
+      <w:start w:val="1"/>
+      <w:numFmt w:val="bullet"/>
+      <w:lvlText w:val="o"/>
+      <w:lvlJc w:val="left"/>
+      <w:pPr>
+        <w:ind w:left="3600" w:hanging="360"/>
+      </w:pPr>
+      <w:rPr>
+        <w:rFonts w:ascii="Courier New" w:hAnsi="Courier New" w:cs="Courier New" w:hint="default"/>
+      </w:rPr>
+    </w:lvl>
+    <w:lvl w:ilvl="5" w:tplc="04190005" w:tentative="1">
+      <w:start w:val="1"/>
+      <w:numFmt w:val="bullet"/>
+      <w:lvlText w:val=""/>
+      <w:lvlJc w:val="left"/>
+      <w:pPr>
+        <w:ind w:left="4320" w:hanging="360"/>
+      </w:pPr>
+      <w:rPr>
+        <w:rFonts w:ascii="Wingdings" w:hAnsi="Wingdings" w:hint="default"/>
+      </w:rPr>
+    </w:lvl>
+    <w:lvl w:ilvl="6" w:tplc="04190001" w:tentative="1">
+      <w:start w:val="1"/>
+      <w:numFmt w:val="bullet"/>
+      <w:lvlText w:val=""/>
+      <w:lvlJc w:val="left"/>
+      <w:pPr>
+        <w:ind w:left="5040" w:hanging="360"/>
+      </w:pPr>
+      <w:rPr>
+        <w:rFonts w:ascii="Symbol" w:hAnsi="Symbol" w:hint="default"/>
+      </w:rPr>
+    </w:lvl>
+    <w:lvl w:ilvl="7" w:tplc="04190003" w:tentative="1">
+      <w:start w:val="1"/>
+      <w:numFmt w:val="bullet"/>
+      <w:lvlText w:val="o"/>
+      <w:lvlJc w:val="left"/>
+      <w:pPr>
+        <w:ind w:left="5760" w:hanging="360"/>
+      </w:pPr>
+      <w:rPr>
+        <w:rFonts w:ascii="Courier New" w:hAnsi="Courier New" w:cs="Courier New" w:hint="default"/>
+      </w:rPr>
+    </w:lvl>
+    <w:lvl w:ilvl="8" w:tplc="04190005" w:tentative="1">
+      <w:start w:val="1"/>
+      <w:numFmt w:val="bullet"/>
+      <w:lvlText w:val=""/>
+      <w:lvlJc w:val="left"/>
+      <w:pPr>
+        <w:ind w:left="6480" w:hanging="360"/>
+      </w:pPr>
+      <w:rPr>
+        <w:rFonts w:ascii="Wingdings" w:hAnsi="Wingdings" w:hint="default"/>
+      </w:rPr>
+    </w:lvl>
+  </w:abstractNum>
+  <w:abstractNum w:abstractNumId="29" w15:restartNumberingAfterBreak="0">
+    <w:nsid w:val="641A7904"/>
+    <w:multiLevelType w:val="hybridMultilevel"/>
+    <w:tmpl w:val="E35A8C6A"/>
+    <w:lvl w:ilvl="0" w:tplc="0419000F">
+      <w:start w:val="1"/>
+      <w:numFmt w:val="decimal"/>
+      <w:lvlText w:val="%1."/>
+      <w:lvlJc w:val="left"/>
+      <w:pPr>
+        <w:ind w:left="720" w:hanging="360"/>
+      </w:pPr>
+    </w:lvl>
+    <w:lvl w:ilvl="1" w:tplc="04190019" w:tentative="1">
+      <w:start w:val="1"/>
+      <w:numFmt w:val="lowerLetter"/>
+      <w:lvlText w:val="%2."/>
+      <w:lvlJc w:val="left"/>
+      <w:pPr>
+        <w:ind w:left="1440" w:hanging="360"/>
+      </w:pPr>
+    </w:lvl>
+    <w:lvl w:ilvl="2" w:tplc="0419001B" w:tentative="1">
+      <w:start w:val="1"/>
+      <w:numFmt w:val="lowerRoman"/>
+      <w:lvlText w:val="%3."/>
+      <w:lvlJc w:val="right"/>
+      <w:pPr>
+        <w:ind w:left="2160" w:hanging="180"/>
+      </w:pPr>
+    </w:lvl>
+    <w:lvl w:ilvl="3" w:tplc="0419000F" w:tentative="1">
+      <w:start w:val="1"/>
+      <w:numFmt w:val="decimal"/>
+      <w:lvlText w:val="%4."/>
+      <w:lvlJc w:val="left"/>
+      <w:pPr>
+        <w:ind w:left="2880" w:hanging="360"/>
+      </w:pPr>
+    </w:lvl>
+    <w:lvl w:ilvl="4" w:tplc="04190019" w:tentative="1">
+      <w:start w:val="1"/>
+      <w:numFmt w:val="lowerLetter"/>
+      <w:lvlText w:val="%5."/>
+      <w:lvlJc w:val="left"/>
+      <w:pPr>
+        <w:ind w:left="3600" w:hanging="360"/>
+      </w:pPr>
+    </w:lvl>
+    <w:lvl w:ilvl="5" w:tplc="0419001B" w:tentative="1">
+      <w:start w:val="1"/>
+      <w:numFmt w:val="lowerRoman"/>
+      <w:lvlText w:val="%6."/>
+      <w:lvlJc w:val="right"/>
+      <w:pPr>
+        <w:ind w:left="4320" w:hanging="180"/>
+      </w:pPr>
+    </w:lvl>
+    <w:lvl w:ilvl="6" w:tplc="0419000F" w:tentative="1">
+      <w:start w:val="1"/>
+      <w:numFmt w:val="decimal"/>
+      <w:lvlText w:val="%7."/>
+      <w:lvlJc w:val="left"/>
+      <w:pPr>
+        <w:ind w:left="5040" w:hanging="360"/>
+      </w:pPr>
+    </w:lvl>
+    <w:lvl w:ilvl="7" w:tplc="04190019" w:tentative="1">
+      <w:start w:val="1"/>
+      <w:numFmt w:val="lowerLetter"/>
+      <w:lvlText w:val="%8."/>
+      <w:lvlJc w:val="left"/>
+      <w:pPr>
+        <w:ind w:left="5760" w:hanging="360"/>
+      </w:pPr>
+    </w:lvl>
+    <w:lvl w:ilvl="8" w:tplc="0419001B" w:tentative="1">
+      <w:start w:val="1"/>
+      <w:numFmt w:val="lowerRoman"/>
+      <w:lvlText w:val="%9."/>
+      <w:lvlJc w:val="right"/>
+      <w:pPr>
+        <w:ind w:left="6480" w:hanging="180"/>
+      </w:pPr>
+    </w:lvl>
+  </w:abstractNum>
+  <w:abstractNum w:abstractNumId="30" w15:restartNumberingAfterBreak="0">
     <w:nsid w:val="64DC08AE"/>
     <w:multiLevelType w:val="hybridMultilevel"/>
     <w:tmpl w:val="6A303EDA"/>
@@ -6303,7 +8427,7 @@
       </w:rPr>
     </w:lvl>
   </w:abstractNum>
-  <w:abstractNum w:abstractNumId="16" w15:restartNumberingAfterBreak="0">
+  <w:abstractNum w:abstractNumId="31" w15:restartNumberingAfterBreak="0">
     <w:nsid w:val="678C4480"/>
     <w:multiLevelType w:val="hybridMultilevel"/>
     <w:tmpl w:val="5CB6367A"/>
@@ -6416,7 +8540,7 @@
       </w:rPr>
     </w:lvl>
   </w:abstractNum>
-  <w:abstractNum w:abstractNumId="17" w15:restartNumberingAfterBreak="0">
+  <w:abstractNum w:abstractNumId="32" w15:restartNumberingAfterBreak="0">
     <w:nsid w:val="68F70DB5"/>
     <w:multiLevelType w:val="hybridMultilevel"/>
     <w:tmpl w:val="146A6AEC"/>
@@ -6529,7 +8653,120 @@
       </w:rPr>
     </w:lvl>
   </w:abstractNum>
-  <w:abstractNum w:abstractNumId="18" w15:restartNumberingAfterBreak="0">
+  <w:abstractNum w:abstractNumId="33" w15:restartNumberingAfterBreak="0">
+    <w:nsid w:val="693B45D3"/>
+    <w:multiLevelType w:val="hybridMultilevel"/>
+    <w:tmpl w:val="FE0A6742"/>
+    <w:lvl w:ilvl="0" w:tplc="04190005">
+      <w:start w:val="1"/>
+      <w:numFmt w:val="bullet"/>
+      <w:lvlText w:val=""/>
+      <w:lvlJc w:val="left"/>
+      <w:pPr>
+        <w:ind w:left="720" w:hanging="360"/>
+      </w:pPr>
+      <w:rPr>
+        <w:rFonts w:ascii="Wingdings" w:hAnsi="Wingdings" w:hint="default"/>
+      </w:rPr>
+    </w:lvl>
+    <w:lvl w:ilvl="1" w:tplc="04190003" w:tentative="1">
+      <w:start w:val="1"/>
+      <w:numFmt w:val="bullet"/>
+      <w:lvlText w:val="o"/>
+      <w:lvlJc w:val="left"/>
+      <w:pPr>
+        <w:ind w:left="1440" w:hanging="360"/>
+      </w:pPr>
+      <w:rPr>
+        <w:rFonts w:ascii="Courier New" w:hAnsi="Courier New" w:cs="Courier New" w:hint="default"/>
+      </w:rPr>
+    </w:lvl>
+    <w:lvl w:ilvl="2" w:tplc="04190005" w:tentative="1">
+      <w:start w:val="1"/>
+      <w:numFmt w:val="bullet"/>
+      <w:lvlText w:val=""/>
+      <w:lvlJc w:val="left"/>
+      <w:pPr>
+        <w:ind w:left="2160" w:hanging="360"/>
+      </w:pPr>
+      <w:rPr>
+        <w:rFonts w:ascii="Wingdings" w:hAnsi="Wingdings" w:hint="default"/>
+      </w:rPr>
+    </w:lvl>
+    <w:lvl w:ilvl="3" w:tplc="04190001" w:tentative="1">
+      <w:start w:val="1"/>
+      <w:numFmt w:val="bullet"/>
+      <w:lvlText w:val=""/>
+      <w:lvlJc w:val="left"/>
+      <w:pPr>
+        <w:ind w:left="2880" w:hanging="360"/>
+      </w:pPr>
+      <w:rPr>
+        <w:rFonts w:ascii="Symbol" w:hAnsi="Symbol" w:hint="default"/>
+      </w:rPr>
+    </w:lvl>
+    <w:lvl w:ilvl="4" w:tplc="04190003" w:tentative="1">
+      <w:start w:val="1"/>
+      <w:numFmt w:val="bullet"/>
+      <w:lvlText w:val="o"/>
+      <w:lvlJc w:val="left"/>
+      <w:pPr>
+        <w:ind w:left="3600" w:hanging="360"/>
+      </w:pPr>
+      <w:rPr>
+        <w:rFonts w:ascii="Courier New" w:hAnsi="Courier New" w:cs="Courier New" w:hint="default"/>
+      </w:rPr>
+    </w:lvl>
+    <w:lvl w:ilvl="5" w:tplc="04190005" w:tentative="1">
+      <w:start w:val="1"/>
+      <w:numFmt w:val="bullet"/>
+      <w:lvlText w:val=""/>
+      <w:lvlJc w:val="left"/>
+      <w:pPr>
+        <w:ind w:left="4320" w:hanging="360"/>
+      </w:pPr>
+      <w:rPr>
+        <w:rFonts w:ascii="Wingdings" w:hAnsi="Wingdings" w:hint="default"/>
+      </w:rPr>
+    </w:lvl>
+    <w:lvl w:ilvl="6" w:tplc="04190001" w:tentative="1">
+      <w:start w:val="1"/>
+      <w:numFmt w:val="bullet"/>
+      <w:lvlText w:val=""/>
+      <w:lvlJc w:val="left"/>
+      <w:pPr>
+        <w:ind w:left="5040" w:hanging="360"/>
+      </w:pPr>
+      <w:rPr>
+        <w:rFonts w:ascii="Symbol" w:hAnsi="Symbol" w:hint="default"/>
+      </w:rPr>
+    </w:lvl>
+    <w:lvl w:ilvl="7" w:tplc="04190003" w:tentative="1">
+      <w:start w:val="1"/>
+      <w:numFmt w:val="bullet"/>
+      <w:lvlText w:val="o"/>
+      <w:lvlJc w:val="left"/>
+      <w:pPr>
+        <w:ind w:left="5760" w:hanging="360"/>
+      </w:pPr>
+      <w:rPr>
+        <w:rFonts w:ascii="Courier New" w:hAnsi="Courier New" w:cs="Courier New" w:hint="default"/>
+      </w:rPr>
+    </w:lvl>
+    <w:lvl w:ilvl="8" w:tplc="04190005" w:tentative="1">
+      <w:start w:val="1"/>
+      <w:numFmt w:val="bullet"/>
+      <w:lvlText w:val=""/>
+      <w:lvlJc w:val="left"/>
+      <w:pPr>
+        <w:ind w:left="6480" w:hanging="360"/>
+      </w:pPr>
+      <w:rPr>
+        <w:rFonts w:ascii="Wingdings" w:hAnsi="Wingdings" w:hint="default"/>
+      </w:rPr>
+    </w:lvl>
+  </w:abstractNum>
+  <w:abstractNum w:abstractNumId="34" w15:restartNumberingAfterBreak="0">
     <w:nsid w:val="6D680AC1"/>
     <w:multiLevelType w:val="hybridMultilevel"/>
     <w:tmpl w:val="5A560FAE"/>
@@ -6642,7 +8879,233 @@
       </w:rPr>
     </w:lvl>
   </w:abstractNum>
-  <w:abstractNum w:abstractNumId="19" w15:restartNumberingAfterBreak="0">
+  <w:abstractNum w:abstractNumId="35" w15:restartNumberingAfterBreak="0">
+    <w:nsid w:val="6ECD7CAE"/>
+    <w:multiLevelType w:val="hybridMultilevel"/>
+    <w:tmpl w:val="BE6CE140"/>
+    <w:lvl w:ilvl="0" w:tplc="04190005">
+      <w:start w:val="1"/>
+      <w:numFmt w:val="bullet"/>
+      <w:lvlText w:val=""/>
+      <w:lvlJc w:val="left"/>
+      <w:pPr>
+        <w:ind w:left="720" w:hanging="360"/>
+      </w:pPr>
+      <w:rPr>
+        <w:rFonts w:ascii="Wingdings" w:hAnsi="Wingdings" w:hint="default"/>
+      </w:rPr>
+    </w:lvl>
+    <w:lvl w:ilvl="1" w:tplc="04190003" w:tentative="1">
+      <w:start w:val="1"/>
+      <w:numFmt w:val="bullet"/>
+      <w:lvlText w:val="o"/>
+      <w:lvlJc w:val="left"/>
+      <w:pPr>
+        <w:ind w:left="1440" w:hanging="360"/>
+      </w:pPr>
+      <w:rPr>
+        <w:rFonts w:ascii="Courier New" w:hAnsi="Courier New" w:cs="Courier New" w:hint="default"/>
+      </w:rPr>
+    </w:lvl>
+    <w:lvl w:ilvl="2" w:tplc="04190005" w:tentative="1">
+      <w:start w:val="1"/>
+      <w:numFmt w:val="bullet"/>
+      <w:lvlText w:val=""/>
+      <w:lvlJc w:val="left"/>
+      <w:pPr>
+        <w:ind w:left="2160" w:hanging="360"/>
+      </w:pPr>
+      <w:rPr>
+        <w:rFonts w:ascii="Wingdings" w:hAnsi="Wingdings" w:hint="default"/>
+      </w:rPr>
+    </w:lvl>
+    <w:lvl w:ilvl="3" w:tplc="04190001" w:tentative="1">
+      <w:start w:val="1"/>
+      <w:numFmt w:val="bullet"/>
+      <w:lvlText w:val=""/>
+      <w:lvlJc w:val="left"/>
+      <w:pPr>
+        <w:ind w:left="2880" w:hanging="360"/>
+      </w:pPr>
+      <w:rPr>
+        <w:rFonts w:ascii="Symbol" w:hAnsi="Symbol" w:hint="default"/>
+      </w:rPr>
+    </w:lvl>
+    <w:lvl w:ilvl="4" w:tplc="04190003" w:tentative="1">
+      <w:start w:val="1"/>
+      <w:numFmt w:val="bullet"/>
+      <w:lvlText w:val="o"/>
+      <w:lvlJc w:val="left"/>
+      <w:pPr>
+        <w:ind w:left="3600" w:hanging="360"/>
+      </w:pPr>
+      <w:rPr>
+        <w:rFonts w:ascii="Courier New" w:hAnsi="Courier New" w:cs="Courier New" w:hint="default"/>
+      </w:rPr>
+    </w:lvl>
+    <w:lvl w:ilvl="5" w:tplc="04190005" w:tentative="1">
+      <w:start w:val="1"/>
+      <w:numFmt w:val="bullet"/>
+      <w:lvlText w:val=""/>
+      <w:lvlJc w:val="left"/>
+      <w:pPr>
+        <w:ind w:left="4320" w:hanging="360"/>
+      </w:pPr>
+      <w:rPr>
+        <w:rFonts w:ascii="Wingdings" w:hAnsi="Wingdings" w:hint="default"/>
+      </w:rPr>
+    </w:lvl>
+    <w:lvl w:ilvl="6" w:tplc="04190001" w:tentative="1">
+      <w:start w:val="1"/>
+      <w:numFmt w:val="bullet"/>
+      <w:lvlText w:val=""/>
+      <w:lvlJc w:val="left"/>
+      <w:pPr>
+        <w:ind w:left="5040" w:hanging="360"/>
+      </w:pPr>
+      <w:rPr>
+        <w:rFonts w:ascii="Symbol" w:hAnsi="Symbol" w:hint="default"/>
+      </w:rPr>
+    </w:lvl>
+    <w:lvl w:ilvl="7" w:tplc="04190003" w:tentative="1">
+      <w:start w:val="1"/>
+      <w:numFmt w:val="bullet"/>
+      <w:lvlText w:val="o"/>
+      <w:lvlJc w:val="left"/>
+      <w:pPr>
+        <w:ind w:left="5760" w:hanging="360"/>
+      </w:pPr>
+      <w:rPr>
+        <w:rFonts w:ascii="Courier New" w:hAnsi="Courier New" w:cs="Courier New" w:hint="default"/>
+      </w:rPr>
+    </w:lvl>
+    <w:lvl w:ilvl="8" w:tplc="04190005" w:tentative="1">
+      <w:start w:val="1"/>
+      <w:numFmt w:val="bullet"/>
+      <w:lvlText w:val=""/>
+      <w:lvlJc w:val="left"/>
+      <w:pPr>
+        <w:ind w:left="6480" w:hanging="360"/>
+      </w:pPr>
+      <w:rPr>
+        <w:rFonts w:ascii="Wingdings" w:hAnsi="Wingdings" w:hint="default"/>
+      </w:rPr>
+    </w:lvl>
+  </w:abstractNum>
+  <w:abstractNum w:abstractNumId="36" w15:restartNumberingAfterBreak="0">
+    <w:nsid w:val="74AF20B3"/>
+    <w:multiLevelType w:val="hybridMultilevel"/>
+    <w:tmpl w:val="66867BA0"/>
+    <w:lvl w:ilvl="0" w:tplc="04190005">
+      <w:start w:val="1"/>
+      <w:numFmt w:val="bullet"/>
+      <w:lvlText w:val=""/>
+      <w:lvlJc w:val="left"/>
+      <w:pPr>
+        <w:ind w:left="720" w:hanging="360"/>
+      </w:pPr>
+      <w:rPr>
+        <w:rFonts w:ascii="Wingdings" w:hAnsi="Wingdings" w:hint="default"/>
+      </w:rPr>
+    </w:lvl>
+    <w:lvl w:ilvl="1" w:tplc="04190003" w:tentative="1">
+      <w:start w:val="1"/>
+      <w:numFmt w:val="bullet"/>
+      <w:lvlText w:val="o"/>
+      <w:lvlJc w:val="left"/>
+      <w:pPr>
+        <w:ind w:left="1440" w:hanging="360"/>
+      </w:pPr>
+      <w:rPr>
+        <w:rFonts w:ascii="Courier New" w:hAnsi="Courier New" w:cs="Courier New" w:hint="default"/>
+      </w:rPr>
+    </w:lvl>
+    <w:lvl w:ilvl="2" w:tplc="04190005" w:tentative="1">
+      <w:start w:val="1"/>
+      <w:numFmt w:val="bullet"/>
+      <w:lvlText w:val=""/>
+      <w:lvlJc w:val="left"/>
+      <w:pPr>
+        <w:ind w:left="2160" w:hanging="360"/>
+      </w:pPr>
+      <w:rPr>
+        <w:rFonts w:ascii="Wingdings" w:hAnsi="Wingdings" w:hint="default"/>
+      </w:rPr>
+    </w:lvl>
+    <w:lvl w:ilvl="3" w:tplc="04190001" w:tentative="1">
+      <w:start w:val="1"/>
+      <w:numFmt w:val="bullet"/>
+      <w:lvlText w:val=""/>
+      <w:lvlJc w:val="left"/>
+      <w:pPr>
+        <w:ind w:left="2880" w:hanging="360"/>
+      </w:pPr>
+      <w:rPr>
+        <w:rFonts w:ascii="Symbol" w:hAnsi="Symbol" w:hint="default"/>
+      </w:rPr>
+    </w:lvl>
+    <w:lvl w:ilvl="4" w:tplc="04190003" w:tentative="1">
+      <w:start w:val="1"/>
+      <w:numFmt w:val="bullet"/>
+      <w:lvlText w:val="o"/>
+      <w:lvlJc w:val="left"/>
+      <w:pPr>
+        <w:ind w:left="3600" w:hanging="360"/>
+      </w:pPr>
+      <w:rPr>
+        <w:rFonts w:ascii="Courier New" w:hAnsi="Courier New" w:cs="Courier New" w:hint="default"/>
+      </w:rPr>
+    </w:lvl>
+    <w:lvl w:ilvl="5" w:tplc="04190005" w:tentative="1">
+      <w:start w:val="1"/>
+      <w:numFmt w:val="bullet"/>
+      <w:lvlText w:val=""/>
+      <w:lvlJc w:val="left"/>
+      <w:pPr>
+        <w:ind w:left="4320" w:hanging="360"/>
+      </w:pPr>
+      <w:rPr>
+        <w:rFonts w:ascii="Wingdings" w:hAnsi="Wingdings" w:hint="default"/>
+      </w:rPr>
+    </w:lvl>
+    <w:lvl w:ilvl="6" w:tplc="04190001" w:tentative="1">
+      <w:start w:val="1"/>
+      <w:numFmt w:val="bullet"/>
+      <w:lvlText w:val=""/>
+      <w:lvlJc w:val="left"/>
+      <w:pPr>
+        <w:ind w:left="5040" w:hanging="360"/>
+      </w:pPr>
+      <w:rPr>
+        <w:rFonts w:ascii="Symbol" w:hAnsi="Symbol" w:hint="default"/>
+      </w:rPr>
+    </w:lvl>
+    <w:lvl w:ilvl="7" w:tplc="04190003" w:tentative="1">
+      <w:start w:val="1"/>
+      <w:numFmt w:val="bullet"/>
+      <w:lvlText w:val="o"/>
+      <w:lvlJc w:val="left"/>
+      <w:pPr>
+        <w:ind w:left="5760" w:hanging="360"/>
+      </w:pPr>
+      <w:rPr>
+        <w:rFonts w:ascii="Courier New" w:hAnsi="Courier New" w:cs="Courier New" w:hint="default"/>
+      </w:rPr>
+    </w:lvl>
+    <w:lvl w:ilvl="8" w:tplc="04190005" w:tentative="1">
+      <w:start w:val="1"/>
+      <w:numFmt w:val="bullet"/>
+      <w:lvlText w:val=""/>
+      <w:lvlJc w:val="left"/>
+      <w:pPr>
+        <w:ind w:left="6480" w:hanging="360"/>
+      </w:pPr>
+      <w:rPr>
+        <w:rFonts w:ascii="Wingdings" w:hAnsi="Wingdings" w:hint="default"/>
+      </w:rPr>
+    </w:lvl>
+  </w:abstractNum>
+  <w:abstractNum w:abstractNumId="37" w15:restartNumberingAfterBreak="0">
     <w:nsid w:val="75826094"/>
     <w:multiLevelType w:val="hybridMultilevel"/>
     <w:tmpl w:val="A73C2C6E"/>
@@ -6755,7 +9218,7 @@
       </w:rPr>
     </w:lvl>
   </w:abstractNum>
-  <w:abstractNum w:abstractNumId="20" w15:restartNumberingAfterBreak="0">
+  <w:abstractNum w:abstractNumId="38" w15:restartNumberingAfterBreak="0">
     <w:nsid w:val="75B33695"/>
     <w:multiLevelType w:val="hybridMultilevel"/>
     <w:tmpl w:val="653055F2"/>
@@ -6868,7 +9331,7 @@
       </w:rPr>
     </w:lvl>
   </w:abstractNum>
-  <w:abstractNum w:abstractNumId="21" w15:restartNumberingAfterBreak="0">
+  <w:abstractNum w:abstractNumId="39" w15:restartNumberingAfterBreak="0">
     <w:nsid w:val="7F37375F"/>
     <w:multiLevelType w:val="hybridMultilevel"/>
     <w:tmpl w:val="E4D2E8D4"/>
@@ -6982,70 +9445,124 @@
     </w:lvl>
   </w:abstractNum>
   <w:num w:numId="1">
-    <w:abstractNumId w:val="7"/>
+    <w:abstractNumId w:val="13"/>
   </w:num>
   <w:num w:numId="2">
-    <w:abstractNumId w:val="11"/>
+    <w:abstractNumId w:val="21"/>
   </w:num>
   <w:num w:numId="3">
-    <w:abstractNumId w:val="16"/>
+    <w:abstractNumId w:val="31"/>
   </w:num>
   <w:num w:numId="4">
-    <w:abstractNumId w:val="18"/>
+    <w:abstractNumId w:val="34"/>
   </w:num>
   <w:num w:numId="5">
     <w:abstractNumId w:val="0"/>
   </w:num>
   <w:num w:numId="6">
-    <w:abstractNumId w:val="9"/>
+    <w:abstractNumId w:val="17"/>
   </w:num>
   <w:num w:numId="7">
-    <w:abstractNumId w:val="21"/>
+    <w:abstractNumId w:val="39"/>
   </w:num>
   <w:num w:numId="8">
-    <w:abstractNumId w:val="10"/>
+    <w:abstractNumId w:val="19"/>
   </w:num>
   <w:num w:numId="9">
-    <w:abstractNumId w:val="15"/>
+    <w:abstractNumId w:val="30"/>
   </w:num>
   <w:num w:numId="10">
-    <w:abstractNumId w:val="13"/>
+    <w:abstractNumId w:val="24"/>
   </w:num>
   <w:num w:numId="11">
-    <w:abstractNumId w:val="4"/>
+    <w:abstractNumId w:val="10"/>
   </w:num>
   <w:num w:numId="12">
     <w:abstractNumId w:val="2"/>
   </w:num>
   <w:num w:numId="13">
-    <w:abstractNumId w:val="5"/>
+    <w:abstractNumId w:val="11"/>
   </w:num>
   <w:num w:numId="14">
+    <w:abstractNumId w:val="14"/>
+  </w:num>
+  <w:num w:numId="15">
+    <w:abstractNumId w:val="38"/>
+  </w:num>
+  <w:num w:numId="16">
+    <w:abstractNumId w:val="37"/>
+  </w:num>
+  <w:num w:numId="17">
+    <w:abstractNumId w:val="32"/>
+  </w:num>
+  <w:num w:numId="18">
     <w:abstractNumId w:val="8"/>
   </w:num>
-  <w:num w:numId="15">
-    <w:abstractNumId w:val="20"/>
-  </w:num>
-  <w:num w:numId="16">
-    <w:abstractNumId w:val="19"/>
-  </w:num>
-  <w:num w:numId="17">
-    <w:abstractNumId w:val="17"/>
-  </w:num>
-  <w:num w:numId="18">
-    <w:abstractNumId w:val="3"/>
-  </w:num>
   <w:num w:numId="19">
-    <w:abstractNumId w:val="12"/>
+    <w:abstractNumId w:val="23"/>
   </w:num>
   <w:num w:numId="20">
-    <w:abstractNumId w:val="14"/>
+    <w:abstractNumId w:val="27"/>
   </w:num>
   <w:num w:numId="21">
-    <w:abstractNumId w:val="6"/>
+    <w:abstractNumId w:val="12"/>
   </w:num>
   <w:num w:numId="22">
     <w:abstractNumId w:val="1"/>
+  </w:num>
+  <w:num w:numId="23">
+    <w:abstractNumId w:val="26"/>
+  </w:num>
+  <w:num w:numId="24">
+    <w:abstractNumId w:val="18"/>
+  </w:num>
+  <w:num w:numId="25">
+    <w:abstractNumId w:val="28"/>
+  </w:num>
+  <w:num w:numId="26">
+    <w:abstractNumId w:val="33"/>
+  </w:num>
+  <w:num w:numId="27">
+    <w:abstractNumId w:val="9"/>
+  </w:num>
+  <w:num w:numId="28">
+    <w:abstractNumId w:val="35"/>
+  </w:num>
+  <w:num w:numId="29">
+    <w:abstractNumId w:val="16"/>
+  </w:num>
+  <w:num w:numId="30">
+    <w:abstractNumId w:val="6"/>
+  </w:num>
+  <w:num w:numId="31">
+    <w:abstractNumId w:val="4"/>
+  </w:num>
+  <w:num w:numId="32">
+    <w:abstractNumId w:val="29"/>
+  </w:num>
+  <w:num w:numId="33">
+    <w:abstractNumId w:val="7"/>
+  </w:num>
+  <w:num w:numId="34">
+    <w:abstractNumId w:val="25"/>
+  </w:num>
+  <w:num w:numId="35">
+    <w:abstractNumId w:val="20"/>
+  </w:num>
+  <w:num w:numId="36">
+    <w:abstractNumId w:val="5"/>
+  </w:num>
+  <w:num w:numId="37">
+    <w:abstractNumId w:val="3"/>
+  </w:num>
+  <w:num w:numId="38">
+    <w:abstractNumId w:val="36"/>
+  </w:num>
+  <w:num w:numId="39">
+    <w:abstractNumId w:val="22"/>
+  </w:num>
+  <w:num w:numId="40">
+    <w:abstractNumId w:val="15"/>
   </w:num>
   <w:numIdMacAtCleanup w:val="22"/>
 </w:numbering>
@@ -7861,6 +10378,10 @@
       <w:rFonts w:ascii="Courier New" w:hAnsi="Courier New" w:cs="Courier New"/>
     </w:rPr>
   </w:style>
+  <w:style w:type="character" w:customStyle="1" w:styleId="token">
+    <w:name w:val="token"/>
+    <w:rsid w:val="00C92603"/>
+  </w:style>
 </w:styles>
 </file>
 

--- a/documents/project_concept.docx
+++ b/documents/project_concept.docx
@@ -3357,6 +3357,144 @@
     </w:p>
     <w:p>
       <w:pPr>
+        <w:keepNext/>
+        <w:ind w:left="-1560"/>
+        <w:jc w:val="center"/>
+      </w:pPr>
+      <w:r>
+        <w:rPr>
+          <w:noProof/>
+        </w:rPr>
+        <w:lastRenderedPageBreak/>
+        <w:drawing>
+          <wp:inline distT="0" distB="0" distL="0" distR="0">
+            <wp:extent cx="2971800" cy="6467475"/>
+            <wp:effectExtent l="0" t="0" r="0" b="0"/>
+            <wp:docPr id="1" name="Рисунок 1"/>
+            <wp:cNvGraphicFramePr>
+              <a:graphicFrameLocks xmlns:a="http://schemas.openxmlformats.org/drawingml/2006/main" noChangeAspect="1"/>
+            </wp:cNvGraphicFramePr>
+            <a:graphic xmlns:a="http://schemas.openxmlformats.org/drawingml/2006/main">
+              <a:graphicData uri="http://schemas.openxmlformats.org/drawingml/2006/picture">
+                <pic:pic xmlns:pic="http://schemas.openxmlformats.org/drawingml/2006/picture">
+                  <pic:nvPicPr>
+                    <pic:cNvPr id="0" name="Picture 1"/>
+                    <pic:cNvPicPr>
+                      <a:picLocks noChangeAspect="1" noChangeArrowheads="1"/>
+                    </pic:cNvPicPr>
+                  </pic:nvPicPr>
+                  <pic:blipFill>
+                    <a:blip r:embed="rId7">
+                      <a:extLst>
+                        <a:ext uri="{28A0092B-C50C-407E-A947-70E740481C1C}">
+                          <a14:useLocalDpi xmlns:a14="http://schemas.microsoft.com/office/drawing/2010/main" val="0"/>
+                        </a:ext>
+                      </a:extLst>
+                    </a:blip>
+                    <a:srcRect/>
+                    <a:stretch>
+                      <a:fillRect/>
+                    </a:stretch>
+                  </pic:blipFill>
+                  <pic:spPr bwMode="auto">
+                    <a:xfrm>
+                      <a:off x="0" y="0"/>
+                      <a:ext cx="2971800" cy="6467475"/>
+                    </a:xfrm>
+                    <a:prstGeom prst="rect">
+                      <a:avLst/>
+                    </a:prstGeom>
+                    <a:noFill/>
+                    <a:ln>
+                      <a:noFill/>
+                    </a:ln>
+                  </pic:spPr>
+                </pic:pic>
+              </a:graphicData>
+            </a:graphic>
+          </wp:inline>
+        </w:drawing>
+      </w:r>
+    </w:p>
+    <w:p>
+      <w:pPr>
+        <w:pStyle w:val="af6"/>
+        <w:spacing w:after="240"/>
+        <w:jc w:val="center"/>
+        <w:rPr>
+          <w:b w:val="0"/>
+          <w:bCs w:val="0"/>
+          <w:sz w:val="22"/>
+          <w:szCs w:val="22"/>
+        </w:rPr>
+      </w:pPr>
+      <w:r>
+        <w:rPr>
+          <w:b w:val="0"/>
+          <w:bCs w:val="0"/>
+          <w:sz w:val="22"/>
+          <w:szCs w:val="22"/>
+        </w:rPr>
+        <w:t xml:space="preserve">Рисунок </w:t>
+      </w:r>
+      <w:r>
+        <w:rPr>
+          <w:b w:val="0"/>
+          <w:bCs w:val="0"/>
+          <w:sz w:val="22"/>
+          <w:szCs w:val="22"/>
+        </w:rPr>
+        <w:fldChar w:fldCharType="begin"/>
+      </w:r>
+      <w:r>
+        <w:rPr>
+          <w:b w:val="0"/>
+          <w:bCs w:val="0"/>
+          <w:sz w:val="22"/>
+          <w:szCs w:val="22"/>
+        </w:rPr>
+        <w:instrText xml:space="preserve"> SEQ Рисунок \* ARABIC </w:instrText>
+      </w:r>
+      <w:r>
+        <w:rPr>
+          <w:b w:val="0"/>
+          <w:bCs w:val="0"/>
+          <w:sz w:val="22"/>
+          <w:szCs w:val="22"/>
+        </w:rPr>
+        <w:fldChar w:fldCharType="separate"/>
+      </w:r>
+      <w:r>
+        <w:rPr>
+          <w:b w:val="0"/>
+          <w:bCs w:val="0"/>
+          <w:noProof/>
+          <w:sz w:val="22"/>
+          <w:szCs w:val="22"/>
+        </w:rPr>
+        <w:t>1</w:t>
+      </w:r>
+      <w:r>
+        <w:rPr>
+          <w:b w:val="0"/>
+          <w:bCs w:val="0"/>
+          <w:sz w:val="22"/>
+          <w:szCs w:val="22"/>
+        </w:rPr>
+        <w:fldChar w:fldCharType="end"/>
+      </w:r>
+      <w:r>
+        <w:rPr>
+          <w:b w:val="0"/>
+          <w:bCs w:val="0"/>
+          <w:sz w:val="22"/>
+          <w:szCs w:val="22"/>
+        </w:rPr>
+        <w:t>. Use-Case диаграмма</w:t>
+      </w:r>
+    </w:p>
+    <w:p>
+      <w:pPr>
         <w:pStyle w:val="2"/>
         <w:rPr>
           <w:lang w:val="en-US"/>
@@ -3436,6 +3574,7 @@
         </w:numPr>
       </w:pPr>
       <w:r>
+        <w:lastRenderedPageBreak/>
         <w:t>Система должна отображать доступное для записи время в виде понятного календаря/расписания.</w:t>
       </w:r>
     </w:p>
@@ -3447,7 +3586,6 @@
         </w:numPr>
       </w:pPr>
       <w:r>
-        <w:lastRenderedPageBreak/>
         <w:t>Личный кабинет клиента должен всегда отображать актуальный статус всех его заказов в реальном времени.</w:t>
       </w:r>
     </w:p>
@@ -3680,308 +3818,307 @@
       </w:pPr>
       <w:bookmarkStart w:id="18" w:name="_Toc147596848"/>
       <w:r>
+        <w:t>Рамки</w:t>
+      </w:r>
+      <w:bookmarkEnd w:id="18"/>
+    </w:p>
+    <w:p>
+      <w:pPr>
+        <w:pStyle w:val="2"/>
+      </w:pPr>
+      <w:bookmarkStart w:id="19" w:name="_Toc147596849"/>
+      <w:r>
+        <w:t>Функциональность решения</w:t>
+      </w:r>
+      <w:bookmarkEnd w:id="19"/>
+    </w:p>
+    <w:p>
+      <w:pPr>
+        <w:numPr>
+          <w:ilvl w:val="0"/>
+          <w:numId w:val="35"/>
+        </w:numPr>
+        <w:ind w:left="284" w:hanging="284"/>
+      </w:pPr>
+      <w:r>
+        <w:t>Модуль аутентификации решения:</w:t>
+      </w:r>
+    </w:p>
+    <w:p>
+      <w:pPr>
+        <w:numPr>
+          <w:ilvl w:val="0"/>
+          <w:numId w:val="36"/>
+        </w:numPr>
+      </w:pPr>
+      <w:r>
+        <w:t>Регистрация нового клиента (ФИО, email, телефон, пароль).</w:t>
+      </w:r>
+    </w:p>
+    <w:p>
+      <w:pPr>
+        <w:numPr>
+          <w:ilvl w:val="0"/>
+          <w:numId w:val="36"/>
+        </w:numPr>
+      </w:pPr>
+      <w:r>
+        <w:t>Вход в систему для клиентов и менеджеров.</w:t>
+      </w:r>
+    </w:p>
+    <w:p>
+      <w:pPr>
+        <w:numPr>
+          <w:ilvl w:val="0"/>
+          <w:numId w:val="36"/>
+        </w:numPr>
+      </w:pPr>
+      <w:r>
+        <w:t>Разделение сессий и прав доступа на основе роли (Клиент/Менеджер).</w:t>
+      </w:r>
+    </w:p>
+    <w:p>
+      <w:pPr>
+        <w:numPr>
+          <w:ilvl w:val="0"/>
+          <w:numId w:val="36"/>
+        </w:numPr>
+      </w:pPr>
+      <w:r>
+        <w:t>Безопасное хранение паролей (хэширование).</w:t>
+      </w:r>
+    </w:p>
+    <w:p>
+      <w:pPr>
+        <w:numPr>
+          <w:ilvl w:val="0"/>
+          <w:numId w:val="35"/>
+        </w:numPr>
+        <w:ind w:left="284" w:hanging="284"/>
+      </w:pPr>
+      <w:r>
+        <w:t>Клиентский веб-интерфейс (Личный кабинет клиента):</w:t>
+      </w:r>
+    </w:p>
+    <w:p>
+      <w:pPr>
+        <w:numPr>
+          <w:ilvl w:val="0"/>
+          <w:numId w:val="37"/>
+        </w:numPr>
+      </w:pPr>
+      <w:r>
+        <w:t>Просмотр профиля и возможность редактирования контактных данных.</w:t>
+      </w:r>
+    </w:p>
+    <w:p>
+      <w:pPr>
+        <w:numPr>
+          <w:ilvl w:val="0"/>
+          <w:numId w:val="37"/>
+        </w:numPr>
+      </w:pPr>
+      <w:r>
+        <w:t>Просмотр каталога услуг с ценами.</w:t>
+      </w:r>
+    </w:p>
+    <w:p>
+      <w:pPr>
+        <w:numPr>
+          <w:ilvl w:val="0"/>
+          <w:numId w:val="37"/>
+        </w:numPr>
+      </w:pPr>
+      <w:r>
+        <w:t>Выбор даты и времени для записи из доступных слотов.</w:t>
+      </w:r>
+    </w:p>
+    <w:p>
+      <w:pPr>
+        <w:numPr>
+          <w:ilvl w:val="0"/>
+          <w:numId w:val="37"/>
+        </w:numPr>
+      </w:pPr>
+      <w:r>
         <w:lastRenderedPageBreak/>
-        <w:t>Рамки</w:t>
-      </w:r>
-      <w:bookmarkEnd w:id="18"/>
+        <w:t>Оформление заказа на услугу.</w:t>
+      </w:r>
+    </w:p>
+    <w:p>
+      <w:pPr>
+        <w:numPr>
+          <w:ilvl w:val="0"/>
+          <w:numId w:val="37"/>
+        </w:numPr>
+      </w:pPr>
+      <w:r>
+        <w:t>Просмотр истории заказов в виде списка с детализацией.</w:t>
+      </w:r>
+    </w:p>
+    <w:p>
+      <w:pPr>
+        <w:numPr>
+          <w:ilvl w:val="0"/>
+          <w:numId w:val="37"/>
+        </w:numPr>
+      </w:pPr>
+      <w:r>
+        <w:t>Отслеживание текущего статуса заказа в реальном времени.</w:t>
+      </w:r>
+    </w:p>
+    <w:p>
+      <w:pPr>
+        <w:numPr>
+          <w:ilvl w:val="0"/>
+          <w:numId w:val="37"/>
+        </w:numPr>
+      </w:pPr>
+      <w:r>
+        <w:t>Адаптивный интерфейс для мобильных устройств.</w:t>
+      </w:r>
+    </w:p>
+    <w:p>
+      <w:pPr>
+        <w:numPr>
+          <w:ilvl w:val="0"/>
+          <w:numId w:val="35"/>
+        </w:numPr>
+        <w:ind w:left="284" w:hanging="284"/>
+      </w:pPr>
+      <w:r>
+        <w:t>Веб-интерфейс менеджера (Панель управления):</w:t>
+      </w:r>
+    </w:p>
+    <w:p>
+      <w:pPr>
+        <w:numPr>
+          <w:ilvl w:val="0"/>
+          <w:numId w:val="38"/>
+        </w:numPr>
+      </w:pPr>
+      <w:r>
+        <w:t>Дашборд с ключевыми метками за сегодня.</w:t>
+      </w:r>
+    </w:p>
+    <w:p>
+      <w:pPr>
+        <w:numPr>
+          <w:ilvl w:val="0"/>
+          <w:numId w:val="38"/>
+        </w:numPr>
+      </w:pPr>
+      <w:r>
+        <w:t>Управление расписанием: просмотр в виде календаря/недельной сетки, добавление, редактирование и удаление записей.</w:t>
+      </w:r>
+    </w:p>
+    <w:p>
+      <w:pPr>
+        <w:numPr>
+          <w:ilvl w:val="0"/>
+          <w:numId w:val="38"/>
+        </w:numPr>
+      </w:pPr>
+      <w:r>
+        <w:t>Управление заказами: просмотр списка всех заказов, фильтрация и сортировка, изменение статуса заказа.</w:t>
+      </w:r>
+    </w:p>
+    <w:p>
+      <w:pPr>
+        <w:numPr>
+          <w:ilvl w:val="0"/>
+          <w:numId w:val="38"/>
+        </w:numPr>
+      </w:pPr>
+      <w:r>
+        <w:t>Управление заказами на запчасти: создание заявки на запчасть в рамках заказа, обновление статуса заявки.</w:t>
+      </w:r>
+    </w:p>
+    <w:p>
+      <w:pPr>
+        <w:numPr>
+          <w:ilvl w:val="0"/>
+          <w:numId w:val="38"/>
+        </w:numPr>
+      </w:pPr>
+      <w:r>
+        <w:t>Управление клиентами: просмотр списка клиентов, поиск, просмотр и редактирование профиля клиента, просмотр истории заказов клиента.</w:t>
+      </w:r>
+    </w:p>
+    <w:p>
+      <w:pPr>
+        <w:numPr>
+          <w:ilvl w:val="0"/>
+          <w:numId w:val="35"/>
+        </w:numPr>
+        <w:ind w:left="284" w:hanging="284"/>
+      </w:pPr>
+      <w:r>
+        <w:t>Серверное REST API:</w:t>
+      </w:r>
+    </w:p>
+    <w:p>
+      <w:pPr>
+        <w:numPr>
+          <w:ilvl w:val="0"/>
+          <w:numId w:val="39"/>
+        </w:numPr>
+      </w:pPr>
+      <w:r>
+        <w:t>Конечные точки (endpoints) для всех операций: аутентификация, управление пользователями, услугами, расписанием, заказами, запчастями.</w:t>
+      </w:r>
+    </w:p>
+    <w:p>
+      <w:pPr>
+        <w:numPr>
+          <w:ilvl w:val="0"/>
+          <w:numId w:val="39"/>
+        </w:numPr>
+      </w:pPr>
+      <w:r>
+        <w:t>Валидация входящих данных.</w:t>
+      </w:r>
+    </w:p>
+    <w:p>
+      <w:pPr>
+        <w:numPr>
+          <w:ilvl w:val="0"/>
+          <w:numId w:val="35"/>
+        </w:numPr>
+        <w:ind w:left="284" w:hanging="284"/>
+      </w:pPr>
+      <w:r>
+        <w:t>База данных:</w:t>
+      </w:r>
+    </w:p>
+    <w:p>
+      <w:pPr>
+        <w:numPr>
+          <w:ilvl w:val="0"/>
+          <w:numId w:val="40"/>
+        </w:numPr>
+      </w:pPr>
+      <w:r>
+        <w:t>Хранение информации о: пользователях (клиенты, менеджеры), автомобилях клиентов, услугах, расписании, заказах, статусах заказов, заказах на запчасти.</w:t>
+      </w:r>
+    </w:p>
+    <w:p>
+      <w:pPr>
+        <w:numPr>
+          <w:ilvl w:val="0"/>
+          <w:numId w:val="40"/>
+        </w:numPr>
+      </w:pPr>
+      <w:r>
+        <w:t>Связи между сущностями (например, заказ связан с клиентом, услугой и временным слотом).</w:t>
+      </w:r>
     </w:p>
     <w:p>
       <w:pPr>
         <w:pStyle w:val="2"/>
       </w:pPr>
-      <w:bookmarkStart w:id="19" w:name="_Toc147596849"/>
-      <w:r>
-        <w:t>Функциональность решения</w:t>
-      </w:r>
-      <w:bookmarkEnd w:id="19"/>
-    </w:p>
-    <w:p>
-      <w:pPr>
-        <w:numPr>
-          <w:ilvl w:val="0"/>
-          <w:numId w:val="35"/>
-        </w:numPr>
-        <w:ind w:left="284" w:hanging="284"/>
-      </w:pPr>
-      <w:r>
-        <w:t>Модуль аутентификации решения:</w:t>
-      </w:r>
-    </w:p>
-    <w:p>
-      <w:pPr>
-        <w:numPr>
-          <w:ilvl w:val="0"/>
-          <w:numId w:val="36"/>
-        </w:numPr>
-      </w:pPr>
-      <w:r>
-        <w:t>Регистрация нового клиента (ФИО, email, телефон, пароль).</w:t>
-      </w:r>
-    </w:p>
-    <w:p>
-      <w:pPr>
-        <w:numPr>
-          <w:ilvl w:val="0"/>
-          <w:numId w:val="36"/>
-        </w:numPr>
-      </w:pPr>
-      <w:r>
-        <w:t>Вход в систему для клиентов и менеджеров.</w:t>
-      </w:r>
-    </w:p>
-    <w:p>
-      <w:pPr>
-        <w:numPr>
-          <w:ilvl w:val="0"/>
-          <w:numId w:val="36"/>
-        </w:numPr>
-      </w:pPr>
-      <w:r>
-        <w:t>Разделение сессий и прав доступа на основе роли (Клиент/Менеджер).</w:t>
-      </w:r>
-    </w:p>
-    <w:p>
-      <w:pPr>
-        <w:numPr>
-          <w:ilvl w:val="0"/>
-          <w:numId w:val="36"/>
-        </w:numPr>
-      </w:pPr>
-      <w:r>
-        <w:t>Безопасное хранение паролей (хэширование).</w:t>
-      </w:r>
-    </w:p>
-    <w:p>
-      <w:pPr>
-        <w:numPr>
-          <w:ilvl w:val="0"/>
-          <w:numId w:val="35"/>
-        </w:numPr>
-        <w:ind w:left="284" w:hanging="284"/>
-      </w:pPr>
-      <w:r>
-        <w:t>Клиентский веб-интерфейс (Личный кабинет клиента):</w:t>
-      </w:r>
-    </w:p>
-    <w:p>
-      <w:pPr>
-        <w:numPr>
-          <w:ilvl w:val="0"/>
-          <w:numId w:val="37"/>
-        </w:numPr>
-      </w:pPr>
-      <w:r>
-        <w:t>Просмотр профиля и возможность редактирования контактных данных.</w:t>
-      </w:r>
-    </w:p>
-    <w:p>
-      <w:pPr>
-        <w:numPr>
-          <w:ilvl w:val="0"/>
-          <w:numId w:val="37"/>
-        </w:numPr>
-      </w:pPr>
-      <w:r>
-        <w:t>Просмотр каталога услуг с ценами.</w:t>
-      </w:r>
-    </w:p>
-    <w:p>
-      <w:pPr>
-        <w:numPr>
-          <w:ilvl w:val="0"/>
-          <w:numId w:val="37"/>
-        </w:numPr>
-      </w:pPr>
-      <w:r>
-        <w:t>Выбор даты и времени для записи из доступных слотов.</w:t>
-      </w:r>
-    </w:p>
-    <w:p>
-      <w:pPr>
-        <w:numPr>
-          <w:ilvl w:val="0"/>
-          <w:numId w:val="37"/>
-        </w:numPr>
-      </w:pPr>
-      <w:r>
-        <w:t>Оформление заказа на услугу.</w:t>
-      </w:r>
-    </w:p>
-    <w:p>
-      <w:pPr>
-        <w:numPr>
-          <w:ilvl w:val="0"/>
-          <w:numId w:val="37"/>
-        </w:numPr>
-      </w:pPr>
-      <w:r>
-        <w:t>Просмотр истории заказов в виде списка с детализацией.</w:t>
-      </w:r>
-    </w:p>
-    <w:p>
-      <w:pPr>
-        <w:numPr>
-          <w:ilvl w:val="0"/>
-          <w:numId w:val="37"/>
-        </w:numPr>
-      </w:pPr>
-      <w:r>
-        <w:t>Отслеживание текущего статуса заказа в реальном времени.</w:t>
-      </w:r>
-    </w:p>
-    <w:p>
-      <w:pPr>
-        <w:numPr>
-          <w:ilvl w:val="0"/>
-          <w:numId w:val="37"/>
-        </w:numPr>
-      </w:pPr>
-      <w:r>
-        <w:t>Адаптивный интерфейс для мобильных устройств.</w:t>
-      </w:r>
-    </w:p>
-    <w:p>
-      <w:pPr>
-        <w:numPr>
-          <w:ilvl w:val="0"/>
-          <w:numId w:val="35"/>
-        </w:numPr>
-        <w:ind w:left="284" w:hanging="284"/>
-      </w:pPr>
-      <w:r>
-        <w:t>Веб-интерфейс менеджера (Панель управления):</w:t>
-      </w:r>
-    </w:p>
-    <w:p>
-      <w:pPr>
-        <w:numPr>
-          <w:ilvl w:val="0"/>
-          <w:numId w:val="38"/>
-        </w:numPr>
-      </w:pPr>
-      <w:r>
-        <w:t>Дашборд с ключевыми метками за сегодня.</w:t>
-      </w:r>
-    </w:p>
-    <w:p>
-      <w:pPr>
-        <w:numPr>
-          <w:ilvl w:val="0"/>
-          <w:numId w:val="38"/>
-        </w:numPr>
-      </w:pPr>
-      <w:r>
-        <w:t>Управление расписанием: просмотр в виде календаря/недельной сетки, добавление, редактирование и удаление записей.</w:t>
-      </w:r>
-    </w:p>
-    <w:p>
-      <w:pPr>
-        <w:numPr>
-          <w:ilvl w:val="0"/>
-          <w:numId w:val="38"/>
-        </w:numPr>
-      </w:pPr>
-      <w:r>
-        <w:t>Управление заказами: просмотр списка всех заказов, фильтрация и сортировка, изменение статуса заказа.</w:t>
-      </w:r>
-    </w:p>
-    <w:p>
-      <w:pPr>
-        <w:numPr>
-          <w:ilvl w:val="0"/>
-          <w:numId w:val="38"/>
-        </w:numPr>
-      </w:pPr>
-      <w:r>
-        <w:t>Управление заказами на запчасти: создание заявки на запчасть в рамках заказа, обновление статуса заявки.</w:t>
-      </w:r>
-    </w:p>
-    <w:p>
-      <w:pPr>
-        <w:numPr>
-          <w:ilvl w:val="0"/>
-          <w:numId w:val="38"/>
-        </w:numPr>
-      </w:pPr>
-      <w:r>
-        <w:t>Управление клиентами: просмотр списка клиентов, поиск, просмотр и редактирование профиля клиента, просмотр истории заказов клиента.</w:t>
-      </w:r>
-    </w:p>
-    <w:p>
-      <w:pPr>
-        <w:numPr>
-          <w:ilvl w:val="0"/>
-          <w:numId w:val="35"/>
-        </w:numPr>
-        <w:ind w:left="284" w:hanging="284"/>
-      </w:pPr>
-      <w:r>
-        <w:t>Серверное REST API:</w:t>
-      </w:r>
-    </w:p>
-    <w:p>
-      <w:pPr>
-        <w:numPr>
-          <w:ilvl w:val="0"/>
-          <w:numId w:val="39"/>
-        </w:numPr>
-      </w:pPr>
-      <w:r>
-        <w:t>Конечные точки (endpoints) для всех операций: аутентификация, управление пользователями, услугами, расписанием, заказами, запчастями.</w:t>
-      </w:r>
-    </w:p>
-    <w:p>
-      <w:pPr>
-        <w:numPr>
-          <w:ilvl w:val="0"/>
-          <w:numId w:val="39"/>
-        </w:numPr>
-      </w:pPr>
-      <w:r>
-        <w:t>Валидация входящих данных.</w:t>
-      </w:r>
-    </w:p>
-    <w:p>
-      <w:pPr>
-        <w:numPr>
-          <w:ilvl w:val="0"/>
-          <w:numId w:val="35"/>
-        </w:numPr>
-        <w:ind w:left="284" w:hanging="284"/>
-      </w:pPr>
-      <w:r>
-        <w:t>База данных:</w:t>
-      </w:r>
-    </w:p>
-    <w:p>
-      <w:pPr>
-        <w:numPr>
-          <w:ilvl w:val="0"/>
-          <w:numId w:val="40"/>
-        </w:numPr>
-      </w:pPr>
-      <w:r>
-        <w:t>Хранение информации о: пользователях (клиенты, менеджеры), автомобилях клиентов, услугах, расписании, заказах, статусах заказов, заказах на запчасти.</w:t>
-      </w:r>
-    </w:p>
-    <w:p>
-      <w:pPr>
-        <w:numPr>
-          <w:ilvl w:val="0"/>
-          <w:numId w:val="40"/>
-        </w:numPr>
-      </w:pPr>
-      <w:r>
-        <w:t>Связи между сущностями (например, заказ связан с клиентом, услугой и временным слотом).</w:t>
-      </w:r>
-    </w:p>
-    <w:p>
-      <w:pPr>
-        <w:pStyle w:val="2"/>
-      </w:pPr>
       <w:bookmarkStart w:id="20" w:name="_Toc147596850"/>
       <w:r>
-        <w:lastRenderedPageBreak/>
         <w:t>За рамками решения</w:t>
       </w:r>
       <w:bookmarkEnd w:id="20"/>
@@ -4239,6 +4376,7 @@
           <w:rFonts w:ascii="Times New Roman" w:hAnsi="Times New Roman" w:cs="Times New Roman"/>
           <w:sz w:val="24"/>
         </w:rPr>
+        <w:lastRenderedPageBreak/>
         <w:t>Система развернута на доступном сервере и может быть продемонстрирована в работе.</w:t>
       </w:r>
     </w:p>
@@ -4371,18 +4509,13 @@
       <w:bookmarkEnd w:id="23"/>
     </w:p>
     <w:p>
-      <w:pPr>
-        <w:rPr>
-          <w:lang w:val="en-US"/>
-        </w:rPr>
-      </w:pPr>
       <w:r>
         <w:t>Будет использована многоуровневая архитектура</w:t>
       </w:r>
       <w:r>
-        <w:rPr>
-          <w:lang w:val="en-US"/>
-        </w:rPr>
+        <w:t xml:space="preserve"> (см. рисунок 2)</w:t>
+      </w:r>
+      <w:r>
         <w:t>:</w:t>
       </w:r>
     </w:p>
@@ -4461,7 +4594,6 @@
           <w:rFonts w:ascii="Times New Roman" w:hAnsi="Times New Roman" w:cs="Times New Roman"/>
           <w:sz w:val="24"/>
         </w:rPr>
-        <w:lastRenderedPageBreak/>
         <w:t>Уровень данных (Data Access Layer): Реляционная база данных SQLite (для разработки и демонстрации) с возможностью миграции на PostgreSQL. Доступ к данным осуществляется через Django ORM.</w:t>
       </w:r>
     </w:p>
@@ -4471,16 +4603,157 @@
         <w:wordWrap w:val="0"/>
         <w:spacing w:line="330" w:lineRule="atLeast"/>
         <w:rPr>
+          <w:rFonts w:ascii="Times New Roman" w:hAnsi="Times New Roman" w:cs="Times New Roman"/>
+          <w:sz w:val="24"/>
+        </w:rPr>
+      </w:pPr>
+      <w:r>
+        <w:rPr>
+          <w:rFonts w:ascii="Times New Roman" w:hAnsi="Times New Roman" w:cs="Times New Roman"/>
+          <w:sz w:val="24"/>
+        </w:rPr>
+        <w:t xml:space="preserve"> (На этапе проектирования будут разработаны и приложены соответствующие диаграммы UML).</w:t>
+      </w:r>
+    </w:p>
+    <w:p>
+      <w:pPr>
+        <w:pStyle w:val="HTML"/>
+        <w:keepNext/>
+        <w:wordWrap w:val="0"/>
+        <w:spacing w:before="360" w:line="330" w:lineRule="atLeast"/>
+        <w:ind w:left="-851"/>
+      </w:pPr>
+      <w:r>
+        <w:rPr>
+          <w:noProof/>
+        </w:rPr>
+        <w:lastRenderedPageBreak/>
+        <w:drawing>
+          <wp:inline distT="0" distB="0" distL="0" distR="0">
+            <wp:extent cx="6591300" cy="3438525"/>
+            <wp:effectExtent l="0" t="0" r="0" b="0"/>
+            <wp:docPr id="2" name="Рисунок 2"/>
+            <wp:cNvGraphicFramePr>
+              <a:graphicFrameLocks xmlns:a="http://schemas.openxmlformats.org/drawingml/2006/main" noChangeAspect="1"/>
+            </wp:cNvGraphicFramePr>
+            <a:graphic xmlns:a="http://schemas.openxmlformats.org/drawingml/2006/main">
+              <a:graphicData uri="http://schemas.openxmlformats.org/drawingml/2006/picture">
+                <pic:pic xmlns:pic="http://schemas.openxmlformats.org/drawingml/2006/picture">
+                  <pic:nvPicPr>
+                    <pic:cNvPr id="0" name="Picture 2"/>
+                    <pic:cNvPicPr>
+                      <a:picLocks noChangeAspect="1" noChangeArrowheads="1"/>
+                    </pic:cNvPicPr>
+                  </pic:nvPicPr>
+                  <pic:blipFill>
+                    <a:blip r:embed="rId8">
+                      <a:extLst>
+                        <a:ext uri="{28A0092B-C50C-407E-A947-70E740481C1C}">
+                          <a14:useLocalDpi xmlns:a14="http://schemas.microsoft.com/office/drawing/2010/main" val="0"/>
+                        </a:ext>
+                      </a:extLst>
+                    </a:blip>
+                    <a:srcRect/>
+                    <a:stretch>
+                      <a:fillRect/>
+                    </a:stretch>
+                  </pic:blipFill>
+                  <pic:spPr bwMode="auto">
+                    <a:xfrm>
+                      <a:off x="0" y="0"/>
+                      <a:ext cx="6591300" cy="3438525"/>
+                    </a:xfrm>
+                    <a:prstGeom prst="rect">
+                      <a:avLst/>
+                    </a:prstGeom>
+                    <a:noFill/>
+                    <a:ln>
+                      <a:noFill/>
+                    </a:ln>
+                  </pic:spPr>
+                </pic:pic>
+              </a:graphicData>
+            </a:graphic>
+          </wp:inline>
+        </w:drawing>
+      </w:r>
+    </w:p>
+    <w:p>
+      <w:pPr>
+        <w:pStyle w:val="af6"/>
+        <w:jc w:val="center"/>
+        <w:rPr>
           <w:rFonts w:ascii="Consolas" w:hAnsi="Consolas"/>
+          <w:b w:val="0"/>
+          <w:bCs w:val="0"/>
           <w:color w:val="0F1115"/>
-        </w:rPr>
-      </w:pPr>
-      <w:r>
-        <w:rPr>
-          <w:rFonts w:ascii="Times New Roman" w:hAnsi="Times New Roman" w:cs="Times New Roman"/>
-          <w:sz w:val="24"/>
-        </w:rPr>
-        <w:t xml:space="preserve"> (На этапе проектирования будут разработаны и приложены соответствующие диаграммы UML).</w:t>
+          <w:sz w:val="22"/>
+          <w:szCs w:val="22"/>
+        </w:rPr>
+      </w:pPr>
+      <w:r>
+        <w:rPr>
+          <w:b w:val="0"/>
+          <w:bCs w:val="0"/>
+          <w:sz w:val="22"/>
+          <w:szCs w:val="22"/>
+        </w:rPr>
+        <w:t xml:space="preserve">Рисунок </w:t>
+      </w:r>
+      <w:r>
+        <w:rPr>
+          <w:b w:val="0"/>
+          <w:bCs w:val="0"/>
+          <w:sz w:val="22"/>
+          <w:szCs w:val="22"/>
+        </w:rPr>
+        <w:fldChar w:fldCharType="begin"/>
+      </w:r>
+      <w:r>
+        <w:rPr>
+          <w:b w:val="0"/>
+          <w:bCs w:val="0"/>
+          <w:sz w:val="22"/>
+          <w:szCs w:val="22"/>
+        </w:rPr>
+        <w:instrText xml:space="preserve"> SEQ Рисунок \* ARABIC </w:instrText>
+      </w:r>
+      <w:r>
+        <w:rPr>
+          <w:b w:val="0"/>
+          <w:bCs w:val="0"/>
+          <w:sz w:val="22"/>
+          <w:szCs w:val="22"/>
+        </w:rPr>
+        <w:fldChar w:fldCharType="separate"/>
+      </w:r>
+      <w:r>
+        <w:rPr>
+          <w:b w:val="0"/>
+          <w:bCs w:val="0"/>
+          <w:noProof/>
+          <w:sz w:val="22"/>
+          <w:szCs w:val="22"/>
+        </w:rPr>
+        <w:t>2</w:t>
+      </w:r>
+      <w:r>
+        <w:rPr>
+          <w:b w:val="0"/>
+          <w:bCs w:val="0"/>
+          <w:sz w:val="22"/>
+          <w:szCs w:val="22"/>
+        </w:rPr>
+        <w:fldChar w:fldCharType="end"/>
+      </w:r>
+      <w:r>
+        <w:rPr>
+          <w:b w:val="0"/>
+          <w:bCs w:val="0"/>
+          <w:sz w:val="22"/>
+          <w:szCs w:val="22"/>
+        </w:rPr>
+        <w:t>. Диаграмма компонентов.</w:t>
       </w:r>
     </w:p>
     <w:p>
@@ -4885,6 +5158,7 @@
           <w:rFonts w:ascii="Times New Roman" w:hAnsi="Times New Roman" w:cs="Times New Roman"/>
           <w:sz w:val="24"/>
         </w:rPr>
+        <w:lastRenderedPageBreak/>
         <w:t xml:space="preserve">Деплой: </w:t>
       </w:r>
       <w:r>
@@ -4904,7 +5178,7 @@
     </w:p>
     <w:p/>
     <w:sectPr>
-      <w:footerReference w:type="default" r:id="rId7"/>
+      <w:footerReference w:type="default" r:id="rId9"/>
       <w:pgSz w:w="11906" w:h="16838"/>
       <w:pgMar w:top="1418" w:right="1134" w:bottom="1418" w:left="1701" w:header="567" w:footer="284" w:gutter="0"/>
       <w:cols w:space="720"/>
@@ -10382,6 +10656,19 @@
     <w:name w:val="token"/>
     <w:rsid w:val="00C92603"/>
   </w:style>
+  <w:style w:type="paragraph" w:styleId="af6">
+    <w:name w:val="caption"/>
+    <w:basedOn w:val="a"/>
+    <w:next w:val="a"/>
+    <w:unhideWhenUsed/>
+    <w:qFormat/>
+    <w:rsid w:val="00A06816"/>
+    <w:rPr>
+      <w:b/>
+      <w:bCs/>
+      <w:sz w:val="20"/>
+    </w:rPr>
+  </w:style>
 </w:styles>
 </file>
 

--- a/documents/project_concept.docx
+++ b/documents/project_concept.docx
@@ -355,6 +355,8 @@
           <w:sz w:val="28"/>
         </w:rPr>
       </w:pPr>
+      <w:bookmarkStart w:id="0" w:name="_GoBack"/>
+      <w:bookmarkEnd w:id="0"/>
     </w:p>
     <w:p>
       <w:pPr>
@@ -516,7 +518,6 @@
     <w:p/>
     <w:p>
       <w:pPr>
-        <w:spacing w:after="0" w:line="360" w:lineRule="auto"/>
         <w:ind w:left="5812"/>
         <w:rPr>
           <w:b/>
@@ -533,7 +534,6 @@
     </w:p>
     <w:p>
       <w:pPr>
-        <w:spacing w:after="0" w:line="360" w:lineRule="auto"/>
         <w:ind w:left="5812"/>
       </w:pPr>
       <w:r>
@@ -542,7 +542,6 @@
     </w:p>
     <w:p>
       <w:pPr>
-        <w:spacing w:after="0" w:line="360" w:lineRule="auto"/>
         <w:ind w:left="5812"/>
       </w:pPr>
       <w:proofErr w:type="spellStart"/>
@@ -556,7 +555,6 @@
     </w:p>
     <w:p>
       <w:pPr>
-        <w:spacing w:after="0" w:line="360" w:lineRule="auto"/>
         <w:ind w:left="5812"/>
       </w:pPr>
       <w:r>
@@ -565,7 +563,6 @@
     </w:p>
     <w:p>
       <w:pPr>
-        <w:spacing w:after="0" w:line="360" w:lineRule="auto"/>
         <w:ind w:left="5812"/>
       </w:pPr>
       <w:r>
@@ -574,7 +571,6 @@
     </w:p>
     <w:p>
       <w:pPr>
-        <w:spacing w:after="0" w:line="360" w:lineRule="auto"/>
         <w:ind w:left="5812"/>
       </w:pPr>
       <w:r>
@@ -583,7 +579,6 @@
     </w:p>
     <w:p>
       <w:pPr>
-        <w:spacing w:after="0" w:line="360" w:lineRule="auto"/>
         <w:ind w:left="5812"/>
       </w:pPr>
       <w:r>
@@ -592,7 +587,7 @@
     </w:p>
     <w:p>
       <w:pPr>
-        <w:spacing w:before="240" w:after="0" w:line="360" w:lineRule="auto"/>
+        <w:spacing w:before="240"/>
         <w:ind w:left="5812"/>
         <w:rPr>
           <w:b/>
@@ -609,7 +604,6 @@
     </w:p>
     <w:p>
       <w:pPr>
-        <w:spacing w:after="0" w:line="360" w:lineRule="auto"/>
         <w:ind w:left="5812"/>
       </w:pPr>
       <w:r>
@@ -627,7 +621,6 @@
     </w:p>
     <w:p>
       <w:pPr>
-        <w:spacing w:after="0" w:line="360" w:lineRule="auto"/>
         <w:ind w:left="5812"/>
       </w:pPr>
       <w:r>
@@ -636,7 +629,6 @@
     </w:p>
     <w:p>
       <w:pPr>
-        <w:spacing w:after="0" w:line="360" w:lineRule="auto"/>
         <w:ind w:left="5812"/>
       </w:pPr>
       <w:r>
@@ -695,10 +687,10 @@
         <w:t>Содержание</w:t>
       </w:r>
     </w:p>
-    <w:bookmarkStart w:id="0" w:name="_Toc114815999"/>
-    <w:bookmarkStart w:id="1" w:name="_Toc114823010"/>
-    <w:bookmarkStart w:id="2" w:name="_Toc115845556"/>
-    <w:bookmarkStart w:id="3" w:name="_Toc115845555"/>
+    <w:bookmarkStart w:id="1" w:name="_Toc114815999"/>
+    <w:bookmarkStart w:id="2" w:name="_Toc114823010"/>
+    <w:bookmarkStart w:id="3" w:name="_Toc115845556"/>
+    <w:bookmarkStart w:id="4" w:name="_Toc115845555"/>
     <w:p>
       <w:pPr>
         <w:pStyle w:val="11"/>
@@ -2798,7 +2790,7 @@
         </w:rPr>
         <w:br w:type="page"/>
       </w:r>
-      <w:bookmarkStart w:id="4" w:name="_Toc215160496"/>
+      <w:bookmarkStart w:id="5" w:name="_Toc215160496"/>
       <w:r>
         <w:rPr>
           <w:rFonts w:ascii="Times New Roman" w:hAnsi="Times New Roman"/>
@@ -2816,7 +2808,7 @@
         </w:rPr>
         <w:t xml:space="preserve"> проекта</w:t>
       </w:r>
-      <w:bookmarkEnd w:id="4"/>
+      <w:bookmarkEnd w:id="5"/>
     </w:p>
     <w:p>
       <w:pPr>
@@ -2827,7 +2819,7 @@
           <w:szCs w:val="28"/>
         </w:rPr>
       </w:pPr>
-      <w:bookmarkStart w:id="5" w:name="_Toc215160497"/>
+      <w:bookmarkStart w:id="6" w:name="_Toc215160497"/>
       <w:r>
         <w:rPr>
           <w:sz w:val="28"/>
@@ -2835,7 +2827,7 @@
         </w:rPr>
         <w:t>Обоснование необходимости</w:t>
       </w:r>
-      <w:bookmarkEnd w:id="5"/>
+      <w:bookmarkEnd w:id="6"/>
     </w:p>
     <w:p>
       <w:pPr>
@@ -2855,7 +2847,7 @@
           <w:szCs w:val="28"/>
         </w:rPr>
       </w:pPr>
-      <w:bookmarkStart w:id="6" w:name="_Toc215160498"/>
+      <w:bookmarkStart w:id="7" w:name="_Toc215160498"/>
       <w:r>
         <w:rPr>
           <w:sz w:val="28"/>
@@ -2863,7 +2855,7 @@
         </w:rPr>
         <w:t>Видение проекта</w:t>
       </w:r>
-      <w:bookmarkEnd w:id="6"/>
+      <w:bookmarkEnd w:id="7"/>
     </w:p>
     <w:p>
       <w:pPr>
@@ -2890,7 +2882,7 @@
           <w:lang w:val="en-US"/>
         </w:rPr>
       </w:pPr>
-      <w:bookmarkStart w:id="7" w:name="_Toc215160499"/>
+      <w:bookmarkStart w:id="8" w:name="_Toc215160499"/>
       <w:r>
         <w:rPr>
           <w:sz w:val="28"/>
@@ -2913,7 +2905,7 @@
         </w:rPr>
         <w:t>выгод</w:t>
       </w:r>
-      <w:bookmarkEnd w:id="7"/>
+      <w:bookmarkEnd w:id="8"/>
     </w:p>
     <w:p>
       <w:pPr>
@@ -3124,7 +3116,7 @@
           <w:szCs w:val="32"/>
         </w:rPr>
       </w:pPr>
-      <w:bookmarkStart w:id="8" w:name="_Toc215160500"/>
+      <w:bookmarkStart w:id="9" w:name="_Toc215160500"/>
       <w:r>
         <w:rPr>
           <w:rFonts w:ascii="Times New Roman" w:hAnsi="Times New Roman"/>
@@ -3151,7 +3143,7 @@
         </w:rPr>
         <w:t>решения</w:t>
       </w:r>
-      <w:bookmarkEnd w:id="8"/>
+      <w:bookmarkEnd w:id="9"/>
     </w:p>
     <w:p>
       <w:pPr>
@@ -3162,7 +3154,7 @@
           <w:szCs w:val="28"/>
         </w:rPr>
       </w:pPr>
-      <w:bookmarkStart w:id="9" w:name="_Toc215160501"/>
+      <w:bookmarkStart w:id="10" w:name="_Toc215160501"/>
       <w:r>
         <w:rPr>
           <w:sz w:val="28"/>
@@ -3184,7 +3176,7 @@
         </w:rPr>
         <w:t>Задачи</w:t>
       </w:r>
-      <w:bookmarkEnd w:id="9"/>
+      <w:bookmarkEnd w:id="10"/>
     </w:p>
     <w:p>
       <w:pPr>
@@ -3385,7 +3377,7 @@
           <w:lang w:val="en-US"/>
         </w:rPr>
       </w:pPr>
-      <w:bookmarkStart w:id="10" w:name="_Toc215160502"/>
+      <w:bookmarkStart w:id="11" w:name="_Toc215160502"/>
       <w:r>
         <w:rPr>
           <w:sz w:val="28"/>
@@ -3415,7 +3407,7 @@
         </w:rPr>
         <w:t>Ограничения</w:t>
       </w:r>
-      <w:bookmarkEnd w:id="10"/>
+      <w:bookmarkEnd w:id="11"/>
     </w:p>
     <w:p>
       <w:pPr>
@@ -3580,7 +3572,7 @@
           <w:szCs w:val="28"/>
         </w:rPr>
       </w:pPr>
-      <w:bookmarkStart w:id="11" w:name="_Toc215160503"/>
+      <w:bookmarkStart w:id="12" w:name="_Toc215160503"/>
       <w:r>
         <w:rPr>
           <w:sz w:val="28"/>
@@ -3589,18 +3581,18 @@
         <w:lastRenderedPageBreak/>
         <w:t>Анализ использования</w:t>
       </w:r>
-      <w:bookmarkEnd w:id="11"/>
+      <w:bookmarkEnd w:id="12"/>
     </w:p>
     <w:p>
       <w:pPr>
         <w:pStyle w:val="3"/>
         <w:spacing w:before="240"/>
       </w:pPr>
-      <w:bookmarkStart w:id="12" w:name="_Toc215160504"/>
+      <w:bookmarkStart w:id="13" w:name="_Toc215160504"/>
       <w:r>
         <w:t>Пользователи</w:t>
       </w:r>
-      <w:bookmarkEnd w:id="12"/>
+      <w:bookmarkEnd w:id="13"/>
     </w:p>
     <w:p>
       <w:pPr>
@@ -3668,11 +3660,11 @@
         <w:pStyle w:val="3"/>
         <w:spacing w:before="240"/>
       </w:pPr>
-      <w:bookmarkStart w:id="13" w:name="_Toc215160505"/>
+      <w:bookmarkStart w:id="14" w:name="_Toc215160505"/>
       <w:r>
         <w:t>Сценарии использования</w:t>
       </w:r>
-      <w:bookmarkEnd w:id="13"/>
+      <w:bookmarkEnd w:id="14"/>
     </w:p>
     <w:p>
       <w:pPr>
@@ -4594,7 +4586,7 @@
           <w:lang w:val="en-US"/>
         </w:rPr>
       </w:pPr>
-      <w:bookmarkStart w:id="14" w:name="_Toc215160506"/>
+      <w:bookmarkStart w:id="15" w:name="_Toc215160506"/>
       <w:r>
         <w:rPr>
           <w:sz w:val="28"/>
@@ -4602,7 +4594,7 @@
         </w:rPr>
         <w:t>Требования</w:t>
       </w:r>
-      <w:bookmarkEnd w:id="14"/>
+      <w:bookmarkEnd w:id="15"/>
     </w:p>
     <w:p>
       <w:pPr>
@@ -4612,14 +4604,14 @@
           <w:szCs w:val="28"/>
         </w:rPr>
       </w:pPr>
-      <w:bookmarkStart w:id="15" w:name="_Toc215160507"/>
+      <w:bookmarkStart w:id="16" w:name="_Toc215160507"/>
       <w:r>
         <w:rPr>
           <w:szCs w:val="28"/>
         </w:rPr>
         <w:t>Требования пользователей</w:t>
       </w:r>
-      <w:bookmarkEnd w:id="15"/>
+      <w:bookmarkEnd w:id="16"/>
     </w:p>
     <w:p>
       <w:pPr>
@@ -4868,14 +4860,14 @@
           <w:szCs w:val="28"/>
         </w:rPr>
       </w:pPr>
-      <w:bookmarkStart w:id="16" w:name="_Toc215160508"/>
+      <w:bookmarkStart w:id="17" w:name="_Toc215160508"/>
       <w:r>
         <w:rPr>
           <w:szCs w:val="28"/>
         </w:rPr>
         <w:t>Системные требования</w:t>
       </w:r>
-      <w:bookmarkEnd w:id="16"/>
+      <w:bookmarkEnd w:id="17"/>
     </w:p>
     <w:p>
       <w:pPr>
@@ -4895,7 +4887,6 @@
         </w:numPr>
         <w:spacing w:after="0" w:line="360" w:lineRule="auto"/>
       </w:pPr>
-      <w:bookmarkStart w:id="17" w:name="_GoBack"/>
       <w:r>
         <w:t>Система должна быть реализована как веб-приложение.</w:t>
       </w:r>
@@ -4944,7 +4935,6 @@
       <w:r>
         <w:t>Система должна быть развернута на доступном сервере.</w:t>
       </w:r>
-      <w:bookmarkEnd w:id="17"/>
       <w:r>
         <w:br w:type="page"/>
       </w:r>
@@ -6185,10 +6175,10 @@
         </w:rPr>
       </w:pPr>
       <w:bookmarkStart w:id="24" w:name="_Toc215160515"/>
-      <w:bookmarkEnd w:id="0"/>
       <w:bookmarkEnd w:id="1"/>
       <w:bookmarkEnd w:id="2"/>
       <w:bookmarkEnd w:id="3"/>
+      <w:bookmarkEnd w:id="4"/>
       <w:r>
         <w:rPr>
           <w:sz w:val="28"/>
@@ -12066,7 +12056,7 @@
 </file>
 
 <file path=customXml/itemProps1.xml><?xml version="1.0" encoding="utf-8"?>
-<ds:datastoreItem xmlns:ds="http://schemas.openxmlformats.org/officeDocument/2006/customXml" ds:itemID="{898CC6F3-4569-4040-B6B7-EF2942B5BECA}">
+<ds:datastoreItem xmlns:ds="http://schemas.openxmlformats.org/officeDocument/2006/customXml" ds:itemID="{C495CCC3-E9C6-42FF-A065-C81CFC4D50E4}">
   <ds:schemaRefs>
     <ds:schemaRef ds:uri="http://schemas.openxmlformats.org/officeDocument/2006/bibliography"/>
   </ds:schemaRefs>
